--- a/downloads/student/ai-1-week-26.docx
+++ b/downloads/student/ai-1-week-26.docx
@@ -1880,6 +1880,16 @@
       </w:r>
     </w:p>
     <w:p>
+      <w:r>
+        <w:t>Read the labelled picture: What must happen if B instead conflicts with another equally authoritative duration record?</w:t>
+      </w:r>
+    </w:p>
+    <w:p>
+      <w:r>
+        <w:t>Change one thing: Add source B naming the same exhibit duration 20 minutes, with B declared current and authoritative. Predict the result before checking the explanation. What remains the same?</w:t>
+      </w:r>
+    </w:p>
+    <w:p>
       <w:pPr>
         <w:pStyle w:val="Heading1"/>
       </w:pPr>
@@ -3633,6 +3643,187 @@
     <w:p>
       <w:r>
         <w:t>Attempt the independent case before hints. Record whether you worked alone, used a hint or followed a model. After feedback, fix the first unsupported step and explain why it changed. A later check uses a changed case, not a copied answer.</w:t>
+      </w:r>
+    </w:p>
+    <w:p>
+      <w:pPr>
+        <w:pStyle w:val="Heading1"/>
+      </w:pPr>
+      <w:r>
+        <w:t>15. Your lesson route</w:t>
+      </w:r>
+    </w:p>
+    <w:p>
+      <w:r>
+        <w:t>Start with this question: A fictional club needs a short exhibit card, without guesses.</w:t>
+      </w:r>
+    </w:p>
+    <w:tbl>
+      <w:tblPr>
+        <w:tblStyle w:val="LightShading-Accent1"/>
+        <w:tblW w:type="auto" w:w="0"/>
+        <w:tblLook w:firstColumn="1" w:firstRow="1" w:lastColumn="0" w:lastRow="0" w:noHBand="0" w:noVBand="1" w:val="04A0"/>
+      </w:tblPr>
+      <w:tblGrid>
+        <w:gridCol w:w="5112"/>
+        <w:gridCol w:w="5112"/>
+      </w:tblGrid>
+      <w:tr>
+        <w:trPr>
+          <w:tblHeader/>
+        </w:trPr>
+        <w:tc>
+          <w:tcPr>
+            <w:tcW w:type="dxa" w:w="5112"/>
+          </w:tcPr>
+          <w:p>
+            <w:r>
+              <w:t>By the end, I can</w:t>
+            </w:r>
+          </w:p>
+        </w:tc>
+        <w:tc>
+          <w:tcPr>
+            <w:tcW w:type="dxa" w:w="5112"/>
+          </w:tcPr>
+          <w:p>
+            <w:r>
+              <w:t>How I will show it</w:t>
+            </w:r>
+          </w:p>
+        </w:tc>
+      </w:tr>
+      <w:tr>
+        <w:tc>
+          <w:tcPr>
+            <w:tcW w:type="dxa" w:w="5112"/>
+          </w:tcPr>
+          <w:p>
+            <w:r>
+              <w:t>Write a prompt with a clear task, supplied evidence and checkable output requirements</w:t>
+            </w:r>
+          </w:p>
+        </w:tc>
+        <w:tc>
+          <w:tcPr>
+            <w:tcW w:type="dxa" w:w="5112"/>
+          </w:tcPr>
+          <w:p>
+            <w:r>
+              <w:t>Explain the deciding step, show a trace or test, and state one limit.</w:t>
+            </w:r>
+          </w:p>
+        </w:tc>
+      </w:tr>
+      <w:tr>
+        <w:tc>
+          <w:tcPr>
+            <w:tcW w:type="dxa" w:w="5112"/>
+          </w:tcPr>
+          <w:p>
+            <w:r>
+              <w:t>Test a response against criteria chosen before seeing it</w:t>
+            </w:r>
+          </w:p>
+        </w:tc>
+        <w:tc>
+          <w:tcPr>
+            <w:tcW w:type="dxa" w:w="5112"/>
+          </w:tcPr>
+          <w:p>
+            <w:r>
+              <w:t>Explain the deciding step, show a trace or test, and state one limit.</w:t>
+            </w:r>
+          </w:p>
+        </w:tc>
+      </w:tr>
+      <w:tr>
+        <w:tc>
+          <w:tcPr>
+            <w:tcW w:type="dxa" w:w="5112"/>
+          </w:tcPr>
+          <w:p>
+            <w:r>
+              <w:t>Revise a prompt using observed failures while preserving missing and conflicting information</w:t>
+            </w:r>
+          </w:p>
+        </w:tc>
+        <w:tc>
+          <w:tcPr>
+            <w:tcW w:type="dxa" w:w="5112"/>
+          </w:tcPr>
+          <w:p>
+            <w:r>
+              <w:t>Explain the deciding step, show a trace or test, and state one limit.</w:t>
+            </w:r>
+          </w:p>
+        </w:tc>
+      </w:tr>
+    </w:tbl>
+    <w:p>
+      <w:r>
+        <w:t>Remember → watch and explain → try with help → investigate → try independently → keep project evidence. Your teacher may spread this lesson across several classes.</w:t>
+      </w:r>
+    </w:p>
+    <w:p>
+      <w:r>
+        <w:t>Keep your first prediction. Compare it with what the evidence shows and explain any change.</w:t>
+      </w:r>
+    </w:p>
+    <w:p>
+      <w:pPr>
+        <w:pStyle w:val="Heading1"/>
+      </w:pPr>
+      <w:r>
+        <w:t>16. Finish and return</w:t>
+      </w:r>
+    </w:p>
+    <w:p>
+      <w:r>
+        <w:t>Close your notes. Explain this goal in your own words: Write a prompt with a clear task, supplied evidence and checkable output requirements</w:t>
+      </w:r>
+    </w:p>
+    <w:p>
+      <w:pPr>
+        <w:pStyle w:val="Heading3"/>
+      </w:pPr>
+      <w:r>
+        <w:t>My deciding step, evidence and one remaining question</w:t>
+      </w:r>
+    </w:p>
+    <w:p>
+      <w:r>
+        <w:t>________________________________________________________________</w:t>
+      </w:r>
+    </w:p>
+    <w:p>
+      <w:r>
+        <w:t>________________________________________________________________</w:t>
+      </w:r>
+    </w:p>
+    <w:p>
+      <w:r>
+        <w:t>________________________________________________________________</w:t>
+      </w:r>
+    </w:p>
+    <w:p>
+      <w:r>
+        <w:t>________________________________________________________________</w:t>
+      </w:r>
+    </w:p>
+    <w:p>
+      <w:r>
+        <w:t>________________________________________________________________</w:t>
+      </w:r>
+    </w:p>
+    <w:p>
+      <w:r>
+        <w:t>If you are unsure, return to the worked picture and explain one arrow. If you are ready, change an input or assumption and justify your prediction.</w:t>
+      </w:r>
+    </w:p>
+    <w:p>
+      <w:r>
+        <w:t>Save your workbook evidence. At the next review, try a different case before opening your old answer.</w:t>
       </w:r>
     </w:p>
     <w:sectPr>

--- a/downloads/student/ai-1-week-26.docx
+++ b/downloads/student/ai-1-week-26.docx
@@ -3824,6 +3824,207 @@
     <w:p>
       <w:r>
         <w:t>Save your workbook evidence. At the next review, try a different case before opening your old answer.</w:t>
+      </w:r>
+    </w:p>
+    <w:p>
+      <w:pPr>
+        <w:pStyle w:val="Heading1"/>
+      </w:pPr>
+      <w:r>
+        <w:t>17. Supported practice, repair and portfolio</w:t>
+      </w:r>
+    </w:p>
+    <w:p>
+      <w:r>
+        <w:t>Use this supported practice once, in the browser or on paper. Keep the reserved independent assessment for a separate first attempt before teacher feedback.</w:t>
+      </w:r>
+    </w:p>
+    <w:p>
+      <w:r>
+        <w:t>A fictional club needs a short exhibit card, without guesses.</w:t>
+      </w:r>
+    </w:p>
+    <w:p>
+      <w:pPr>
+        <w:pStyle w:val="Heading3"/>
+      </w:pPr>
+      <w:r>
+        <w:t>Practice 1: explain the deciding evidence</w:t>
+      </w:r>
+    </w:p>
+    <w:p>
+      <w:r>
+        <w:t>Which labelled step matches this detail? Check labels, two-line format and each factual claim.</w:t>
+      </w:r>
+    </w:p>
+    <w:p>
+      <w:r>
+        <w:t>1. State task</w:t>
+      </w:r>
+    </w:p>
+    <w:p>
+      <w:r>
+        <w:t>2. Follow missing rule</w:t>
+      </w:r>
+    </w:p>
+    <w:p>
+      <w:r>
+        <w:t>3. Find evidence</w:t>
+      </w:r>
+    </w:p>
+    <w:p>
+      <w:r>
+        <w:t>4. Check contract</w:t>
+      </w:r>
+    </w:p>
+    <w:p>
+      <w:pPr>
+        <w:pStyle w:val="Heading3"/>
+      </w:pPr>
+      <w:r>
+        <w:t>My selected conclusion, deciding fact and explanation</w:t>
+      </w:r>
+    </w:p>
+    <w:p>
+      <w:r>
+        <w:t>________________________________________________________________</w:t>
+      </w:r>
+    </w:p>
+    <w:p>
+      <w:r>
+        <w:t>________________________________________________________________</w:t>
+      </w:r>
+    </w:p>
+    <w:p>
+      <w:r>
+        <w:t>________________________________________________________________</w:t>
+      </w:r>
+    </w:p>
+    <w:p>
+      <w:r>
+        <w:t>________________________________________________________________</w:t>
+      </w:r>
+    </w:p>
+    <w:p>
+      <w:r>
+        <w:t>________________________________________________________________</w:t>
+      </w:r>
+    </w:p>
+    <w:p>
+      <w:r>
+        <w:t>Hint if needed: Read the steps in the pictorial case. Match the supplied detail to the stage that performs or records it.</w:t>
+      </w:r>
+    </w:p>
+    <w:p>
+      <w:r>
+        <w:t>After your attempt, compare with the supported explanation: Check contract Check labels, two-line format and each factual claim. A useful prompt describes both the wanted answer and what to do when evidence is insufficient. Asking for a duration does not create one. Examples can demonstrate the format, but they must not become sources of event facts. Check content support separately from whether the answer looks tidy.</w:t>
+      </w:r>
+    </w:p>
+    <w:p>
+      <w:pPr>
+        <w:pStyle w:val="Heading3"/>
+      </w:pPr>
+      <w:r>
+        <w:t>Practice 2: explain the deciding evidence</w:t>
+      </w:r>
+    </w:p>
+    <w:p>
+      <w:r>
+        <w:t>Changed-case practice: Add source B naming the same exhibit duration 20 minutes, with B declared current and authoritative. Which conclusion is supported by the supplied facts?</w:t>
+      </w:r>
+    </w:p>
+    <w:p>
+      <w:r>
+        <w:t>1. We can decide the result without examining the changed input or the procedure.</w:t>
+      </w:r>
+    </w:p>
+    <w:p>
+      <w:r>
+        <w:t>2. This one example guarantees correct results for every future input.</w:t>
+      </w:r>
+    </w:p>
+    <w:p>
+      <w:r>
+        <w:t>3. Duration becomes 20 minutes.</w:t>
+      </w:r>
+    </w:p>
+    <w:p>
+      <w:pPr>
+        <w:pStyle w:val="Heading3"/>
+      </w:pPr>
+      <w:r>
+        <w:t>My selected conclusion, deciding fact and explanation</w:t>
+      </w:r>
+    </w:p>
+    <w:p>
+      <w:r>
+        <w:t>________________________________________________________________</w:t>
+      </w:r>
+    </w:p>
+    <w:p>
+      <w:r>
+        <w:t>________________________________________________________________</w:t>
+      </w:r>
+    </w:p>
+    <w:p>
+      <w:r>
+        <w:t>________________________________________________________________</w:t>
+      </w:r>
+    </w:p>
+    <w:p>
+      <w:r>
+        <w:t>________________________________________________________________</w:t>
+      </w:r>
+    </w:p>
+    <w:p>
+      <w:r>
+        <w:t>________________________________________________________________</w:t>
+      </w:r>
+    </w:p>
+    <w:p>
+      <w:r>
+        <w:t>Hint if needed: Use the changed condition and the deciding step in the pictorial trace. The answer must say what follows from those facts.</w:t>
+      </w:r>
+    </w:p>
+    <w:p>
+      <w:r>
+        <w:t>After your attempt, compare with the supported explanation: Duration becomes 20 minutes. There is now an authorised source for the previously missing field.</w:t>
+      </w:r>
+    </w:p>
+    <w:p>
+      <w:pPr>
+        <w:pStyle w:val="Heading3"/>
+      </w:pPr>
+      <w:r>
+        <w:t>Repair a missing building block</w:t>
+      </w:r>
+    </w:p>
+    <w:p>
+      <w:r>
+        <w:t>Review Generate, Retrieve, or Calculate? (ai-1/25). Goal: Distinguish retrieving a record, calculating from inputs and generating wording. Short practice: Label each arrow with its operation. Can the system add snacks because invitations often mention them?. Return to this week and explain what you changed.</w:t>
+      </w:r>
+    </w:p>
+    <w:p>
+      <w:r>
+        <w:t>Review Fair for Whom? (ai-1/23). Goal: Compute a correct-out-of-assessed fraction and explain its denominator. Short practice: Which group loses performance under N, and can total improvement erase that fact?. Return to this week and explain what you changed.</w:t>
+      </w:r>
+    </w:p>
+    <w:p>
+      <w:r>
+        <w:t>Review Recommendations (ai-1/20). Goal: Apply eligibility requirements before ranking candidates by preferences. Short practice: Why does the recommendation change without changing anyone’s preferences?. Return to this week and explain what you changed.</w:t>
+      </w:r>
+    </w:p>
+    <w:p>
+      <w:pPr>
+        <w:pStyle w:val="Heading3"/>
+      </w:pPr>
+      <w:r>
+        <w:t>Keep your completed work</w:t>
+      </w:r>
+    </w:p>
+    <w:p>
+      <w:r>
+        <w:t>Use Download completed work in the hosted lesson to export your answers, reflections, practice feedback and code-run evidence. Open the HTML copy to read or print it. Drafts stay in this browser when storage is available; clear drafts on a shared device.</w:t>
       </w:r>
     </w:p>
     <w:sectPr>

--- a/downloads/student/ai-1-week-26.docx
+++ b/downloads/student/ai-1-week-26.docx
@@ -42,6 +42,11 @@
       </w:r>
     </w:p>
     <w:p>
+      <w:r>
+        <w:t>Start with the target: Write a prompt with a clear task, supplied evidence and checkable output requirements. Try the recall before opening notes.</w:t>
+      </w:r>
+    </w:p>
+    <w:p>
       <w:pPr>
         <w:pStyle w:val="Heading3"/>
       </w:pPr>
@@ -50,18 +55,84 @@
       </w:r>
     </w:p>
     <w:p>
-      <w:r>
-        <w:t>I can write a prompt with a clear task, supplied evidence and checkable output requirements.</w:t>
-      </w:r>
-    </w:p>
-    <w:p>
-      <w:r>
+      <w:pPr>
+        <w:spacing w:line="336" w:lineRule="auto" w:after="180"/>
+      </w:pPr>
+      <w:r>
+        <w:rPr>
+          <w:b w:val="0"/>
+        </w:rPr>
+        <w:t xml:space="preserve">I can write a </w:t>
+      </w:r>
+      <w:r>
+        <w:rPr>
+          <w:b/>
+        </w:rPr>
+        <w:t>prompt</w:t>
+      </w:r>
+      <w:r>
+        <w:rPr>
+          <w:b w:val="0"/>
+        </w:rPr>
+        <w:t xml:space="preserve"> with a clear task, supplied </w:t>
+      </w:r>
+      <w:r>
+        <w:rPr>
+          <w:b/>
+        </w:rPr>
+        <w:t>evidence</w:t>
+      </w:r>
+      <w:r>
+        <w:rPr>
+          <w:b w:val="0"/>
+        </w:rPr>
+        <w:t xml:space="preserve"> and checkable </w:t>
+      </w:r>
+      <w:r>
+        <w:rPr>
+          <w:b/>
+        </w:rPr>
+        <w:t>output</w:t>
+      </w:r>
+      <w:r>
+        <w:rPr>
+          <w:b w:val="0"/>
+        </w:rPr>
+        <w:t xml:space="preserve"> requirements.</w:t>
+      </w:r>
+    </w:p>
+    <w:p>
+      <w:pPr>
+        <w:spacing w:line="336" w:lineRule="auto" w:after="180"/>
+      </w:pPr>
+      <w:r>
+        <w:rPr>
+          <w:b w:val="0"/>
+        </w:rPr>
         <w:t>I can test a response against criteria chosen before seeing it.</w:t>
       </w:r>
     </w:p>
     <w:p>
-      <w:r>
-        <w:t>I can revise a prompt using observed failures while preserving missing and conflicting information.</w:t>
+      <w:pPr>
+        <w:spacing w:line="336" w:lineRule="auto" w:after="180"/>
+      </w:pPr>
+      <w:r>
+        <w:rPr>
+          <w:b w:val="0"/>
+        </w:rPr>
+        <w:t xml:space="preserve">I can revise a </w:t>
+      </w:r>
+      <w:r>
+        <w:rPr>
+          <w:b/>
+        </w:rPr>
+        <w:t>prompt</w:t>
+      </w:r>
+      <w:r>
+        <w:rPr>
+          <w:b w:val="0"/>
+        </w:rPr>
+        <w:t xml:space="preserve"> using observed failures while preserving missing and conflicting information.</w:t>
       </w:r>
     </w:p>
     <w:p>
@@ -73,33 +144,93 @@
       </w:r>
     </w:p>
     <w:p>
-      <w:r>
+      <w:pPr>
+        <w:spacing w:line="336" w:lineRule="auto" w:after="180"/>
+      </w:pPr>
+      <w:r>
+        <w:rPr>
+          <w:b w:val="0"/>
+        </w:rPr>
         <w:t>Close your notes first. A rough first answer helps us choose the right starting point; it is not a score for your ability.</w:t>
       </w:r>
     </w:p>
     <w:p>
-      <w:r>
+      <w:pPr>
+        <w:spacing w:line="336" w:lineRule="auto" w:after="180"/>
+      </w:pPr>
+      <w:r>
+        <w:rPr>
+          <w:b w:val="0"/>
+        </w:rPr>
         <w:t>Without opening the old lesson, explain one key idea from Generate, Retrieve, or Calculate?. Give an example and a mistake that the idea helps you avoid.</w:t>
       </w:r>
     </w:p>
     <w:p>
-      <w:r>
+      <w:pPr>
+        <w:spacing w:line="336" w:lineRule="auto" w:after="180"/>
+      </w:pPr>
+      <w:r>
+        <w:rPr>
+          <w:b w:val="0"/>
+        </w:rPr>
         <w:t>Without opening the old lesson, explain one key idea from Fair for Whom?. Give an example and a mistake that the idea helps you avoid.</w:t>
       </w:r>
     </w:p>
     <w:p>
-      <w:r>
+      <w:pPr>
+        <w:spacing w:line="336" w:lineRule="auto" w:after="180"/>
+      </w:pPr>
+      <w:r>
+        <w:rPr>
+          <w:b w:val="0"/>
+        </w:rPr>
         <w:t>Without opening the old lesson, explain one key idea from Recommendations. Give an example and a mistake that the idea helps you avoid.</w:t>
       </w:r>
     </w:p>
     <w:p>
-      <w:r>
-        <w:t>After trying, check the relevant lesson or ask your teacher. Change the part of your explanation that the evidence shows was wrong.</w:t>
-      </w:r>
-    </w:p>
-    <w:p>
-      <w:r>
-        <w:t>Clear goals, context, and constraints improve usefulness, not truth guarantees.</w:t>
+      <w:pPr>
+        <w:spacing w:line="336" w:lineRule="auto" w:after="180"/>
+      </w:pPr>
+      <w:r>
+        <w:rPr>
+          <w:b w:val="0"/>
+        </w:rPr>
+        <w:t xml:space="preserve">After trying, check the relevant lesson or ask your teacher. Change the part of your explanation that the </w:t>
+      </w:r>
+      <w:r>
+        <w:rPr>
+          <w:b/>
+        </w:rPr>
+        <w:t>evidence</w:t>
+      </w:r>
+      <w:r>
+        <w:rPr>
+          <w:b w:val="0"/>
+        </w:rPr>
+        <w:t xml:space="preserve"> shows was wrong.</w:t>
+      </w:r>
+    </w:p>
+    <w:p>
+      <w:pPr>
+        <w:spacing w:line="336" w:lineRule="auto" w:after="180"/>
+      </w:pPr>
+      <w:r>
+        <w:rPr>
+          <w:b w:val="0"/>
+        </w:rPr>
+        <w:t xml:space="preserve">Clear goals, context, and </w:t>
+      </w:r>
+      <w:r>
+        <w:rPr>
+          <w:b/>
+        </w:rPr>
+        <w:t>constraint</w:t>
+      </w:r>
+      <w:r>
+        <w:rPr>
+          <w:b w:val="0"/>
+        </w:rPr>
+        <w:t>s improve usefulness, not truth guarantees.</w:t>
       </w:r>
     </w:p>
     <w:p>
@@ -139,12 +270,45 @@
       </w:r>
     </w:p>
     <w:p>
-      <w:r>
-        <w:t>LEARNING TARGET  Write a request for a three-bullet explanation of evaporation for Grade 6 using only a supplied paragraph. Create three separately checkable acceptance criteria. What should happen if the paragraph does not explain evaporation?</w:t>
-      </w:r>
-    </w:p>
-    <w:p>
-      <w:r>
+      <w:pPr>
+        <w:pStyle w:val="Heading3"/>
+      </w:pPr>
+      <w:r>
+        <w:t>Your target</w:t>
+      </w:r>
+    </w:p>
+    <w:p>
+      <w:pPr>
+        <w:spacing w:line="336" w:lineRule="auto" w:after="180"/>
+        <w:shd w:fill="EDF7F3"/>
+      </w:pPr>
+      <w:r>
+        <w:rPr>
+          <w:b w:val="0"/>
+        </w:rPr>
+        <w:t>LEARNING TARGET  Write a request for a three-bullet explanation of evaporation for Grade 6 using only a supplied paragraph. Create three separately checkable acceptance criteria.</w:t>
+      </w:r>
+    </w:p>
+    <w:p>
+      <w:pPr>
+        <w:spacing w:line="336" w:lineRule="auto" w:after="180"/>
+        <w:shd w:fill="EDF7F3"/>
+      </w:pPr>
+      <w:r>
+        <w:rPr>
+          <w:b w:val="0"/>
+        </w:rPr>
+        <w:t>What should happen if the paragraph does not explain evaporation?</w:t>
+      </w:r>
+    </w:p>
+    <w:p>
+      <w:pPr>
+        <w:spacing w:line="336" w:lineRule="auto" w:after="180"/>
+      </w:pPr>
+      <w:r>
+        <w:rPr>
+          <w:b w:val="0"/>
+        </w:rPr>
         <w:t>Learner name:</w:t>
       </w:r>
     </w:p>
@@ -157,7 +321,14 @@
       </w:r>
     </w:p>
     <w:p>
-      <w:r>
+      <w:pPr>
+        <w:spacing w:line="336" w:lineRule="auto" w:after="180"/>
+        <w:shd w:fill="F5F1FB"/>
+      </w:pPr>
+      <w:r>
+        <w:rPr>
+          <w:b w:val="0"/>
+        </w:rPr>
         <w:t>A generated invitation adds a meeting time that is absent from its source. Does fluent wording make that time supported? What should happen next?</w:t>
       </w:r>
     </w:p>
@@ -170,8 +341,26 @@
       </w:r>
     </w:p>
     <w:p>
-      <w:r>
-        <w:t>By the end, I can write a prompt contract that handles absent and conflicting facts.</w:t>
+      <w:pPr>
+        <w:spacing w:line="336" w:lineRule="auto" w:after="180"/>
+      </w:pPr>
+      <w:r>
+        <w:rPr>
+          <w:b w:val="0"/>
+        </w:rPr>
+        <w:t xml:space="preserve">By the end, I can write a </w:t>
+      </w:r>
+      <w:r>
+        <w:rPr>
+          <w:b/>
+        </w:rPr>
+        <w:t>prompt</w:t>
+      </w:r>
+      <w:r>
+        <w:rPr>
+          <w:b w:val="0"/>
+        </w:rPr>
+        <w:t xml:space="preserve"> contract that handles absent and conflicting facts.</w:t>
       </w:r>
     </w:p>
     <w:p>
@@ -184,6 +373,17 @@
     </w:p>
     <w:p>
       <w:r>
+        <w:t>Investigate the supplied Prompts Are Design Instructions case. Separate observations, given facts and assumptions before choosing an explanation.</w:t>
+      </w:r>
+    </w:p>
+    <w:p>
+      <w:pPr>
+        <w:spacing w:line="336" w:lineRule="auto" w:after="180"/>
+      </w:pPr>
+      <w:r>
+        <w:rPr>
+          <w:b/>
+        </w:rPr>
         <w:t>PICTURE STORY</w:t>
       </w:r>
     </w:p>
@@ -196,8 +396,26 @@
       </w:r>
     </w:p>
     <w:p>
-      <w:r>
-        <w:t>Pictures give clues; evidence tells us what the clues mean.</w:t>
+      <w:pPr>
+        <w:spacing w:line="336" w:lineRule="auto" w:after="180"/>
+      </w:pPr>
+      <w:r>
+        <w:rPr>
+          <w:b w:val="0"/>
+        </w:rPr>
+        <w:t xml:space="preserve">Pictures give clues; </w:t>
+      </w:r>
+      <w:r>
+        <w:rPr>
+          <w:b/>
+        </w:rPr>
+        <w:t>evidence</w:t>
+      </w:r>
+      <w:r>
+        <w:rPr>
+          <w:b w:val="0"/>
+        </w:rPr>
+        <w:t xml:space="preserve"> tells us what the clues mean.</w:t>
       </w:r>
     </w:p>
     <w:p>
@@ -237,46 +455,170 @@
       </w:r>
     </w:p>
     <w:p>
-      <w:r>
-        <w:t>MYSTERY  'Write a story' gives little direction; a goal, audience, setting, length, required facts, and safety constraints shape a more useful output.</w:t>
-      </w:r>
-    </w:p>
-    <w:p>
       <w:pPr>
         <w:pStyle w:val="Heading3"/>
       </w:pPr>
       <w:r>
+        <w:t>Start with this puzzle</w:t>
+      </w:r>
+    </w:p>
+    <w:p>
+      <w:pPr>
+        <w:spacing w:line="336" w:lineRule="auto" w:after="180"/>
+        <w:shd w:fill="F1F6FC"/>
+      </w:pPr>
+      <w:r>
+        <w:rPr>
+          <w:b w:val="0"/>
+        </w:rPr>
+        <w:t xml:space="preserve">MYSTERY  'Write a story' gives little direction; a goal, </w:t>
+      </w:r>
+      <w:r>
+        <w:rPr>
+          <w:b/>
+        </w:rPr>
+        <w:t>audience</w:t>
+      </w:r>
+      <w:r>
+        <w:rPr>
+          <w:b w:val="0"/>
+        </w:rPr>
+        <w:t xml:space="preserve">, setting, length, required facts, and safety </w:t>
+      </w:r>
+      <w:r>
+        <w:rPr>
+          <w:b/>
+        </w:rPr>
+        <w:t>constraint</w:t>
+      </w:r>
+      <w:r>
+        <w:rPr>
+          <w:b w:val="0"/>
+        </w:rPr>
+        <w:t xml:space="preserve">s shape a more useful </w:t>
+      </w:r>
+      <w:r>
+        <w:rPr>
+          <w:b/>
+        </w:rPr>
+        <w:t>output</w:t>
+      </w:r>
+      <w:r>
+        <w:rPr>
+          <w:b w:val="0"/>
+        </w:rPr>
+        <w:t>.</w:t>
+      </w:r>
+    </w:p>
+    <w:p>
+      <w:pPr>
+        <w:pStyle w:val="Heading3"/>
+      </w:pPr>
+      <w:r>
         <w:t>What do you notice?</w:t>
       </w:r>
     </w:p>
     <w:p>
-      <w:r>
+      <w:pPr>
+        <w:spacing w:line="336" w:lineRule="auto" w:after="180"/>
+      </w:pPr>
+      <w:r>
+        <w:rPr>
+          <w:b w:val="0"/>
+        </w:rPr>
         <w:t>Name three visible details without explaining them yet.</w:t>
       </w:r>
     </w:p>
     <w:p>
-      <w:r>
+      <w:pPr>
+        <w:spacing w:line="336" w:lineRule="auto" w:after="180"/>
+      </w:pPr>
+      <w:r>
+        <w:rPr>
+          <w:b w:val="0"/>
+        </w:rPr>
         <w:t>Circle the detail most connected to the system's decision.</w:t>
       </w:r>
     </w:p>
     <w:p>
-      <w:r>
+      <w:pPr>
+        <w:spacing w:line="336" w:lineRule="auto" w:after="180"/>
+      </w:pPr>
+      <w:r>
+        <w:rPr>
+          <w:b w:val="0"/>
+        </w:rPr>
         <w:t>Name one detail that may be decoration or distraction.</w:t>
       </w:r>
     </w:p>
     <w:p>
-      <w:r>
-        <w:t>Make a first prediction and state the clue that supports it.</w:t>
-      </w:r>
-    </w:p>
-    <w:p>
-      <w:r>
-        <w:t>My observations, prediction, and evidence:</w:t>
-      </w:r>
-    </w:p>
-    <w:p>
-      <w:r>
-        <w:t>GOOD THINKING  A prediction can change when stronger evidence appears.</w:t>
+      <w:pPr>
+        <w:spacing w:line="336" w:lineRule="auto" w:after="180"/>
+      </w:pPr>
+      <w:r>
+        <w:rPr>
+          <w:b w:val="0"/>
+        </w:rPr>
+        <w:t xml:space="preserve">Make a first </w:t>
+      </w:r>
+      <w:r>
+        <w:rPr>
+          <w:b/>
+        </w:rPr>
+        <w:t>prediction</w:t>
+      </w:r>
+      <w:r>
+        <w:rPr>
+          <w:b w:val="0"/>
+        </w:rPr>
+        <w:t xml:space="preserve"> and state the clue that supports it.</w:t>
+      </w:r>
+    </w:p>
+    <w:p>
+      <w:pPr>
+        <w:spacing w:line="336" w:lineRule="auto" w:after="180"/>
+      </w:pPr>
+      <w:r>
+        <w:rPr>
+          <w:b w:val="0"/>
+        </w:rPr>
+        <w:t xml:space="preserve">My </w:t>
+      </w:r>
+      <w:r>
+        <w:rPr>
+          <w:b/>
+        </w:rPr>
+        <w:t>observation</w:t>
+      </w:r>
+      <w:r>
+        <w:rPr>
+          <w:b w:val="0"/>
+        </w:rPr>
+        <w:t xml:space="preserve">s, </w:t>
+      </w:r>
+      <w:r>
+        <w:rPr>
+          <w:b/>
+        </w:rPr>
+        <w:t>prediction</w:t>
+      </w:r>
+      <w:r>
+        <w:rPr>
+          <w:b w:val="0"/>
+        </w:rPr>
+        <w:t xml:space="preserve">, and </w:t>
+      </w:r>
+      <w:r>
+        <w:rPr>
+          <w:b/>
+        </w:rPr>
+        <w:t>evidence</w:t>
+      </w:r>
+      <w:r>
+        <w:rPr>
+          <w:b w:val="0"/>
+        </w:rPr>
+        <w:t>:</w:t>
       </w:r>
     </w:p>
     <w:p>
@@ -284,22 +626,171 @@
         <w:pStyle w:val="Heading3"/>
       </w:pPr>
       <w:r>
+        <w:t>Thinking habit</w:t>
+      </w:r>
+    </w:p>
+    <w:p>
+      <w:pPr>
+        <w:spacing w:line="336" w:lineRule="auto" w:after="180"/>
+        <w:shd w:fill="EDF7F3"/>
+      </w:pPr>
+      <w:r>
+        <w:rPr>
+          <w:b w:val="0"/>
+        </w:rPr>
+        <w:t xml:space="preserve">GOOD THINKING  A </w:t>
+      </w:r>
+      <w:r>
+        <w:rPr>
+          <w:b/>
+        </w:rPr>
+        <w:t>prediction</w:t>
+      </w:r>
+      <w:r>
+        <w:rPr>
+          <w:b w:val="0"/>
+        </w:rPr>
+        <w:t xml:space="preserve"> can change when stronger </w:t>
+      </w:r>
+      <w:r>
+        <w:rPr>
+          <w:b/>
+        </w:rPr>
+        <w:t>evidence</w:t>
+      </w:r>
+      <w:r>
+        <w:rPr>
+          <w:b w:val="0"/>
+        </w:rPr>
+        <w:t xml:space="preserve"> appears.</w:t>
+      </w:r>
+    </w:p>
+    <w:p>
+      <w:pPr>
+        <w:pStyle w:val="Heading3"/>
+      </w:pPr>
+      <w:r>
         <w:t>A closer explanation</w:t>
       </w:r>
     </w:p>
     <w:p>
-      <w:r>
-        <w:t>“Write something good about our club” leaves many decisions unstated. Who will read it? Which facts may be used? What must the output contain? A more useful prompt states the job, audience, evidence and requirements. This makes it easier to judge the result rather than choosing the answer that sounds most confident.</w:t>
-      </w:r>
-    </w:p>
-    <w:p>
-      <w:r>
-        <w:t>Use this fictional source C: the paper modelling club meets Monday in Room 7, and participants bring paper. C gives no start time. Our task is a short information card for Grade 6 readers. It must report day, time, place and what to bring, using only C. There is no need to supply names or private information.</w:t>
-      </w:r>
-    </w:p>
-    <w:p>
-      <w:r>
-        <w:t>Prompt P1: Using only source C, produce an information card for Grade 6 readers. Return exactly four labelled lines in this order: Day, Time, Place, Bring. Copy or faithfully restate each supported value. For a missing value write “not stated”. Add no other details. Source C: the paper modelling club meets Monday in Room 7; bring paper.</w:t>
+      <w:pPr>
+        <w:spacing w:line="336" w:lineRule="auto" w:after="180"/>
+      </w:pPr>
+      <w:r>
+        <w:rPr>
+          <w:b w:val="0"/>
+        </w:rPr>
+        <w:t xml:space="preserve">“Write something good about our club” leaves many decisions unstated. Who will read it? Which facts may be used? What must the </w:t>
+      </w:r>
+      <w:r>
+        <w:rPr>
+          <w:b/>
+        </w:rPr>
+        <w:t>output</w:t>
+      </w:r>
+      <w:r>
+        <w:rPr>
+          <w:b w:val="0"/>
+        </w:rPr>
+        <w:t xml:space="preserve"> contain? A more useful </w:t>
+      </w:r>
+      <w:r>
+        <w:rPr>
+          <w:b/>
+        </w:rPr>
+        <w:t>prompt</w:t>
+      </w:r>
+      <w:r>
+        <w:rPr>
+          <w:b w:val="0"/>
+        </w:rPr>
+        <w:t xml:space="preserve"> states the job, </w:t>
+      </w:r>
+      <w:r>
+        <w:rPr>
+          <w:b/>
+        </w:rPr>
+        <w:t>audience</w:t>
+      </w:r>
+      <w:r>
+        <w:rPr>
+          <w:b w:val="0"/>
+        </w:rPr>
+        <w:t xml:space="preserve">, </w:t>
+      </w:r>
+      <w:r>
+        <w:rPr>
+          <w:b/>
+        </w:rPr>
+        <w:t>evidence</w:t>
+      </w:r>
+      <w:r>
+        <w:rPr>
+          <w:b w:val="0"/>
+        </w:rPr>
+        <w:t xml:space="preserve"> and requirements.</w:t>
+      </w:r>
+    </w:p>
+    <w:p>
+      <w:pPr>
+        <w:spacing w:line="336" w:lineRule="auto" w:after="180"/>
+      </w:pPr>
+      <w:r>
+        <w:rPr>
+          <w:b w:val="0"/>
+        </w:rPr>
+        <w:t>This makes it easier to judge the result rather than choosing the answer that sounds most confident.</w:t>
+      </w:r>
+    </w:p>
+    <w:p>
+      <w:pPr>
+        <w:spacing w:line="336" w:lineRule="auto" w:after="180"/>
+      </w:pPr>
+      <w:r>
+        <w:rPr>
+          <w:b w:val="0"/>
+        </w:rPr>
+        <w:t>Use this fictional source C: the paper modelling club meets Monday in Room 7, and participants bring paper. C gives no start time. Our task is a short information card for Grade 6 readers.</w:t>
+      </w:r>
+    </w:p>
+    <w:p>
+      <w:pPr>
+        <w:spacing w:line="336" w:lineRule="auto" w:after="180"/>
+      </w:pPr>
+      <w:r>
+        <w:rPr>
+          <w:b w:val="0"/>
+        </w:rPr>
+        <w:t>It must report day, time, place and what to bring, using only C. There is no need to supply names or private information.</w:t>
+      </w:r>
+    </w:p>
+    <w:p>
+      <w:pPr>
+        <w:spacing w:line="336" w:lineRule="auto" w:after="180"/>
+      </w:pPr>
+      <w:r>
+        <w:rPr>
+          <w:b/>
+        </w:rPr>
+        <w:t>Prompt</w:t>
+      </w:r>
+      <w:r>
+        <w:rPr>
+          <w:b w:val="0"/>
+        </w:rPr>
+        <w:t xml:space="preserve"> P1: Using only source C, produce an information card for Grade 6 readers. Return exactly four labelled lines in this order: Day, Time, Place, Bring. Copy or faithfully restate each supported value.</w:t>
+      </w:r>
+    </w:p>
+    <w:p>
+      <w:pPr>
+        <w:spacing w:line="336" w:lineRule="auto" w:after="180"/>
+      </w:pPr>
+      <w:r>
+        <w:rPr>
+          <w:b w:val="0"/>
+        </w:rPr>
+        <w:t>For a missing value write “not stated”. Add no other details. Source C: the paper modelling club meets Monday in Room 7; bring paper.</w:t>
       </w:r>
     </w:p>
     <w:p>
@@ -312,7 +803,24 @@
     </w:p>
     <w:p>
       <w:r>
-        <w:t>VISUAL MECHANISM</w:t>
+        <w:t>Follow the mechanism for Prompts Are Design Instructions. Connect each labelled input, deciding step and result.</w:t>
+      </w:r>
+    </w:p>
+    <w:p>
+      <w:pPr>
+        <w:spacing w:line="336" w:lineRule="auto" w:after="180"/>
+      </w:pPr>
+      <w:r>
+        <w:rPr>
+          <w:b/>
+        </w:rPr>
+        <w:t xml:space="preserve">VISUAL </w:t>
+      </w:r>
+      <w:r>
+        <w:rPr>
+          <w:b/>
+        </w:rPr>
+        <w:t>MECHANISM</w:t>
       </w:r>
     </w:p>
     <w:p>
@@ -324,7 +832,13 @@
       </w:r>
     </w:p>
     <w:p>
-      <w:r>
+      <w:pPr>
+        <w:spacing w:line="336" w:lineRule="auto" w:after="180"/>
+      </w:pPr>
+      <w:r>
+        <w:rPr>
+          <w:b w:val="0"/>
+        </w:rPr>
         <w:t>Follow the information instead of imagining magic inside the machine.</w:t>
       </w:r>
     </w:p>
@@ -437,32 +951,188 @@
       </w:r>
     </w:p>
     <w:p>
-      <w:r>
-        <w:t>INPUT  goal, context, constraints, and requested format</w:t>
-      </w:r>
-    </w:p>
-    <w:p>
-      <w:r>
-        <w:t>PROCESS  a generative model predicts an output matching the instruction</w:t>
-      </w:r>
-    </w:p>
-    <w:p>
-      <w:r>
-        <w:t>OUTPUT  draft that still requires review</w:t>
-      </w:r>
-    </w:p>
-    <w:p>
-      <w:r>
-        <w:t>CORE IDEA  Clear goals, context, and constraints improve usefulness, not truth guarantees.</w:t>
-      </w:r>
-    </w:p>
-    <w:p>
-      <w:r>
-        <w:t>UNDER THE HOOD  Prompting conditions model behavior but does not change underlying knowledge, eliminate hallucination, or grant access to missing sources. Strong prompts specify success criteria and evidence boundaries, then support iterative evaluation.</w:t>
-      </w:r>
-    </w:p>
-    <w:p>
-      <w:r>
+      <w:pPr>
+        <w:spacing w:line="336" w:lineRule="auto" w:after="180"/>
+      </w:pPr>
+      <w:r>
+        <w:rPr>
+          <w:b/>
+        </w:rPr>
+        <w:t>INPUT</w:t>
+      </w:r>
+      <w:r>
+        <w:rPr>
+          <w:b w:val="0"/>
+        </w:rPr>
+        <w:t xml:space="preserve">  goal, context, </w:t>
+      </w:r>
+      <w:r>
+        <w:rPr>
+          <w:b/>
+        </w:rPr>
+        <w:t>constraint</w:t>
+      </w:r>
+      <w:r>
+        <w:rPr>
+          <w:b w:val="0"/>
+        </w:rPr>
+        <w:t>s, and requested format</w:t>
+      </w:r>
+    </w:p>
+    <w:p>
+      <w:pPr>
+        <w:spacing w:line="336" w:lineRule="auto" w:after="180"/>
+      </w:pPr>
+      <w:r>
+        <w:rPr>
+          <w:b/>
+        </w:rPr>
+        <w:t>PROCESS</w:t>
+      </w:r>
+      <w:r>
+        <w:rPr>
+          <w:b w:val="0"/>
+        </w:rPr>
+        <w:t xml:space="preserve">  a generative model predicts an </w:t>
+      </w:r>
+      <w:r>
+        <w:rPr>
+          <w:b/>
+        </w:rPr>
+        <w:t>output</w:t>
+      </w:r>
+      <w:r>
+        <w:rPr>
+          <w:b w:val="0"/>
+        </w:rPr>
+        <w:t xml:space="preserve"> matching the instruction</w:t>
+      </w:r>
+    </w:p>
+    <w:p>
+      <w:pPr>
+        <w:spacing w:line="336" w:lineRule="auto" w:after="180"/>
+      </w:pPr>
+      <w:r>
+        <w:rPr>
+          <w:b/>
+        </w:rPr>
+        <w:t>OUTPUT</w:t>
+      </w:r>
+      <w:r>
+        <w:rPr>
+          <w:b w:val="0"/>
+        </w:rPr>
+        <w:t xml:space="preserve">  draft that still requires review</w:t>
+      </w:r>
+    </w:p>
+    <w:p>
+      <w:pPr>
+        <w:pStyle w:val="Heading3"/>
+      </w:pPr>
+      <w:r>
+        <w:t>Key idea</w:t>
+      </w:r>
+    </w:p>
+    <w:p>
+      <w:pPr>
+        <w:spacing w:line="336" w:lineRule="auto" w:after="180"/>
+        <w:shd w:fill="EDF7F3"/>
+      </w:pPr>
+      <w:r>
+        <w:rPr>
+          <w:b w:val="0"/>
+        </w:rPr>
+        <w:t xml:space="preserve">CORE IDEA  Clear goals, context, and </w:t>
+      </w:r>
+      <w:r>
+        <w:rPr>
+          <w:b/>
+        </w:rPr>
+        <w:t>constraint</w:t>
+      </w:r>
+      <w:r>
+        <w:rPr>
+          <w:b w:val="0"/>
+        </w:rPr>
+        <w:t>s improve usefulness, not truth guarantees.</w:t>
+      </w:r>
+    </w:p>
+    <w:p>
+      <w:pPr>
+        <w:pStyle w:val="Heading3"/>
+      </w:pPr>
+      <w:r>
+        <w:t>How the mechanism works</w:t>
+      </w:r>
+    </w:p>
+    <w:p>
+      <w:pPr>
+        <w:spacing w:line="336" w:lineRule="auto" w:after="180"/>
+        <w:shd w:fill="F1F6F8"/>
+      </w:pPr>
+      <w:r>
+        <w:rPr>
+          <w:b w:val="0"/>
+        </w:rPr>
+        <w:t xml:space="preserve">UNDER THE HOOD  </w:t>
+      </w:r>
+      <w:r>
+        <w:rPr>
+          <w:b/>
+        </w:rPr>
+        <w:t>Prompt</w:t>
+      </w:r>
+      <w:r>
+        <w:rPr>
+          <w:b w:val="0"/>
+        </w:rPr>
+        <w:t>ing conditions model behavior but does not change underlying knowledge, eliminate hallucination, or grant access to missing sources.</w:t>
+      </w:r>
+    </w:p>
+    <w:p>
+      <w:pPr>
+        <w:spacing w:line="336" w:lineRule="auto" w:after="180"/>
+        <w:shd w:fill="F1F6F8"/>
+      </w:pPr>
+      <w:r>
+        <w:rPr>
+          <w:b w:val="0"/>
+        </w:rPr>
+        <w:t xml:space="preserve">Strong </w:t>
+      </w:r>
+      <w:r>
+        <w:rPr>
+          <w:b/>
+        </w:rPr>
+        <w:t>prompt</w:t>
+      </w:r>
+      <w:r>
+        <w:rPr>
+          <w:b w:val="0"/>
+        </w:rPr>
+        <w:t xml:space="preserve">s specify success criteria and </w:t>
+      </w:r>
+      <w:r>
+        <w:rPr>
+          <w:b/>
+        </w:rPr>
+        <w:t>evidence</w:t>
+      </w:r>
+      <w:r>
+        <w:rPr>
+          <w:b w:val="0"/>
+        </w:rPr>
+        <w:t xml:space="preserve"> boundaries, then support iterative evaluation.</w:t>
+      </w:r>
+    </w:p>
+    <w:p>
+      <w:pPr>
+        <w:spacing w:line="336" w:lineRule="auto" w:after="180"/>
+      </w:pPr>
+      <w:r>
+        <w:rPr>
+          <w:b w:val="0"/>
+        </w:rPr>
         <w:t>Draw a fresh example with all three stages:</w:t>
       </w:r>
     </w:p>
@@ -663,13 +1333,59 @@
       </w:r>
     </w:p>
     <w:p>
-      <w:r>
-        <w:t>For P1, an acceptable card has Day: Monday; Time: not stated; Place: Room 7; Bring: paper, each on its own line. The semicolons here separate lines for discussion. A correct format with an invented 3 pm time still fails the evidence requirement. Accurate facts inside a long paragraph still fail the requested four-line format.</w:t>
-      </w:r>
-    </w:p>
-    <w:p>
-      <w:r>
-        <w:t>These are classroom response examples written for inspection, not measurements from a live AI system. You can test the instructions by asking a partner to follow them on paper. That checks how clear the instructions are, but it does not prove that a model will always follow them.</w:t>
+      <w:pPr>
+        <w:spacing w:line="336" w:lineRule="auto" w:after="180"/>
+      </w:pPr>
+      <w:r>
+        <w:rPr>
+          <w:b w:val="0"/>
+        </w:rPr>
+        <w:t>For P1, an acceptable card has Day: Monday; Time: not stated; Place: Room 7; Bring: paper, each on its own line. The semicolons here separate lines for discussion.</w:t>
+      </w:r>
+    </w:p>
+    <w:p>
+      <w:pPr>
+        <w:spacing w:line="336" w:lineRule="auto" w:after="180"/>
+      </w:pPr>
+      <w:r>
+        <w:rPr>
+          <w:b w:val="0"/>
+        </w:rPr>
+        <w:t xml:space="preserve">A correct format with an invented 3 pm time still fails the </w:t>
+      </w:r>
+      <w:r>
+        <w:rPr>
+          <w:b/>
+        </w:rPr>
+        <w:t>evidence</w:t>
+      </w:r>
+      <w:r>
+        <w:rPr>
+          <w:b w:val="0"/>
+        </w:rPr>
+        <w:t xml:space="preserve"> requirement. Accurate facts inside a long paragraph still fail the requested four-line format.</w:t>
+      </w:r>
+    </w:p>
+    <w:p>
+      <w:pPr>
+        <w:spacing w:line="336" w:lineRule="auto" w:after="180"/>
+      </w:pPr>
+      <w:r>
+        <w:rPr>
+          <w:b w:val="0"/>
+        </w:rPr>
+        <w:t>These are classroom response examples written for inspection, not measurements from a live AI system. You can test the instructions by asking a partner to follow them on paper.</w:t>
+      </w:r>
+    </w:p>
+    <w:p>
+      <w:pPr>
+        <w:spacing w:line="336" w:lineRule="auto" w:after="180"/>
+      </w:pPr>
+      <w:r>
+        <w:rPr>
+          <w:b w:val="0"/>
+        </w:rPr>
+        <w:t>That checks how clear the instructions are, but it does not prove that a model will always follow them.</w:t>
       </w:r>
     </w:p>
     <w:p>
@@ -681,8 +1397,26 @@
       </w:r>
     </w:p>
     <w:p>
-      <w:r>
-        <w:t>Point to the input, the deciding step and the result in this week’s visual. Explain the same step in ordinary words. A picture helps when you can say what each part represents.</w:t>
+      <w:pPr>
+        <w:spacing w:line="336" w:lineRule="auto" w:after="180"/>
+      </w:pPr>
+      <w:r>
+        <w:rPr>
+          <w:b w:val="0"/>
+        </w:rPr>
+        <w:t xml:space="preserve">Point to the </w:t>
+      </w:r>
+      <w:r>
+        <w:rPr>
+          <w:b/>
+        </w:rPr>
+        <w:t>input</w:t>
+      </w:r>
+      <w:r>
+        <w:rPr>
+          <w:b w:val="0"/>
+        </w:rPr>
+        <w:t>, the deciding step and the result in this week’s visual. Explain the same step in ordinary words. A picture helps when you can say what each part represents.</w:t>
       </w:r>
     </w:p>
     <w:p>
@@ -695,6 +1429,17 @@
     </w:p>
     <w:p>
       <w:r>
+        <w:t>Compare the supplied cases for Prompts Are Design Instructions. Identify the detail that changes the conclusion.</w:t>
+      </w:r>
+    </w:p>
+    <w:p>
+      <w:pPr>
+        <w:spacing w:line="336" w:lineRule="auto" w:after="180"/>
+      </w:pPr>
+      <w:r>
+        <w:rPr>
+          <w:b/>
+        </w:rPr>
         <w:t>PICTURE GALLERY</w:t>
       </w:r>
     </w:p>
@@ -707,8 +1452,26 @@
       </w:r>
     </w:p>
     <w:p>
-      <w:r>
-        <w:t>Use the visual cue, then read the evidence carefully.</w:t>
+      <w:pPr>
+        <w:spacing w:line="336" w:lineRule="auto" w:after="180"/>
+      </w:pPr>
+      <w:r>
+        <w:rPr>
+          <w:b w:val="0"/>
+        </w:rPr>
+        <w:t xml:space="preserve">Use the visual cue, then read the </w:t>
+      </w:r>
+      <w:r>
+        <w:rPr>
+          <w:b/>
+        </w:rPr>
+        <w:t>evidence</w:t>
+      </w:r>
+      <w:r>
+        <w:rPr>
+          <w:b w:val="0"/>
+        </w:rPr>
+        <w:t xml:space="preserve"> carefully.</w:t>
       </w:r>
     </w:p>
     <w:p>
@@ -856,55 +1619,248 @@
       </w:r>
     </w:p>
     <w:p>
-      <w:r>
-        <w:t>CASE 1 — Write a story  Clue: goal underspecified. Meaning: vague prompt.</w:t>
-      </w:r>
-    </w:p>
-    <w:p>
-      <w:r>
-        <w:t>CASE 2 — 300-word space mystery for age 8  Clue: audience and format clear. Meaning: better direction.</w:t>
-      </w:r>
-    </w:p>
-    <w:p>
-      <w:r>
-        <w:t>CASE 3 — Use only these facts  Clue: evidence boundary. Meaning: still verify.</w:t>
-      </w:r>
-    </w:p>
-    <w:p>
-      <w:r>
+      <w:pPr>
+        <w:pStyle w:val="Heading3"/>
+      </w:pPr>
+      <w:r>
+        <w:t>The case to investigate</w:t>
+      </w:r>
+    </w:p>
+    <w:p>
+      <w:pPr>
+        <w:spacing w:line="336" w:lineRule="auto" w:after="180"/>
+        <w:shd w:fill="F1F6FC"/>
+      </w:pPr>
+      <w:r>
+        <w:rPr>
+          <w:b w:val="0"/>
+        </w:rPr>
+        <w:t xml:space="preserve">CASE 1 — Write a story  Clue: goal underspecified. Meaning: vague </w:t>
+      </w:r>
+      <w:r>
+        <w:rPr>
+          <w:b/>
+        </w:rPr>
+        <w:t>prompt</w:t>
+      </w:r>
+      <w:r>
+        <w:rPr>
+          <w:b w:val="0"/>
+        </w:rPr>
+        <w:t>.</w:t>
+      </w:r>
+    </w:p>
+    <w:p>
+      <w:pPr>
+        <w:pStyle w:val="Heading3"/>
+      </w:pPr>
+      <w:r>
+        <w:t>The case to investigate</w:t>
+      </w:r>
+    </w:p>
+    <w:p>
+      <w:pPr>
+        <w:spacing w:line="336" w:lineRule="auto" w:after="180"/>
+        <w:shd w:fill="F1F6FC"/>
+      </w:pPr>
+      <w:r>
+        <w:rPr>
+          <w:b w:val="0"/>
+        </w:rPr>
+        <w:t xml:space="preserve">CASE 2 — 300-word space mystery for age 8  Clue: </w:t>
+      </w:r>
+      <w:r>
+        <w:rPr>
+          <w:b/>
+        </w:rPr>
+        <w:t>audience</w:t>
+      </w:r>
+      <w:r>
+        <w:rPr>
+          <w:b w:val="0"/>
+        </w:rPr>
+        <w:t xml:space="preserve"> and format clear. Meaning: better direction.</w:t>
+      </w:r>
+    </w:p>
+    <w:p>
+      <w:pPr>
+        <w:pStyle w:val="Heading3"/>
+      </w:pPr>
+      <w:r>
+        <w:t>The case to investigate</w:t>
+      </w:r>
+    </w:p>
+    <w:p>
+      <w:pPr>
+        <w:spacing w:line="336" w:lineRule="auto" w:after="180"/>
+        <w:shd w:fill="F1F6FC"/>
+      </w:pPr>
+      <w:r>
+        <w:rPr>
+          <w:b w:val="0"/>
+        </w:rPr>
+        <w:t xml:space="preserve">CASE 3 — Use only these facts  Clue: </w:t>
+      </w:r>
+      <w:r>
+        <w:rPr>
+          <w:b/>
+        </w:rPr>
+        <w:t>evidence</w:t>
+      </w:r>
+      <w:r>
+        <w:rPr>
+          <w:b w:val="0"/>
+        </w:rPr>
+        <w:t xml:space="preserve"> boundary. Meaning: still verify.</w:t>
+      </w:r>
+    </w:p>
+    <w:p>
+      <w:pPr>
+        <w:pStyle w:val="Heading3"/>
+      </w:pPr>
+      <w:r>
+        <w:t>The case to investigate</w:t>
+      </w:r>
+    </w:p>
+    <w:p>
+      <w:pPr>
+        <w:spacing w:line="336" w:lineRule="auto" w:after="180"/>
+        <w:shd w:fill="F1F6FC"/>
+      </w:pPr>
+      <w:r>
+        <w:rPr>
+          <w:b w:val="0"/>
+        </w:rPr>
         <w:t>CASE 4 — Be accurate  Clue: wish without checking plan. Meaning: not a guarantee.</w:t>
       </w:r>
     </w:p>
     <w:p>
-      <w:r>
-        <w:t>BOUNDARY  Prompt quality improves control and usefulness, not guaranteed truth.</w:t>
-      </w:r>
-    </w:p>
-    <w:p>
-      <w:r>
-        <w:t>Which two pictures are easiest to confuse? What evidence separates them?</w:t>
-      </w:r>
-    </w:p>
-    <w:p>
       <w:pPr>
         <w:pStyle w:val="Heading3"/>
       </w:pPr>
       <w:r>
+        <w:t>Keep this boundary clear</w:t>
+      </w:r>
+    </w:p>
+    <w:p>
+      <w:pPr>
+        <w:spacing w:line="336" w:lineRule="auto" w:after="180"/>
+        <w:shd w:fill="FFF5E6"/>
+      </w:pPr>
+      <w:r>
+        <w:rPr>
+          <w:b w:val="0"/>
+        </w:rPr>
+        <w:t xml:space="preserve">BOUNDARY  </w:t>
+      </w:r>
+      <w:r>
+        <w:rPr>
+          <w:b/>
+        </w:rPr>
+        <w:t>Prompt</w:t>
+      </w:r>
+      <w:r>
+        <w:rPr>
+          <w:b w:val="0"/>
+        </w:rPr>
+        <w:t xml:space="preserve"> quality improves control and usefulness, not guaranteed truth.</w:t>
+      </w:r>
+    </w:p>
+    <w:p>
+      <w:pPr>
+        <w:spacing w:line="336" w:lineRule="auto" w:after="180"/>
+        <w:shd w:fill="F5F1FB"/>
+      </w:pPr>
+      <w:r>
+        <w:rPr>
+          <w:b w:val="0"/>
+        </w:rPr>
+        <w:t xml:space="preserve">Which two pictures are easiest to confuse? What </w:t>
+      </w:r>
+      <w:r>
+        <w:rPr>
+          <w:b/>
+        </w:rPr>
+        <w:t>evidence</w:t>
+      </w:r>
+      <w:r>
+        <w:rPr>
+          <w:b w:val="0"/>
+        </w:rPr>
+        <w:t xml:space="preserve"> separates them?</w:t>
+      </w:r>
+    </w:p>
+    <w:p>
+      <w:pPr>
+        <w:pStyle w:val="Heading3"/>
+      </w:pPr>
+      <w:r>
         <w:t>Change one thing in the pictured case</w:t>
       </w:r>
     </w:p>
     <w:p>
-      <w:r>
+      <w:pPr>
+        <w:pStyle w:val="Heading3"/>
+      </w:pPr>
+      <w:r>
+        <w:t>Change one thing</w:t>
+      </w:r>
+    </w:p>
+    <w:p>
+      <w:pPr>
+        <w:spacing w:line="336" w:lineRule="auto" w:after="180"/>
+        <w:shd w:fill="F5F1FB"/>
+      </w:pPr>
+      <w:r>
+        <w:rPr>
+          <w:b w:val="0"/>
+        </w:rPr>
         <w:t>Change: Add source B naming the same exhibit duration 20 minutes, with B declared current and authoritative.</w:t>
       </w:r>
     </w:p>
     <w:p>
-      <w:r>
-        <w:t>Prediction: Duration becomes 20 minutes.</w:t>
-      </w:r>
-    </w:p>
-    <w:p>
-      <w:r>
+      <w:pPr>
+        <w:pStyle w:val="Heading3"/>
+      </w:pPr>
+      <w:r>
+        <w:t>Predicted result</w:t>
+      </w:r>
+    </w:p>
+    <w:p>
+      <w:pPr>
+        <w:spacing w:line="336" w:lineRule="auto" w:after="180"/>
+        <w:shd w:fill="F1F6FC"/>
+      </w:pPr>
+      <w:r>
+        <w:rPr>
+          <w:b/>
+        </w:rPr>
+        <w:t>Prediction</w:t>
+      </w:r>
+      <w:r>
+        <w:rPr>
+          <w:b w:val="0"/>
+        </w:rPr>
+        <w:t>: Duration becomes 20 minutes.</w:t>
+      </w:r>
+    </w:p>
+    <w:p>
+      <w:pPr>
+        <w:pStyle w:val="Heading3"/>
+      </w:pPr>
+      <w:r>
+        <w:t>Why the result follows</w:t>
+      </w:r>
+    </w:p>
+    <w:p>
+      <w:pPr>
+        <w:spacing w:line="336" w:lineRule="auto" w:after="180"/>
+        <w:shd w:fill="F1F6FC"/>
+      </w:pPr>
+      <w:r>
+        <w:rPr>
+          <w:b w:val="0"/>
+        </w:rPr>
         <w:t>Reason: There is now an authorised source for the previously missing field.</w:t>
       </w:r>
     </w:p>
@@ -918,6 +1874,17 @@
     </w:p>
     <w:p>
       <w:r>
+        <w:t>Use the vocabulary of Prompts Are Design Instructions to explain a concrete decision, rather than only memorising definitions.</w:t>
+      </w:r>
+    </w:p>
+    <w:p>
+      <w:pPr>
+        <w:spacing w:line="336" w:lineRule="auto" w:after="180"/>
+      </w:pPr>
+      <w:r>
+        <w:rPr>
+          <w:b/>
+        </w:rPr>
         <w:t>VOCABULARY</w:t>
       </w:r>
     </w:p>
@@ -930,7 +1897,13 @@
       </w:r>
     </w:p>
     <w:p>
-      <w:r>
+      <w:pPr>
+        <w:spacing w:line="336" w:lineRule="auto" w:after="180"/>
+      </w:pPr>
+      <w:r>
+        <w:rPr>
+          <w:b w:val="0"/>
+        </w:rPr>
         <w:t>The badge is a memory cue; the definition does the real thinking work.</w:t>
       </w:r>
     </w:p>
@@ -1254,17 +2227,69 @@
       </w:r>
     </w:p>
     <w:p>
-      <w:r>
-        <w:t>CLAIM TO REPAIR  A perfect prompt can force a model to know missing facts.</w:t>
-      </w:r>
-    </w:p>
-    <w:p>
-      <w:r>
-        <w:t>Use one vocabulary word and one piece of evidence to repair it:</w:t>
-      </w:r>
-    </w:p>
-    <w:p>
-      <w:r>
+      <w:pPr>
+        <w:pStyle w:val="Heading3"/>
+      </w:pPr>
+      <w:r>
+        <w:t>Find the unsupported claim</w:t>
+      </w:r>
+    </w:p>
+    <w:p>
+      <w:pPr>
+        <w:spacing w:line="336" w:lineRule="auto" w:after="180"/>
+        <w:shd w:fill="F5F1FB"/>
+      </w:pPr>
+      <w:r>
+        <w:rPr>
+          <w:b w:val="0"/>
+        </w:rPr>
+        <w:t xml:space="preserve">CLAIM TO REPAIR  A perfect </w:t>
+      </w:r>
+      <w:r>
+        <w:rPr>
+          <w:b/>
+        </w:rPr>
+        <w:t>prompt</w:t>
+      </w:r>
+      <w:r>
+        <w:rPr>
+          <w:b w:val="0"/>
+        </w:rPr>
+        <w:t xml:space="preserve"> can force a model to know missing facts.</w:t>
+      </w:r>
+    </w:p>
+    <w:p>
+      <w:pPr>
+        <w:spacing w:line="336" w:lineRule="auto" w:after="180"/>
+      </w:pPr>
+      <w:r>
+        <w:rPr>
+          <w:b w:val="0"/>
+        </w:rPr>
+        <w:t xml:space="preserve">Use one vocabulary word and one piece of </w:t>
+      </w:r>
+      <w:r>
+        <w:rPr>
+          <w:b/>
+        </w:rPr>
+        <w:t>evidence</w:t>
+      </w:r>
+      <w:r>
+        <w:rPr>
+          <w:b w:val="0"/>
+        </w:rPr>
+        <w:t xml:space="preserve"> to repair it:</w:t>
+      </w:r>
+    </w:p>
+    <w:p>
+      <w:pPr>
+        <w:spacing w:line="336" w:lineRule="auto" w:after="180"/>
+        <w:shd w:fill="EDF7F3"/>
+      </w:pPr>
+      <w:r>
+        <w:rPr>
+          <w:b w:val="0"/>
+        </w:rPr>
         <w:t>WORD POWER  A strong definition helps you decide something in a new case.</w:t>
       </w:r>
     </w:p>
@@ -1388,6 +2413,17 @@
     </w:p>
     <w:p>
       <w:r>
+        <w:t>Follow the worked trace for Prompts Are Design Instructions, predict a step, then compare with its explanation.</w:t>
+      </w:r>
+    </w:p>
+    <w:p>
+      <w:pPr>
+        <w:spacing w:line="336" w:lineRule="auto" w:after="180"/>
+      </w:pPr>
+      <w:r>
+        <w:rPr>
+          <w:b/>
+        </w:rPr>
         <w:t>WORKED EXAMPLE</w:t>
       </w:r>
     </w:p>
@@ -1400,8 +2436,26 @@
       </w:r>
     </w:p>
     <w:p>
-      <w:r>
-        <w:t>Every step connects a claim to observable evidence.</w:t>
+      <w:pPr>
+        <w:spacing w:line="336" w:lineRule="auto" w:after="180"/>
+      </w:pPr>
+      <w:r>
+        <w:rPr>
+          <w:b w:val="0"/>
+        </w:rPr>
+        <w:t xml:space="preserve">Every step connects a claim to observable </w:t>
+      </w:r>
+      <w:r>
+        <w:rPr>
+          <w:b/>
+        </w:rPr>
+        <w:t>evidence</w:t>
+      </w:r>
+      <w:r>
+        <w:rPr>
+          <w:b w:val="0"/>
+        </w:rPr>
+        <w:t>.</w:t>
       </w:r>
     </w:p>
     <w:p>
@@ -1441,38 +2495,231 @@
       </w:r>
     </w:p>
     <w:p>
-      <w:r>
-        <w:t>CASE  'Write a story' gives little direction; a goal, audience, setting, length, required facts, and safety constraints shape a more useful output.</w:t>
-      </w:r>
-    </w:p>
-    <w:p>
-      <w:r>
-        <w:t>STEP 1 — OBSERVE  goal, context, constraints, and requested format</w:t>
-      </w:r>
-    </w:p>
-    <w:p>
-      <w:r>
-        <w:t>STEP 2 — TRACE  a generative model predicts an output matching the instruction</w:t>
-      </w:r>
-    </w:p>
-    <w:p>
-      <w:r>
+      <w:pPr>
+        <w:pStyle w:val="Heading3"/>
+      </w:pPr>
+      <w:r>
+        <w:t>The case to investigate</w:t>
+      </w:r>
+    </w:p>
+    <w:p>
+      <w:pPr>
+        <w:spacing w:line="336" w:lineRule="auto" w:after="180"/>
+        <w:shd w:fill="F1F6FC"/>
+      </w:pPr>
+      <w:r>
+        <w:rPr>
+          <w:b w:val="0"/>
+        </w:rPr>
+        <w:t xml:space="preserve">CASE  'Write a story' gives little direction; a goal, </w:t>
+      </w:r>
+      <w:r>
+        <w:rPr>
+          <w:b/>
+        </w:rPr>
+        <w:t>audience</w:t>
+      </w:r>
+      <w:r>
+        <w:rPr>
+          <w:b w:val="0"/>
+        </w:rPr>
+        <w:t xml:space="preserve">, setting, length, required facts, and safety </w:t>
+      </w:r>
+      <w:r>
+        <w:rPr>
+          <w:b/>
+        </w:rPr>
+        <w:t>constraint</w:t>
+      </w:r>
+      <w:r>
+        <w:rPr>
+          <w:b w:val="0"/>
+        </w:rPr>
+        <w:t xml:space="preserve">s shape a more useful </w:t>
+      </w:r>
+      <w:r>
+        <w:rPr>
+          <w:b/>
+        </w:rPr>
+        <w:t>output</w:t>
+      </w:r>
+      <w:r>
+        <w:rPr>
+          <w:b w:val="0"/>
+        </w:rPr>
+        <w:t>.</w:t>
+      </w:r>
+    </w:p>
+    <w:p>
+      <w:pPr>
+        <w:pStyle w:val="Heading3"/>
+      </w:pPr>
+      <w:r>
+        <w:t>Step 1</w:t>
+      </w:r>
+    </w:p>
+    <w:p>
+      <w:pPr>
+        <w:spacing w:line="336" w:lineRule="auto" w:after="180"/>
+        <w:shd w:fill="F4F9FC"/>
+      </w:pPr>
+      <w:r>
+        <w:rPr>
+          <w:b w:val="0"/>
+        </w:rPr>
+        <w:t xml:space="preserve">STEP 1 — OBSERVE  goal, context, </w:t>
+      </w:r>
+      <w:r>
+        <w:rPr>
+          <w:b/>
+        </w:rPr>
+        <w:t>constraint</w:t>
+      </w:r>
+      <w:r>
+        <w:rPr>
+          <w:b w:val="0"/>
+        </w:rPr>
+        <w:t>s, and requested format</w:t>
+      </w:r>
+    </w:p>
+    <w:p>
+      <w:pPr>
+        <w:pStyle w:val="Heading3"/>
+      </w:pPr>
+      <w:r>
+        <w:t>Step 2</w:t>
+      </w:r>
+    </w:p>
+    <w:p>
+      <w:pPr>
+        <w:spacing w:line="336" w:lineRule="auto" w:after="180"/>
+        <w:shd w:fill="F4F9FC"/>
+      </w:pPr>
+      <w:r>
+        <w:rPr>
+          <w:b w:val="0"/>
+        </w:rPr>
+        <w:t xml:space="preserve">STEP 2 — TRACE  a generative model predicts an </w:t>
+      </w:r>
+      <w:r>
+        <w:rPr>
+          <w:b/>
+        </w:rPr>
+        <w:t>output</w:t>
+      </w:r>
+      <w:r>
+        <w:rPr>
+          <w:b w:val="0"/>
+        </w:rPr>
+        <w:t xml:space="preserve"> matching the instruction</w:t>
+      </w:r>
+    </w:p>
+    <w:p>
+      <w:pPr>
+        <w:pStyle w:val="Heading3"/>
+      </w:pPr>
+      <w:r>
+        <w:t>Step 3</w:t>
+      </w:r>
+    </w:p>
+    <w:p>
+      <w:pPr>
+        <w:spacing w:line="336" w:lineRule="auto" w:after="180"/>
+        <w:shd w:fill="F4F9FC"/>
+      </w:pPr>
+      <w:r>
+        <w:rPr>
+          <w:b w:val="0"/>
+        </w:rPr>
         <w:t>STEP 3 — CONCLUDE  draft that still requires review</w:t>
       </w:r>
     </w:p>
     <w:p>
-      <w:r>
-        <w:t>MODEL REASONING  The improved prompt should make success observable: who it is for, what it must include, what it must avoid, and how it should be structured. Evaluate usefulness and verify factual claims separately.</w:t>
-      </w:r>
-    </w:p>
-    <w:p>
-      <w:r>
-        <w:t>DO NOT OVERCLAIM  Prompt quality improves control and usefulness, not guaranteed truth.</w:t>
-      </w:r>
-    </w:p>
-    <w:p>
-      <w:r>
-        <w:t>What new evidence could change this answer?</w:t>
+      <w:pPr>
+        <w:pStyle w:val="Heading3"/>
+      </w:pPr>
+      <w:r>
+        <w:t>Model answer</w:t>
+      </w:r>
+    </w:p>
+    <w:p>
+      <w:pPr>
+        <w:spacing w:line="336" w:lineRule="auto" w:after="180"/>
+        <w:shd w:fill="F1F6FC"/>
+      </w:pPr>
+      <w:r>
+        <w:rPr>
+          <w:b w:val="0"/>
+        </w:rPr>
+        <w:t xml:space="preserve">MODEL REASONING  The improved </w:t>
+      </w:r>
+      <w:r>
+        <w:rPr>
+          <w:b/>
+        </w:rPr>
+        <w:t>prompt</w:t>
+      </w:r>
+      <w:r>
+        <w:rPr>
+          <w:b w:val="0"/>
+        </w:rPr>
+        <w:t xml:space="preserve"> should make success observable: who it is for, what it must include, what it must avoid, and how it should be structured. Evaluate usefulness and verify factual claims separately.</w:t>
+      </w:r>
+    </w:p>
+    <w:p>
+      <w:pPr>
+        <w:pStyle w:val="Heading3"/>
+      </w:pPr>
+      <w:r>
+        <w:t>A claim to avoid</w:t>
+      </w:r>
+    </w:p>
+    <w:p>
+      <w:pPr>
+        <w:spacing w:line="336" w:lineRule="auto" w:after="180"/>
+        <w:shd w:fill="FFF5E6"/>
+      </w:pPr>
+      <w:r>
+        <w:rPr>
+          <w:b w:val="0"/>
+        </w:rPr>
+        <w:t xml:space="preserve">DO NOT OVERCLAIM  </w:t>
+      </w:r>
+      <w:r>
+        <w:rPr>
+          <w:b/>
+        </w:rPr>
+        <w:t>Prompt</w:t>
+      </w:r>
+      <w:r>
+        <w:rPr>
+          <w:b w:val="0"/>
+        </w:rPr>
+        <w:t xml:space="preserve"> quality improves control and usefulness, not guaranteed truth.</w:t>
+      </w:r>
+    </w:p>
+    <w:p>
+      <w:pPr>
+        <w:spacing w:line="336" w:lineRule="auto" w:after="180"/>
+        <w:shd w:fill="F5F1FB"/>
+      </w:pPr>
+      <w:r>
+        <w:rPr>
+          <w:b w:val="0"/>
+        </w:rPr>
+        <w:t xml:space="preserve">What new </w:t>
+      </w:r>
+      <w:r>
+        <w:rPr>
+          <w:b/>
+        </w:rPr>
+        <w:t>evidence</w:t>
+      </w:r>
+      <w:r>
+        <w:rPr>
+          <w:b w:val="0"/>
+        </w:rPr>
+        <w:t xml:space="preserve"> could change this answer?</w:t>
       </w:r>
     </w:p>
     <w:p>
@@ -1627,25 +2874,109 @@
       </w:tr>
     </w:tbl>
     <w:p>
-      <w:r>
-        <w:t>For the third case, D describes the same event as C but gives Room 9, and neither record is marked as replacing the other. P1 explains missing values but says nothing about disagreement. Revise that weakness: if supplied records conflict about a requested field and no priority is given, write “conflicting information” for that field. Preserve values that do not conflict.</w:t>
-      </w:r>
-    </w:p>
-    <w:p>
-      <w:r>
-        <w:t>Call the revision P2 and keep the rest of P1 unchanged, except that it now refers to the supplied records rather than C alone. The place field should flag the conflict; it must not silently choose Room 7, choose Room 9 or combine them into Room 79. A later authoritative correction may resolve the conflict, but this input does not provide one.</w:t>
-      </w:r>
-    </w:p>
-    <w:p>
       <w:pPr>
         <w:pStyle w:val="Heading3"/>
       </w:pPr>
       <w:r>
+        <w:t>Worked explanation · Prompts Are Design Instructions</w:t>
+      </w:r>
+    </w:p>
+    <w:p>
+      <w:pPr>
+        <w:spacing w:line="336" w:lineRule="auto" w:after="180"/>
+        <w:shd w:fill="F1F6FC"/>
+      </w:pPr>
+      <w:r>
+        <w:rPr>
+          <w:b w:val="0"/>
+        </w:rPr>
+        <w:t>For the third case, D describes the same event as C but gives Room 9, and neither record is marked as replacing the other. P1 explains missing values but says nothing about disagreement.</w:t>
+      </w:r>
+    </w:p>
+    <w:p>
+      <w:pPr>
+        <w:spacing w:line="336" w:lineRule="auto" w:after="180"/>
+        <w:shd w:fill="F1F6FC"/>
+      </w:pPr>
+      <w:r>
+        <w:rPr>
+          <w:b w:val="0"/>
+        </w:rPr>
+        <w:t>Revise that weakness: if supplied records conflict about a requested field and no priority is given, write “conflicting information” for that field. Preserve values that do not conflict.</w:t>
+      </w:r>
+    </w:p>
+    <w:p>
+      <w:pPr>
+        <w:pStyle w:val="Heading3"/>
+      </w:pPr>
+      <w:r>
+        <w:t>Worked explanation · Prompts Are Design Instructions</w:t>
+      </w:r>
+    </w:p>
+    <w:p>
+      <w:pPr>
+        <w:spacing w:line="336" w:lineRule="auto" w:after="180"/>
+        <w:shd w:fill="F1F6FC"/>
+      </w:pPr>
+      <w:r>
+        <w:rPr>
+          <w:b w:val="0"/>
+        </w:rPr>
+        <w:t xml:space="preserve">Call the </w:t>
+      </w:r>
+      <w:r>
+        <w:rPr>
+          <w:b/>
+        </w:rPr>
+        <w:t>revision</w:t>
+      </w:r>
+      <w:r>
+        <w:rPr>
+          <w:b w:val="0"/>
+        </w:rPr>
+        <w:t xml:space="preserve"> P2 and keep the rest of P1 unchanged, except that it now refers to the supplied records rather than C alone.</w:t>
+      </w:r>
+    </w:p>
+    <w:p>
+      <w:pPr>
+        <w:spacing w:line="336" w:lineRule="auto" w:after="180"/>
+        <w:shd w:fill="F1F6FC"/>
+      </w:pPr>
+      <w:r>
+        <w:rPr>
+          <w:b w:val="0"/>
+        </w:rPr>
+        <w:t xml:space="preserve">The place field should flag the conflict; it must not silently choose Room 7, choose Room 9 or combine them into Room 79. A later authoritative correction may resolve the conflict, but this </w:t>
+      </w:r>
+      <w:r>
+        <w:rPr>
+          <w:b/>
+        </w:rPr>
+        <w:t>input</w:t>
+      </w:r>
+      <w:r>
+        <w:rPr>
+          <w:b w:val="0"/>
+        </w:rPr>
+        <w:t xml:space="preserve"> does not provide one.</w:t>
+      </w:r>
+    </w:p>
+    <w:p>
+      <w:pPr>
+        <w:pStyle w:val="Heading3"/>
+      </w:pPr>
+      <w:r>
         <w:t>Learn from the worked case</w:t>
       </w:r>
     </w:p>
     <w:p>
-      <w:r>
+      <w:pPr>
+        <w:spacing w:line="336" w:lineRule="auto" w:after="180"/>
+      </w:pPr>
+      <w:r>
+        <w:rPr>
+          <w:b w:val="0"/>
+        </w:rPr>
         <w:t>Cover the result before checking it. Say what is given, choose the procedure, and follow one step at a time. Then uncover the result and explain your first mismatch. Ask why a step is allowed, not only what number it produces.</w:t>
       </w:r>
     </w:p>
@@ -1658,7 +2989,13 @@
       </w:r>
     </w:p>
     <w:p>
-      <w:r>
+      <w:pPr>
+        <w:spacing w:line="336" w:lineRule="auto" w:after="180"/>
+      </w:pPr>
+      <w:r>
+        <w:rPr>
+          <w:b w:val="0"/>
+        </w:rPr>
         <w:t>A fictional club needs a short exhibit card, without guesses.</w:t>
       </w:r>
     </w:p>
@@ -1671,13 +3008,55 @@
       </w:r>
     </w:p>
     <w:p>
-      <w:r>
+      <w:pPr>
+        <w:pStyle w:val="Heading3"/>
+      </w:pPr>
+      <w:r>
+        <w:t>Supplied facts</w:t>
+      </w:r>
+    </w:p>
+    <w:p>
+      <w:pPr>
+        <w:spacing w:line="336" w:lineRule="auto" w:after="180"/>
+        <w:shd w:fill="F1F6FC"/>
+      </w:pPr>
+      <w:r>
+        <w:rPr>
+          <w:b w:val="0"/>
+        </w:rPr>
         <w:t>Source A: exhibit Paper Birds, location Shelf 2. No duration appears.</w:t>
       </w:r>
     </w:p>
     <w:p>
-      <w:r>
-        <w:t>Required output: two labelled lines, Exhibit and Duration; missing values must say not supplied.</w:t>
+      <w:pPr>
+        <w:pStyle w:val="Heading3"/>
+      </w:pPr>
+      <w:r>
+        <w:t>Supplied facts</w:t>
+      </w:r>
+    </w:p>
+    <w:p>
+      <w:pPr>
+        <w:spacing w:line="336" w:lineRule="auto" w:after="180"/>
+        <w:shd w:fill="F1F6FC"/>
+      </w:pPr>
+      <w:r>
+        <w:rPr>
+          <w:b w:val="0"/>
+        </w:rPr>
+        <w:t xml:space="preserve">Required </w:t>
+      </w:r>
+      <w:r>
+        <w:rPr>
+          <w:b/>
+        </w:rPr>
+        <w:t>output</w:t>
+      </w:r>
+      <w:r>
+        <w:rPr>
+          <w:b w:val="0"/>
+        </w:rPr>
+        <w:t>: two labelled lines, Exhibit and Duration; missing values must say not supplied.</w:t>
       </w:r>
     </w:p>
     <w:p>
@@ -1862,30 +3241,150 @@
       </w:r>
     </w:p>
     <w:p>
-      <w:r>
-        <w:t>A useful prompt describes both the wanted answer and what to do when evidence is insufficient. Asking for a duration does not create one. Examples can demonstrate the format, but they must not become sources of event facts. Check content support separately from whether the answer looks tidy.</w:t>
-      </w:r>
-    </w:p>
-    <w:p>
       <w:pPr>
         <w:pStyle w:val="Heading3"/>
       </w:pPr>
       <w:r>
+        <w:t>Why the result follows</w:t>
+      </w:r>
+    </w:p>
+    <w:p>
+      <w:pPr>
+        <w:spacing w:line="336" w:lineRule="auto" w:after="180"/>
+        <w:shd w:fill="F1F6FC"/>
+      </w:pPr>
+      <w:r>
+        <w:rPr>
+          <w:b w:val="0"/>
+        </w:rPr>
+        <w:t xml:space="preserve">A useful </w:t>
+      </w:r>
+      <w:r>
+        <w:rPr>
+          <w:b/>
+        </w:rPr>
+        <w:t>prompt</w:t>
+      </w:r>
+      <w:r>
+        <w:rPr>
+          <w:b w:val="0"/>
+        </w:rPr>
+        <w:t xml:space="preserve"> describes both the wanted answer and what to do when </w:t>
+      </w:r>
+      <w:r>
+        <w:rPr>
+          <w:b/>
+        </w:rPr>
+        <w:t>evidence</w:t>
+      </w:r>
+      <w:r>
+        <w:rPr>
+          <w:b w:val="0"/>
+        </w:rPr>
+        <w:t xml:space="preserve"> is insufficient. Asking for a duration does not create one. Examples can demonstrate the format, but they must not become sources of event facts.</w:t>
+      </w:r>
+    </w:p>
+    <w:p>
+      <w:pPr>
+        <w:spacing w:line="336" w:lineRule="auto" w:after="180"/>
+        <w:shd w:fill="F1F6FC"/>
+      </w:pPr>
+      <w:r>
+        <w:rPr>
+          <w:b w:val="0"/>
+        </w:rPr>
+        <w:t>Check content support separately from whether the answer looks tidy.</w:t>
+      </w:r>
+    </w:p>
+    <w:p>
+      <w:pPr>
+        <w:pStyle w:val="Heading3"/>
+      </w:pPr>
+      <w:r>
         <w:t>What this example does not establish</w:t>
       </w:r>
     </w:p>
     <w:p>
-      <w:r>
-        <w:t>Even a complete prompt does not guarantee an AI system follows it; test returned outputs against the contract.</w:t>
-      </w:r>
-    </w:p>
-    <w:p>
-      <w:r>
+      <w:pPr>
+        <w:pStyle w:val="Heading3"/>
+      </w:pPr>
+      <w:r>
+        <w:t>Keep the stated limit</w:t>
+      </w:r>
+    </w:p>
+    <w:p>
+      <w:pPr>
+        <w:spacing w:line="336" w:lineRule="auto" w:after="180"/>
+        <w:shd w:fill="FFF5E6"/>
+      </w:pPr>
+      <w:r>
+        <w:rPr>
+          <w:b w:val="0"/>
+        </w:rPr>
+        <w:t xml:space="preserve">Even a complete </w:t>
+      </w:r>
+      <w:r>
+        <w:rPr>
+          <w:b/>
+        </w:rPr>
+        <w:t>prompt</w:t>
+      </w:r>
+      <w:r>
+        <w:rPr>
+          <w:b w:val="0"/>
+        </w:rPr>
+        <w:t xml:space="preserve"> does not guarantee an AI system follows it; test returned </w:t>
+      </w:r>
+      <w:r>
+        <w:rPr>
+          <w:b/>
+        </w:rPr>
+        <w:t>output</w:t>
+      </w:r>
+      <w:r>
+        <w:rPr>
+          <w:b w:val="0"/>
+        </w:rPr>
+        <w:t>s against the contract.</w:t>
+      </w:r>
+    </w:p>
+    <w:p>
+      <w:pPr>
+        <w:pStyle w:val="Heading3"/>
+      </w:pPr>
+      <w:r>
+        <w:t>Keep the stated limit</w:t>
+      </w:r>
+    </w:p>
+    <w:p>
+      <w:pPr>
+        <w:spacing w:line="336" w:lineRule="auto" w:after="180"/>
+        <w:shd w:fill="FFF5E6"/>
+      </w:pPr>
+      <w:r>
+        <w:rPr>
+          <w:b w:val="0"/>
+        </w:rPr>
         <w:t>Read the labelled picture: What must happen if B instead conflicts with another equally authoritative duration record?</w:t>
       </w:r>
     </w:p>
     <w:p>
-      <w:r>
+      <w:pPr>
+        <w:pStyle w:val="Heading3"/>
+      </w:pPr>
+      <w:r>
+        <w:t>Keep the stated limit</w:t>
+      </w:r>
+    </w:p>
+    <w:p>
+      <w:pPr>
+        <w:spacing w:line="336" w:lineRule="auto" w:after="180"/>
+        <w:shd w:fill="FFF5E6"/>
+      </w:pPr>
+      <w:r>
+        <w:rPr>
+          <w:b w:val="0"/>
+        </w:rPr>
         <w:t>Change one thing: Add source B naming the same exhibit duration 20 minutes, with B declared current and authoritative. Predict the result before checking the explanation. What remains the same?</w:t>
       </w:r>
     </w:p>
@@ -1899,6 +3398,17 @@
     </w:p>
     <w:p>
       <w:r>
+        <w:t>Find the unsupported step in the Prompts Are Design Instructions claim and explain a repair using the supplied evidence.</w:t>
+      </w:r>
+    </w:p>
+    <w:p>
+      <w:pPr>
+        <w:spacing w:line="336" w:lineRule="auto" w:after="180"/>
+      </w:pPr>
+      <w:r>
+        <w:rPr>
+          <w:b/>
+        </w:rPr>
         <w:t>COMPARE</w:t>
       </w:r>
     </w:p>
@@ -1911,7 +3421,13 @@
       </w:r>
     </w:p>
     <w:p>
-      <w:r>
+      <w:pPr>
+        <w:spacing w:line="336" w:lineRule="auto" w:after="180"/>
+      </w:pPr>
+      <w:r>
+        <w:rPr>
+          <w:b w:val="0"/>
+        </w:rPr>
         <w:t>A comparison helps reveal the true concept boundary.</w:t>
       </w:r>
     </w:p>
@@ -2099,53 +3615,260 @@
       </w:r>
     </w:p>
     <w:p>
-      <w:r>
-        <w:t>CLAIM A  A perfect prompt can force a model to know missing facts.</w:t>
-      </w:r>
-    </w:p>
-    <w:p>
-      <w:r>
+      <w:pPr>
+        <w:pStyle w:val="Heading3"/>
+      </w:pPr>
+      <w:r>
+        <w:t>Challenge claim A</w:t>
+      </w:r>
+    </w:p>
+    <w:p>
+      <w:pPr>
+        <w:spacing w:line="336" w:lineRule="auto" w:after="180"/>
+        <w:shd w:fill="F5F1FB"/>
+      </w:pPr>
+      <w:r>
+        <w:rPr>
+          <w:b w:val="0"/>
+        </w:rPr>
+        <w:t xml:space="preserve">CLAIM A  A perfect </w:t>
+      </w:r>
+      <w:r>
+        <w:rPr>
+          <w:b/>
+        </w:rPr>
+        <w:t>prompt</w:t>
+      </w:r>
+      <w:r>
+        <w:rPr>
+          <w:b w:val="0"/>
+        </w:rPr>
+        <w:t xml:space="preserve"> can force a model to know missing facts.</w:t>
+      </w:r>
+    </w:p>
+    <w:p>
+      <w:pPr>
+        <w:spacing w:line="336" w:lineRule="auto" w:after="180"/>
+      </w:pPr>
+      <w:r>
+        <w:rPr>
+          <w:b w:val="0"/>
+        </w:rPr>
         <w:t>Repair:</w:t>
       </w:r>
     </w:p>
     <w:p>
-      <w:r>
-        <w:t>CLAIM B  Adding more words always makes a prompt better.</w:t>
-      </w:r>
-    </w:p>
-    <w:p>
-      <w:r>
+      <w:pPr>
+        <w:pStyle w:val="Heading3"/>
+      </w:pPr>
+      <w:r>
+        <w:t>Challenge claim B</w:t>
+      </w:r>
+    </w:p>
+    <w:p>
+      <w:pPr>
+        <w:spacing w:line="336" w:lineRule="auto" w:after="180"/>
+        <w:shd w:fill="F5F1FB"/>
+      </w:pPr>
+      <w:r>
+        <w:rPr>
+          <w:b w:val="0"/>
+        </w:rPr>
+        <w:t xml:space="preserve">CLAIM B  Adding more words always makes a </w:t>
+      </w:r>
+      <w:r>
+        <w:rPr>
+          <w:b/>
+        </w:rPr>
+        <w:t>prompt</w:t>
+      </w:r>
+      <w:r>
+        <w:rPr>
+          <w:b w:val="0"/>
+        </w:rPr>
+        <w:t xml:space="preserve"> better.</w:t>
+      </w:r>
+    </w:p>
+    <w:p>
+      <w:pPr>
+        <w:spacing w:line="336" w:lineRule="auto" w:after="180"/>
+      </w:pPr>
+      <w:r>
+        <w:rPr>
+          <w:b w:val="0"/>
+        </w:rPr>
         <w:t>Repair:</w:t>
       </w:r>
     </w:p>
     <w:p>
-      <w:r>
-        <w:t>STRONG ANSWER FRAME  I claim ______ because the evidence shows ______. The process is ______. One limit is ______.</w:t>
-      </w:r>
-    </w:p>
-    <w:p>
       <w:pPr>
         <w:pStyle w:val="Heading3"/>
       </w:pPr>
       <w:r>
+        <w:t>A frame for explaining</w:t>
+      </w:r>
+    </w:p>
+    <w:p>
+      <w:pPr>
+        <w:spacing w:line="336" w:lineRule="auto" w:after="180"/>
+        <w:shd w:fill="F1F6FC"/>
+      </w:pPr>
+      <w:r>
+        <w:rPr>
+          <w:b w:val="0"/>
+        </w:rPr>
+        <w:t xml:space="preserve">STRONG ANSWER FRAME  I claim ______ because the </w:t>
+      </w:r>
+      <w:r>
+        <w:rPr>
+          <w:b/>
+        </w:rPr>
+        <w:t>evidence</w:t>
+      </w:r>
+      <w:r>
+        <w:rPr>
+          <w:b w:val="0"/>
+        </w:rPr>
+        <w:t xml:space="preserve"> shows ______. The </w:t>
+      </w:r>
+      <w:r>
+        <w:rPr>
+          <w:b/>
+        </w:rPr>
+        <w:t>process</w:t>
+      </w:r>
+      <w:r>
+        <w:rPr>
+          <w:b w:val="0"/>
+        </w:rPr>
+        <w:t xml:space="preserve"> is ______. One limit is ______.</w:t>
+      </w:r>
+    </w:p>
+    <w:p>
+      <w:pPr>
+        <w:pStyle w:val="Heading3"/>
+      </w:pPr>
+      <w:r>
         <w:t>A closer explanation</w:t>
       </w:r>
     </w:p>
     <w:p>
-      <w:r>
-        <w:t>Suppose a revised prompt handles three classroom examples correctly. You can report that it passed those examples under the recorded conditions. You cannot conclude that it will always work. If outputs can vary between runs, plan repeated trials and keep every result. A single good response is not a reliability guarantee.</w:t>
-      </w:r>
-    </w:p>
-    <w:p>
-      <w:r>
-        <w:t>Use the failures to improve the specification and add revealing cases. Keep the same evaluation criteria when comparing versions; changing both the prompt and the scoring rule makes the comparison hard to interpret. A new requirement may justify a new criterion, but document that change rather than pretending the results used the same test.</w:t>
-      </w:r>
-    </w:p>
-    <w:p>
       <w:pPr>
         <w:pStyle w:val="Heading3"/>
       </w:pPr>
       <w:r>
+        <w:t>Check the claim against the facts</w:t>
+      </w:r>
+    </w:p>
+    <w:p>
+      <w:pPr>
+        <w:spacing w:line="336" w:lineRule="auto" w:after="180"/>
+        <w:shd w:fill="FFF5E6"/>
+      </w:pPr>
+      <w:r>
+        <w:rPr>
+          <w:b w:val="0"/>
+        </w:rPr>
+        <w:t xml:space="preserve">Suppose a revised </w:t>
+      </w:r>
+      <w:r>
+        <w:rPr>
+          <w:b/>
+        </w:rPr>
+        <w:t>prompt</w:t>
+      </w:r>
+      <w:r>
+        <w:rPr>
+          <w:b w:val="0"/>
+        </w:rPr>
+        <w:t xml:space="preserve"> handles three classroom examples correctly. You can report that it passed those examples under the recorded conditions. You cannot conclude that it will always work.</w:t>
+      </w:r>
+    </w:p>
+    <w:p>
+      <w:pPr>
+        <w:spacing w:line="336" w:lineRule="auto" w:after="180"/>
+        <w:shd w:fill="FFF5E6"/>
+      </w:pPr>
+      <w:r>
+        <w:rPr>
+          <w:b w:val="0"/>
+        </w:rPr>
+        <w:t xml:space="preserve">If </w:t>
+      </w:r>
+      <w:r>
+        <w:rPr>
+          <w:b/>
+        </w:rPr>
+        <w:t>output</w:t>
+      </w:r>
+      <w:r>
+        <w:rPr>
+          <w:b w:val="0"/>
+        </w:rPr>
+        <w:t>s can vary between runs, plan repeated trials and keep every result. A single good response is not a reliability guarantee.</w:t>
+      </w:r>
+    </w:p>
+    <w:p>
+      <w:pPr>
+        <w:pStyle w:val="Heading3"/>
+      </w:pPr>
+      <w:r>
+        <w:t>Check the claim against the facts</w:t>
+      </w:r>
+    </w:p>
+    <w:p>
+      <w:pPr>
+        <w:spacing w:line="336" w:lineRule="auto" w:after="180"/>
+        <w:shd w:fill="FFF5E6"/>
+      </w:pPr>
+      <w:r>
+        <w:rPr>
+          <w:b w:val="0"/>
+        </w:rPr>
+        <w:t xml:space="preserve">Use the failures to improve the specification and add revealing cases. Keep the same evaluation criteria when comparing versions; changing both the </w:t>
+      </w:r>
+      <w:r>
+        <w:rPr>
+          <w:b/>
+        </w:rPr>
+        <w:t>prompt</w:t>
+      </w:r>
+      <w:r>
+        <w:rPr>
+          <w:b w:val="0"/>
+        </w:rPr>
+        <w:t xml:space="preserve"> and the scoring rule makes the comparison hard to interpret.</w:t>
+      </w:r>
+    </w:p>
+    <w:p>
+      <w:pPr>
+        <w:spacing w:line="336" w:lineRule="auto" w:after="180"/>
+        <w:shd w:fill="FFF5E6"/>
+      </w:pPr>
+      <w:r>
+        <w:rPr>
+          <w:b w:val="0"/>
+        </w:rPr>
+        <w:t xml:space="preserve">A new requirement may justify a new </w:t>
+      </w:r>
+      <w:r>
+        <w:rPr>
+          <w:b/>
+        </w:rPr>
+        <w:t>criterion</w:t>
+      </w:r>
+      <w:r>
+        <w:rPr>
+          <w:b w:val="0"/>
+        </w:rPr>
+        <w:t>, but document that change rather than pretending the results used the same test.</w:t>
+      </w:r>
+    </w:p>
+    <w:p>
+      <w:pPr>
+        <w:pStyle w:val="Heading3"/>
+      </w:pPr>
+      <w:r>
         <w:t>Two prompts are compared: P1 receives a complete record and P2 receives a record with a missing time. Why is that insufficient to attribute different results to the prompt change? Describe a fairer comparison</w:t>
       </w:r>
     </w:p>
@@ -2179,6 +3902,17 @@
     </w:p>
     <w:p>
       <w:r>
+        <w:t>Practise Prompts Are Design Instructions with support, then explain the deciding step in your own words.</w:t>
+      </w:r>
+    </w:p>
+    <w:p>
+      <w:pPr>
+        <w:spacing w:line="336" w:lineRule="auto" w:after="180"/>
+      </w:pPr>
+      <w:r>
+        <w:rPr>
+          <w:b/>
+        </w:rPr>
         <w:t>GUIDED PRACTICE</w:t>
       </w:r>
     </w:p>
@@ -2191,7 +3925,13 @@
       </w:r>
     </w:p>
     <w:p>
-      <w:r>
+      <w:pPr>
+        <w:spacing w:line="336" w:lineRule="auto" w:after="180"/>
+      </w:pPr>
+      <w:r>
+        <w:rPr>
+          <w:b w:val="0"/>
+        </w:rPr>
         <w:t>Use support now so you can succeed independently later.</w:t>
       </w:r>
     </w:p>
@@ -2232,46 +3972,264 @@
       </w:r>
     </w:p>
     <w:p>
-      <w:r>
-        <w:t>Explain how the picture story demonstrates this idea: Clear goals, context, and constraints improve usefulness, not truth guarantees.</w:t>
-      </w:r>
-    </w:p>
-    <w:p>
-      <w:r>
-        <w:t>Use a fresh example to explain prompt.</w:t>
-      </w:r>
-    </w:p>
-    <w:p>
-      <w:r>
-        <w:t>Trace a new input → process → output example.</w:t>
-      </w:r>
-    </w:p>
-    <w:p>
-      <w:r>
-        <w:t>Find and repair the error in: Adding more words always makes a prompt better.</w:t>
-      </w:r>
-    </w:p>
-    <w:p>
-      <w:r>
+      <w:pPr>
+        <w:spacing w:line="336" w:lineRule="auto" w:after="180"/>
+      </w:pPr>
+      <w:r>
+        <w:rPr>
+          <w:b w:val="0"/>
+        </w:rPr>
+        <w:t xml:space="preserve">Explain how the picture story demonstrates this idea: Clear goals, context, and </w:t>
+      </w:r>
+      <w:r>
+        <w:rPr>
+          <w:b/>
+        </w:rPr>
+        <w:t>constraint</w:t>
+      </w:r>
+      <w:r>
+        <w:rPr>
+          <w:b w:val="0"/>
+        </w:rPr>
+        <w:t>s improve usefulness, not truth guarantees.</w:t>
+      </w:r>
+    </w:p>
+    <w:p>
+      <w:pPr>
+        <w:spacing w:line="336" w:lineRule="auto" w:after="180"/>
+      </w:pPr>
+      <w:r>
+        <w:rPr>
+          <w:b w:val="0"/>
+        </w:rPr>
+        <w:t xml:space="preserve">Use a fresh example to explain </w:t>
+      </w:r>
+      <w:r>
+        <w:rPr>
+          <w:b/>
+        </w:rPr>
+        <w:t>prompt</w:t>
+      </w:r>
+      <w:r>
+        <w:rPr>
+          <w:b w:val="0"/>
+        </w:rPr>
+        <w:t>.</w:t>
+      </w:r>
+    </w:p>
+    <w:p>
+      <w:pPr>
+        <w:spacing w:line="336" w:lineRule="auto" w:after="180"/>
+      </w:pPr>
+      <w:r>
+        <w:rPr>
+          <w:b w:val="0"/>
+        </w:rPr>
+        <w:t xml:space="preserve">Trace a new </w:t>
+      </w:r>
+      <w:r>
+        <w:rPr>
+          <w:b/>
+        </w:rPr>
+        <w:t>input</w:t>
+      </w:r>
+      <w:r>
+        <w:rPr>
+          <w:b w:val="0"/>
+        </w:rPr>
+        <w:t xml:space="preserve"> → </w:t>
+      </w:r>
+      <w:r>
+        <w:rPr>
+          <w:b/>
+        </w:rPr>
+        <w:t>process</w:t>
+      </w:r>
+      <w:r>
+        <w:rPr>
+          <w:b w:val="0"/>
+        </w:rPr>
+        <w:t xml:space="preserve"> → </w:t>
+      </w:r>
+      <w:r>
+        <w:rPr>
+          <w:b/>
+        </w:rPr>
+        <w:t>output</w:t>
+      </w:r>
+      <w:r>
+        <w:rPr>
+          <w:b w:val="0"/>
+        </w:rPr>
+        <w:t xml:space="preserve"> example.</w:t>
+      </w:r>
+    </w:p>
+    <w:p>
+      <w:pPr>
+        <w:spacing w:line="336" w:lineRule="auto" w:after="180"/>
+      </w:pPr>
+      <w:r>
+        <w:rPr>
+          <w:b w:val="0"/>
+        </w:rPr>
+        <w:t xml:space="preserve">Find and repair the error in: Adding more words always makes a </w:t>
+      </w:r>
+      <w:r>
+        <w:rPr>
+          <w:b/>
+        </w:rPr>
+        <w:t>prompt</w:t>
+      </w:r>
+      <w:r>
+        <w:rPr>
+          <w:b w:val="0"/>
+        </w:rPr>
+        <w:t xml:space="preserve"> better.</w:t>
+      </w:r>
+    </w:p>
+    <w:p>
+      <w:pPr>
+        <w:spacing w:line="336" w:lineRule="auto" w:after="180"/>
+      </w:pPr>
+      <w:r>
+        <w:rPr>
+          <w:b w:val="0"/>
+        </w:rPr>
         <w:t>Invent one edge case and name the safe response.</w:t>
       </w:r>
     </w:p>
     <w:p>
-      <w:r>
-        <w:t>PARTNER CHECK  Point to the evidence. Do not accept an answer that only repeats the vocabulary word.</w:t>
-      </w:r>
-    </w:p>
-    <w:p>
       <w:pPr>
         <w:pStyle w:val="Heading3"/>
       </w:pPr>
       <w:r>
+        <w:t>Check with a partner</w:t>
+      </w:r>
+    </w:p>
+    <w:p>
+      <w:pPr>
+        <w:spacing w:line="336" w:lineRule="auto" w:after="180"/>
+        <w:shd w:fill="F5F1FB"/>
+      </w:pPr>
+      <w:r>
+        <w:rPr>
+          <w:b w:val="0"/>
+        </w:rPr>
+        <w:t xml:space="preserve">PARTNER CHECK  Point to the </w:t>
+      </w:r>
+      <w:r>
+        <w:rPr>
+          <w:b/>
+        </w:rPr>
+        <w:t>evidence</w:t>
+      </w:r>
+      <w:r>
+        <w:rPr>
+          <w:b w:val="0"/>
+        </w:rPr>
+        <w:t>. Do not accept an answer that only repeats the vocabulary word.</w:t>
+      </w:r>
+    </w:p>
+    <w:p>
+      <w:pPr>
+        <w:pStyle w:val="Heading3"/>
+      </w:pPr>
+      <w:r>
         <w:t>A closer explanation</w:t>
       </w:r>
     </w:p>
     <w:p>
-      <w:r>
-        <w:t>A small test log can record prompt version, input case, output, each criterion’s result and the reason for failure. If you use an approved model, also record the model and available settings. Compare prompt versions on the same cases under the same recorded conditions. Keep all observed outputs rather than only the best-looking attempt.</w:t>
+      <w:pPr>
+        <w:spacing w:line="336" w:lineRule="auto" w:after="180"/>
+      </w:pPr>
+      <w:r>
+        <w:rPr>
+          <w:b w:val="0"/>
+        </w:rPr>
+        <w:t xml:space="preserve">A small test log can record </w:t>
+      </w:r>
+      <w:r>
+        <w:rPr>
+          <w:b/>
+        </w:rPr>
+        <w:t>prompt</w:t>
+      </w:r>
+      <w:r>
+        <w:rPr>
+          <w:b w:val="0"/>
+        </w:rPr>
+        <w:t xml:space="preserve"> version, </w:t>
+      </w:r>
+      <w:r>
+        <w:rPr>
+          <w:b/>
+        </w:rPr>
+        <w:t>input</w:t>
+      </w:r>
+      <w:r>
+        <w:rPr>
+          <w:b w:val="0"/>
+        </w:rPr>
+        <w:t xml:space="preserve"> case, </w:t>
+      </w:r>
+      <w:r>
+        <w:rPr>
+          <w:b/>
+        </w:rPr>
+        <w:t>output</w:t>
+      </w:r>
+      <w:r>
+        <w:rPr>
+          <w:b w:val="0"/>
+        </w:rPr>
+        <w:t xml:space="preserve">, each </w:t>
+      </w:r>
+      <w:r>
+        <w:rPr>
+          <w:b/>
+        </w:rPr>
+        <w:t>criterion</w:t>
+      </w:r>
+      <w:r>
+        <w:rPr>
+          <w:b w:val="0"/>
+        </w:rPr>
+        <w:t>’s result and the reason for failure. If you use an approved model, also record the model and available settings.</w:t>
+      </w:r>
+    </w:p>
+    <w:p>
+      <w:pPr>
+        <w:spacing w:line="336" w:lineRule="auto" w:after="180"/>
+      </w:pPr>
+      <w:r>
+        <w:rPr>
+          <w:b w:val="0"/>
+        </w:rPr>
+        <w:t xml:space="preserve">Compare </w:t>
+      </w:r>
+      <w:r>
+        <w:rPr>
+          <w:b/>
+        </w:rPr>
+        <w:t>prompt</w:t>
+      </w:r>
+      <w:r>
+        <w:rPr>
+          <w:b w:val="0"/>
+        </w:rPr>
+        <w:t xml:space="preserve"> versions on the same cases under the same recorded conditions. Keep all observed </w:t>
+      </w:r>
+      <w:r>
+        <w:rPr>
+          <w:b/>
+        </w:rPr>
+        <w:t>output</w:t>
+      </w:r>
+      <w:r>
+        <w:rPr>
+          <w:b w:val="0"/>
+        </w:rPr>
+        <w:t>s rather than only the best-looking attempt.</w:t>
       </w:r>
     </w:p>
     <w:p>
@@ -2318,8 +4276,72 @@
       </w:r>
     </w:p>
     <w:p>
-      <w:r>
-        <w:t>P1 already tells the model not to invent missing values. A failed output can therefore be a failure to follow an adequate instruction, not necessarily a missing instruction. Inspect the actual output, retain the failure and try targeted changes if useful. Clear prompting helps communicate requirements but cannot guarantee correctness, remove the need for checks or grant permission to use restricted data.</w:t>
+      <w:pPr>
+        <w:spacing w:line="336" w:lineRule="auto" w:after="180"/>
+      </w:pPr>
+      <w:r>
+        <w:rPr>
+          <w:b w:val="0"/>
+        </w:rPr>
+        <w:t xml:space="preserve">P1 already tells the model not to invent missing values. A failed </w:t>
+      </w:r>
+      <w:r>
+        <w:rPr>
+          <w:b/>
+        </w:rPr>
+        <w:t>output</w:t>
+      </w:r>
+      <w:r>
+        <w:rPr>
+          <w:b w:val="0"/>
+        </w:rPr>
+        <w:t xml:space="preserve"> can therefore be a failure to follow an adequate instruction, not necessarily a missing instruction.</w:t>
+      </w:r>
+    </w:p>
+    <w:p>
+      <w:pPr>
+        <w:spacing w:line="336" w:lineRule="auto" w:after="180"/>
+      </w:pPr>
+      <w:r>
+        <w:rPr>
+          <w:b w:val="0"/>
+        </w:rPr>
+        <w:t xml:space="preserve">Inspect the actual </w:t>
+      </w:r>
+      <w:r>
+        <w:rPr>
+          <w:b/>
+        </w:rPr>
+        <w:t>output</w:t>
+      </w:r>
+      <w:r>
+        <w:rPr>
+          <w:b w:val="0"/>
+        </w:rPr>
+        <w:t>, retain the failure and try targeted changes if useful.</w:t>
+      </w:r>
+    </w:p>
+    <w:p>
+      <w:pPr>
+        <w:spacing w:line="336" w:lineRule="auto" w:after="180"/>
+      </w:pPr>
+      <w:r>
+        <w:rPr>
+          <w:b w:val="0"/>
+        </w:rPr>
+        <w:t xml:space="preserve">Clear </w:t>
+      </w:r>
+      <w:r>
+        <w:rPr>
+          <w:b/>
+        </w:rPr>
+        <w:t>prompt</w:t>
+      </w:r>
+      <w:r>
+        <w:rPr>
+          <w:b w:val="0"/>
+        </w:rPr>
+        <w:t>ing helps communicate requirements but cannot guarantee correctness, remove the need for checks or grant permission to use restricted data.</w:t>
       </w:r>
     </w:p>
     <w:p>
@@ -2331,8 +4353,38 @@
       </w:r>
     </w:p>
     <w:p>
-      <w:r>
-        <w:t>Use workbook W2 for the connected example “Specifying and testing prompts”. First fill the input and rule boxes. Try the middle steps before asking for a hint. After a hint, try the next step yourself.</w:t>
+      <w:pPr>
+        <w:spacing w:line="336" w:lineRule="auto" w:after="180"/>
+      </w:pPr>
+      <w:r>
+        <w:rPr>
+          <w:b w:val="0"/>
+        </w:rPr>
+        <w:t xml:space="preserve">Use workbook W2 for the connected example “Specifying and testing </w:t>
+      </w:r>
+      <w:r>
+        <w:rPr>
+          <w:b/>
+        </w:rPr>
+        <w:t>prompt</w:t>
+      </w:r>
+      <w:r>
+        <w:rPr>
+          <w:b w:val="0"/>
+        </w:rPr>
+        <w:t xml:space="preserve">s”. First fill the </w:t>
+      </w:r>
+      <w:r>
+        <w:rPr>
+          <w:b/>
+        </w:rPr>
+        <w:t>input</w:t>
+      </w:r>
+      <w:r>
+        <w:rPr>
+          <w:b w:val="0"/>
+        </w:rPr>
+        <w:t xml:space="preserve"> and rule boxes. Try the middle steps before asking for a hint. After a hint, try the next step yourself.</w:t>
       </w:r>
     </w:p>
     <w:tbl>
@@ -2415,7 +4467,13 @@
       </w:tr>
     </w:tbl>
     <w:p>
-      <w:r>
+      <w:pPr>
+        <w:spacing w:line="336" w:lineRule="auto" w:after="180"/>
+      </w:pPr>
+      <w:r>
+        <w:rPr>
+          <w:b w:val="0"/>
+        </w:rPr>
         <w:t>Explain your trace to a partner. Your partner points to one step to check. Swap roles on the next case. Each person writes their own explanation.</w:t>
       </w:r>
     </w:p>
@@ -2428,12 +4486,47 @@
       </w:r>
     </w:p>
     <w:p>
-      <w:r>
-        <w:t>Use the worked case for Specifying and testing prompts. Proposed explanation: “A tidy response is a correct response”. Decide whether this explanation is supported. Point to the step or supplied fact that decides; explain your repair if needed.</w:t>
-      </w:r>
-    </w:p>
-    <w:p>
-      <w:r>
+      <w:pPr>
+        <w:spacing w:line="336" w:lineRule="auto" w:after="180"/>
+      </w:pPr>
+      <w:r>
+        <w:rPr>
+          <w:b w:val="0"/>
+        </w:rPr>
+        <w:t xml:space="preserve">Use the worked case for Specifying and testing </w:t>
+      </w:r>
+      <w:r>
+        <w:rPr>
+          <w:b/>
+        </w:rPr>
+        <w:t>prompt</w:t>
+      </w:r>
+      <w:r>
+        <w:rPr>
+          <w:b w:val="0"/>
+        </w:rPr>
+        <w:t>s. Proposed explanation: “A tidy response is a correct response”. Decide whether this explanation is supported.</w:t>
+      </w:r>
+    </w:p>
+    <w:p>
+      <w:pPr>
+        <w:spacing w:line="336" w:lineRule="auto" w:after="180"/>
+      </w:pPr>
+      <w:r>
+        <w:rPr>
+          <w:b w:val="0"/>
+        </w:rPr>
+        <w:t>Point to the step or supplied fact that decides; explain your repair if needed.</w:t>
+      </w:r>
+    </w:p>
+    <w:p>
+      <w:pPr>
+        <w:spacing w:line="336" w:lineRule="auto" w:after="180"/>
+      </w:pPr>
+      <w:r>
+        <w:rPr>
+          <w:b w:val="0"/>
+        </w:rPr>
         <w:t>Answer on your own before discussion. If you are unsure, say which step you need help with.</w:t>
       </w:r>
     </w:p>
@@ -2446,7 +4539,14 @@
       </w:r>
     </w:p>
     <w:p>
-      <w:r>
+      <w:pPr>
+        <w:spacing w:line="336" w:lineRule="auto" w:after="180"/>
+        <w:shd w:fill="F5F1FB"/>
+      </w:pPr>
+      <w:r>
+        <w:rPr>
+          <w:b w:val="0"/>
+        </w:rPr>
         <w:t>What must happen if B instead conflicts with another equally authoritative duration record?</w:t>
       </w:r>
     </w:p>
@@ -2479,7 +4579,13 @@
       </w:r>
     </w:p>
     <w:p>
-      <w:r>
+      <w:pPr>
+        <w:spacing w:line="336" w:lineRule="auto" w:after="180"/>
+      </w:pPr>
+      <w:r>
+        <w:rPr>
+          <w:b w:val="0"/>
+        </w:rPr>
         <w:t>This is supported practice. Keep the separately named independent case for an attempt before feedback.</w:t>
       </w:r>
     </w:p>
@@ -2493,6 +4599,17 @@
     </w:p>
     <w:p>
       <w:r>
+        <w:t>Investigate Prompts Are Design Instructions. Record the prediction, actual observation or labelled paper trace, explanation and next test separately.</w:t>
+      </w:r>
+    </w:p>
+    <w:p>
+      <w:pPr>
+        <w:spacing w:line="336" w:lineRule="auto" w:after="180"/>
+      </w:pPr>
+      <w:r>
+        <w:rPr>
+          <w:b/>
+        </w:rPr>
         <w:t>EXPLORER LAB</w:t>
       </w:r>
     </w:p>
@@ -2505,8 +4622,26 @@
       </w:r>
     </w:p>
     <w:p>
-      <w:r>
-        <w:t>Predict first, test honestly, and explain what the evidence means.</w:t>
+      <w:pPr>
+        <w:spacing w:line="336" w:lineRule="auto" w:after="180"/>
+      </w:pPr>
+      <w:r>
+        <w:rPr>
+          <w:b w:val="0"/>
+        </w:rPr>
+        <w:t xml:space="preserve">Predict first, test honestly, and explain what the </w:t>
+      </w:r>
+      <w:r>
+        <w:rPr>
+          <w:b/>
+        </w:rPr>
+        <w:t>evidence</w:t>
+      </w:r>
+      <w:r>
+        <w:rPr>
+          <w:b w:val="0"/>
+        </w:rPr>
+        <w:t xml:space="preserve"> means.</w:t>
       </w:r>
     </w:p>
     <w:p>
@@ -2546,27 +4681,150 @@
       </w:r>
     </w:p>
     <w:p>
-      <w:r>
-        <w:t>State your prediction before the result is known.</w:t>
-      </w:r>
-    </w:p>
-    <w:p>
-      <w:r>
-        <w:t>Complete the task: Revise a vague story prompt and compare both outputs.</w:t>
-      </w:r>
-    </w:p>
-    <w:p>
-      <w:r>
+      <w:pPr>
+        <w:pStyle w:val="Heading3"/>
+      </w:pPr>
+      <w:r>
+        <w:t>1. Predict</w:t>
+      </w:r>
+    </w:p>
+    <w:p>
+      <w:pPr>
+        <w:spacing w:line="336" w:lineRule="auto" w:after="180"/>
+        <w:shd w:fill="F4F9FC"/>
+      </w:pPr>
+      <w:r>
+        <w:rPr>
+          <w:b w:val="0"/>
+        </w:rPr>
+        <w:t xml:space="preserve">State your </w:t>
+      </w:r>
+      <w:r>
+        <w:rPr>
+          <w:b/>
+        </w:rPr>
+        <w:t>prediction</w:t>
+      </w:r>
+      <w:r>
+        <w:rPr>
+          <w:b w:val="0"/>
+        </w:rPr>
+        <w:t xml:space="preserve"> before the result is known.</w:t>
+      </w:r>
+    </w:p>
+    <w:p>
+      <w:pPr>
+        <w:pStyle w:val="Heading3"/>
+      </w:pPr>
+      <w:r>
+        <w:t>2. Investigate</w:t>
+      </w:r>
+    </w:p>
+    <w:p>
+      <w:pPr>
+        <w:spacing w:line="336" w:lineRule="auto" w:after="180"/>
+        <w:shd w:fill="F4F9FC"/>
+      </w:pPr>
+      <w:r>
+        <w:rPr>
+          <w:b w:val="0"/>
+        </w:rPr>
+        <w:t xml:space="preserve">Complete the task: Revise a vague story </w:t>
+      </w:r>
+      <w:r>
+        <w:rPr>
+          <w:b/>
+        </w:rPr>
+        <w:t>prompt</w:t>
+      </w:r>
+      <w:r>
+        <w:rPr>
+          <w:b w:val="0"/>
+        </w:rPr>
+        <w:t xml:space="preserve"> and compare both </w:t>
+      </w:r>
+      <w:r>
+        <w:rPr>
+          <w:b/>
+        </w:rPr>
+        <w:t>output</w:t>
+      </w:r>
+      <w:r>
+        <w:rPr>
+          <w:b w:val="0"/>
+        </w:rPr>
+        <w:t>s.</w:t>
+      </w:r>
+    </w:p>
+    <w:p>
+      <w:pPr>
+        <w:pStyle w:val="Heading3"/>
+      </w:pPr>
+      <w:r>
+        <w:t>3. Compare cases</w:t>
+      </w:r>
+    </w:p>
+    <w:p>
+      <w:pPr>
+        <w:spacing w:line="336" w:lineRule="auto" w:after="180"/>
+        <w:shd w:fill="F4F9FC"/>
+      </w:pPr>
+      <w:r>
+        <w:rPr>
+          <w:b w:val="0"/>
+        </w:rPr>
         <w:t>Keep a normal case and an edge case clearly separated.</w:t>
       </w:r>
     </w:p>
     <w:p>
-      <w:r>
-        <w:t>Record what happened—even when it does not match your prediction.</w:t>
-      </w:r>
-    </w:p>
-    <w:p>
-      <w:r>
+      <w:pPr>
+        <w:pStyle w:val="Heading3"/>
+      </w:pPr>
+      <w:r>
+        <w:t>4. Record honestly</w:t>
+      </w:r>
+    </w:p>
+    <w:p>
+      <w:pPr>
+        <w:spacing w:line="336" w:lineRule="auto" w:after="180"/>
+        <w:shd w:fill="F4F9FC"/>
+      </w:pPr>
+      <w:r>
+        <w:rPr>
+          <w:b w:val="0"/>
+        </w:rPr>
+        <w:t xml:space="preserve">Record what happened—even when it does not match your </w:t>
+      </w:r>
+      <w:r>
+        <w:rPr>
+          <w:b/>
+        </w:rPr>
+        <w:t>prediction</w:t>
+      </w:r>
+      <w:r>
+        <w:rPr>
+          <w:b w:val="0"/>
+        </w:rPr>
+        <w:t>.</w:t>
+      </w:r>
+    </w:p>
+    <w:p>
+      <w:pPr>
+        <w:pStyle w:val="Heading3"/>
+      </w:pPr>
+      <w:r>
+        <w:t>5. Explain and plan the next test</w:t>
+      </w:r>
+    </w:p>
+    <w:p>
+      <w:pPr>
+        <w:spacing w:line="336" w:lineRule="auto" w:after="180"/>
+        <w:shd w:fill="F4F9FC"/>
+      </w:pPr>
+      <w:r>
+        <w:rPr>
+          <w:b w:val="0"/>
+        </w:rPr>
         <w:t>Explain the result, one limitation, and the next useful test.</w:t>
       </w:r>
     </w:p>
@@ -2701,7 +4959,22 @@
       </w:tr>
     </w:tbl>
     <w:p>
-      <w:r>
+      <w:pPr>
+        <w:pStyle w:val="Heading3"/>
+      </w:pPr>
+      <w:r>
+        <w:t>Use a fresh case after support</w:t>
+      </w:r>
+    </w:p>
+    <w:p>
+      <w:pPr>
+        <w:spacing w:line="336" w:lineRule="auto" w:after="180"/>
+        <w:shd w:fill="FFF5E6"/>
+      </w:pPr>
+      <w:r>
+        <w:rPr>
+          <w:b w:val="0"/>
+        </w:rPr>
         <w:t>INDEPENDENCE  After support is removed, repeat the proof with a fresh case.</w:t>
       </w:r>
     </w:p>
@@ -2714,7 +4987,13 @@
       </w:r>
     </w:p>
     <w:p>
-      <w:r>
+      <w:pPr>
+        <w:spacing w:line="336" w:lineRule="auto" w:after="180"/>
+      </w:pPr>
+      <w:r>
+        <w:rPr>
+          <w:b w:val="0"/>
+        </w:rPr>
         <w:t>Before trying: what do I expect, and why? While trying: which step could first go wrong? Afterwards: what did I actually observe, and what should change? Keep “not run” if you only traced the procedure.</w:t>
       </w:r>
     </w:p>
@@ -2728,6 +5007,17 @@
     </w:p>
     <w:p>
       <w:r>
+        <w:t>Move from recall to tracing, diagnosis and transfer in Prompts Are Design Instructions. Explain why each step is justified.</w:t>
+      </w:r>
+    </w:p>
+    <w:p>
+      <w:pPr>
+        <w:spacing w:line="336" w:lineRule="auto" w:after="180"/>
+      </w:pPr>
+      <w:r>
+        <w:rPr>
+          <w:b/>
+        </w:rPr>
         <w:t>PRACTICE LADDER</w:t>
       </w:r>
     </w:p>
@@ -2740,7 +5030,13 @@
       </w:r>
     </w:p>
     <w:p>
-      <w:r>
+      <w:pPr>
+        <w:spacing w:line="336" w:lineRule="auto" w:after="180"/>
+      </w:pPr>
+      <w:r>
+        <w:rPr>
+          <w:b w:val="0"/>
+        </w:rPr>
         <w:t>Each step asks for a stronger kind of understanding.</w:t>
       </w:r>
     </w:p>
@@ -2781,42 +5077,202 @@
       </w:r>
     </w:p>
     <w:p>
-      <w:r>
-        <w:t>RECALL  Define prompt.</w:t>
-      </w:r>
-    </w:p>
-    <w:p>
-      <w:r>
-        <w:t>EXPLAIN  Clear goals, context, and constraints improve usefulness, not truth guarantees.</w:t>
-      </w:r>
-    </w:p>
-    <w:p>
-      <w:r>
-        <w:t>TRACE  Show the input, process, and output.</w:t>
-      </w:r>
-    </w:p>
-    <w:p>
-      <w:r>
-        <w:t>DIAGNOSE  Repair: A perfect prompt can force a model to know missing facts.</w:t>
-      </w:r>
-    </w:p>
-    <w:p>
-      <w:r>
+      <w:pPr>
+        <w:spacing w:line="336" w:lineRule="auto" w:after="180"/>
+        <w:shd w:fill="F4F9FC"/>
+      </w:pPr>
+      <w:r>
+        <w:rPr>
+          <w:b w:val="0"/>
+        </w:rPr>
+        <w:t xml:space="preserve">RECALL  Define </w:t>
+      </w:r>
+      <w:r>
+        <w:rPr>
+          <w:b/>
+        </w:rPr>
+        <w:t>prompt</w:t>
+      </w:r>
+      <w:r>
+        <w:rPr>
+          <w:b w:val="0"/>
+        </w:rPr>
+        <w:t>.</w:t>
+      </w:r>
+    </w:p>
+    <w:p>
+      <w:pPr>
+        <w:spacing w:line="336" w:lineRule="auto" w:after="180"/>
+        <w:shd w:fill="F4F9FC"/>
+      </w:pPr>
+      <w:r>
+        <w:rPr>
+          <w:b w:val="0"/>
+        </w:rPr>
+        <w:t xml:space="preserve">EXPLAIN  Clear goals, context, and </w:t>
+      </w:r>
+      <w:r>
+        <w:rPr>
+          <w:b/>
+        </w:rPr>
+        <w:t>constraint</w:t>
+      </w:r>
+      <w:r>
+        <w:rPr>
+          <w:b w:val="0"/>
+        </w:rPr>
+        <w:t>s improve usefulness, not truth guarantees.</w:t>
+      </w:r>
+    </w:p>
+    <w:p>
+      <w:pPr>
+        <w:spacing w:line="336" w:lineRule="auto" w:after="180"/>
+        <w:shd w:fill="F4F9FC"/>
+      </w:pPr>
+      <w:r>
+        <w:rPr>
+          <w:b w:val="0"/>
+        </w:rPr>
+        <w:t xml:space="preserve">TRACE  Show the </w:t>
+      </w:r>
+      <w:r>
+        <w:rPr>
+          <w:b/>
+        </w:rPr>
+        <w:t>input</w:t>
+      </w:r>
+      <w:r>
+        <w:rPr>
+          <w:b w:val="0"/>
+        </w:rPr>
+        <w:t xml:space="preserve">, </w:t>
+      </w:r>
+      <w:r>
+        <w:rPr>
+          <w:b/>
+        </w:rPr>
+        <w:t>process</w:t>
+      </w:r>
+      <w:r>
+        <w:rPr>
+          <w:b w:val="0"/>
+        </w:rPr>
+        <w:t xml:space="preserve">, and </w:t>
+      </w:r>
+      <w:r>
+        <w:rPr>
+          <w:b/>
+        </w:rPr>
+        <w:t>output</w:t>
+      </w:r>
+      <w:r>
+        <w:rPr>
+          <w:b w:val="0"/>
+        </w:rPr>
+        <w:t>.</w:t>
+      </w:r>
+    </w:p>
+    <w:p>
+      <w:pPr>
+        <w:spacing w:line="336" w:lineRule="auto" w:after="180"/>
+        <w:shd w:fill="F4F9FC"/>
+      </w:pPr>
+      <w:r>
+        <w:rPr>
+          <w:b w:val="0"/>
+        </w:rPr>
+        <w:t xml:space="preserve">DIAGNOSE  Repair: A perfect </w:t>
+      </w:r>
+      <w:r>
+        <w:rPr>
+          <w:b/>
+        </w:rPr>
+        <w:t>prompt</w:t>
+      </w:r>
+      <w:r>
+        <w:rPr>
+          <w:b w:val="0"/>
+        </w:rPr>
+        <w:t xml:space="preserve"> can force a model to know missing facts.</w:t>
+      </w:r>
+    </w:p>
+    <w:p>
+      <w:pPr>
+        <w:spacing w:line="336" w:lineRule="auto" w:after="180"/>
+        <w:shd w:fill="F4F9FC"/>
+      </w:pPr>
+      <w:r>
+        <w:rPr>
+          <w:b w:val="0"/>
+        </w:rPr>
         <w:t>TRANSFER  Apply the idea to a new home or classroom case.</w:t>
       </w:r>
     </w:p>
     <w:p>
-      <w:r>
+      <w:pPr>
+        <w:spacing w:line="336" w:lineRule="auto" w:after="180"/>
+        <w:shd w:fill="F4F9FC"/>
+      </w:pPr>
+      <w:r>
+        <w:rPr>
+          <w:b w:val="0"/>
+        </w:rPr>
         <w:t>CREATE  Design one revealing test.</w:t>
       </w:r>
     </w:p>
     <w:p>
-      <w:r>
-        <w:t>DEFEND  Give a claim, evidence, mechanism, limit, and safe action.</w:t>
-      </w:r>
-    </w:p>
-    <w:p>
-      <w:r>
+      <w:pPr>
+        <w:spacing w:line="336" w:lineRule="auto" w:after="180"/>
+        <w:shd w:fill="F4F9FC"/>
+      </w:pPr>
+      <w:r>
+        <w:rPr>
+          <w:b w:val="0"/>
+        </w:rPr>
+        <w:t xml:space="preserve">DEFEND  Give a claim, </w:t>
+      </w:r>
+      <w:r>
+        <w:rPr>
+          <w:b/>
+        </w:rPr>
+        <w:t>evidence</w:t>
+      </w:r>
+      <w:r>
+        <w:rPr>
+          <w:b w:val="0"/>
+        </w:rPr>
+        <w:t xml:space="preserve">, </w:t>
+      </w:r>
+      <w:r>
+        <w:rPr>
+          <w:b/>
+        </w:rPr>
+        <w:t>mechanism</w:t>
+      </w:r>
+      <w:r>
+        <w:rPr>
+          <w:b w:val="0"/>
+        </w:rPr>
+        <w:t>, limit, and safe action.</w:t>
+      </w:r>
+    </w:p>
+    <w:p>
+      <w:pPr>
+        <w:pStyle w:val="Heading3"/>
+      </w:pPr>
+      <w:r>
+        <w:t>When to retry</w:t>
+      </w:r>
+    </w:p>
+    <w:p>
+      <w:pPr>
+        <w:spacing w:line="336" w:lineRule="auto" w:after="180"/>
+        <w:shd w:fill="F1F6F8"/>
+      </w:pPr>
+      <w:r>
+        <w:rPr>
+          <w:b w:val="0"/>
+        </w:rPr>
         <w:t>RETRY RULE  A coached answer becomes mastery only after you solve a different case independently.</w:t>
       </w:r>
     </w:p>
@@ -2830,6 +5286,17 @@
     </w:p>
     <w:p>
       <w:r>
+        <w:t>Apply this week’s idea to Helpful Classroom Sorter. Keep an annotated decision and the evidence supporting it.</w:t>
+      </w:r>
+    </w:p>
+    <w:p>
+      <w:pPr>
+        <w:spacing w:line="336" w:lineRule="auto" w:after="180"/>
+      </w:pPr>
+      <w:r>
+        <w:rPr>
+          <w:b/>
+        </w:rPr>
         <w:t>PROJECT</w:t>
       </w:r>
     </w:p>
@@ -2842,8 +5309,26 @@
       </w:r>
     </w:p>
     <w:p>
-      <w:r>
-        <w:t>Build one coherent system across the year, one evidence-based decision at a time.</w:t>
+      <w:pPr>
+        <w:spacing w:line="336" w:lineRule="auto" w:after="180"/>
+      </w:pPr>
+      <w:r>
+        <w:rPr>
+          <w:b w:val="0"/>
+        </w:rPr>
+        <w:t xml:space="preserve">Build one coherent system across the year, one </w:t>
+      </w:r>
+      <w:r>
+        <w:rPr>
+          <w:b/>
+        </w:rPr>
+        <w:t>evidence</w:t>
+      </w:r>
+      <w:r>
+        <w:rPr>
+          <w:b w:val="0"/>
+        </w:rPr>
+        <w:t>-based decision at a time.</w:t>
       </w:r>
     </w:p>
     <w:p>
@@ -2883,32 +5368,86 @@
       </w:r>
     </w:p>
     <w:p>
-      <w:r>
+      <w:pPr>
+        <w:spacing w:line="336" w:lineRule="auto" w:after="180"/>
+        <w:shd w:fill="EDF7F3"/>
+      </w:pPr>
+      <w:r>
+        <w:rPr>
+          <w:b w:val="0"/>
+        </w:rPr>
         <w:t>THIS WEEK'S CHECKPOINT  Write a transparent instruction for any generative explanation in the sorter and forbid invented item facts.</w:t>
       </w:r>
     </w:p>
     <w:p>
-      <w:r>
+      <w:pPr>
+        <w:spacing w:line="336" w:lineRule="auto" w:after="180"/>
+        <w:shd w:fill="F5F1FB"/>
+      </w:pPr>
+      <w:r>
+        <w:rPr>
+          <w:b w:val="0"/>
+        </w:rPr>
         <w:t>What real classroom need does this serve?</w:t>
       </w:r>
     </w:p>
     <w:p>
-      <w:r>
+      <w:pPr>
+        <w:spacing w:line="336" w:lineRule="auto" w:after="180"/>
+        <w:shd w:fill="F5F1FB"/>
+      </w:pPr>
+      <w:r>
+        <w:rPr>
+          <w:b w:val="0"/>
+        </w:rPr>
         <w:t>What information is necessary—and what should stay private?</w:t>
       </w:r>
     </w:p>
     <w:p>
-      <w:r>
-        <w:t>What happens inside the process?</w:t>
-      </w:r>
-    </w:p>
-    <w:p>
-      <w:r>
+      <w:pPr>
+        <w:spacing w:line="336" w:lineRule="auto" w:after="180"/>
+        <w:shd w:fill="F5F1FB"/>
+      </w:pPr>
+      <w:r>
+        <w:rPr>
+          <w:b w:val="0"/>
+        </w:rPr>
+        <w:t xml:space="preserve">What happens inside the </w:t>
+      </w:r>
+      <w:r>
+        <w:rPr>
+          <w:b/>
+        </w:rPr>
+        <w:t>process</w:t>
+      </w:r>
+      <w:r>
+        <w:rPr>
+          <w:b w:val="0"/>
+        </w:rPr>
+        <w:t>?</w:t>
+      </w:r>
+    </w:p>
+    <w:p>
+      <w:pPr>
+        <w:spacing w:line="336" w:lineRule="auto" w:after="180"/>
+        <w:shd w:fill="F5F1FB"/>
+      </w:pPr>
+      <w:r>
+        <w:rPr>
+          <w:b w:val="0"/>
+        </w:rPr>
         <w:t>What normal and edge cases will you test?</w:t>
       </w:r>
     </w:p>
     <w:p>
-      <w:r>
+      <w:pPr>
+        <w:spacing w:line="336" w:lineRule="auto" w:after="180"/>
+        <w:shd w:fill="F5F1FB"/>
+      </w:pPr>
+      <w:r>
+        <w:rPr>
+          <w:b w:val="0"/>
+        </w:rPr>
         <w:t>When should it say not sure or ask a person?</w:t>
       </w:r>
     </w:p>
@@ -2949,12 +5488,45 @@
       </w:r>
     </w:p>
     <w:p>
-      <w:r>
-        <w:t>RESPONSIBLE DESIGN  Prompt quality improves control and usefulness, not guaranteed truth.</w:t>
-      </w:r>
-    </w:p>
-    <w:p>
-      <w:r>
+      <w:pPr>
+        <w:pStyle w:val="Heading3"/>
+      </w:pPr>
+      <w:r>
+        <w:t>Responsible design</w:t>
+      </w:r>
+    </w:p>
+    <w:p>
+      <w:pPr>
+        <w:spacing w:line="336" w:lineRule="auto" w:after="180"/>
+        <w:shd w:fill="FFF5E6"/>
+      </w:pPr>
+      <w:r>
+        <w:rPr>
+          <w:b w:val="0"/>
+        </w:rPr>
+        <w:t xml:space="preserve">RESPONSIBLE DESIGN  </w:t>
+      </w:r>
+      <w:r>
+        <w:rPr>
+          <w:b/>
+        </w:rPr>
+        <w:t>Prompt</w:t>
+      </w:r>
+      <w:r>
+        <w:rPr>
+          <w:b w:val="0"/>
+        </w:rPr>
+        <w:t xml:space="preserve"> quality improves control and usefulness, not guaranteed truth.</w:t>
+      </w:r>
+    </w:p>
+    <w:p>
+      <w:pPr>
+        <w:spacing w:line="336" w:lineRule="auto" w:after="180"/>
+      </w:pPr>
+      <w:r>
+        <w:rPr>
+          <w:b w:val="0"/>
+        </w:rPr>
         <w:t>My project decision:</w:t>
       </w:r>
     </w:p>
@@ -2967,8 +5539,50 @@
       </w:r>
     </w:p>
     <w:p>
-      <w:r>
-        <w:t>Specify sorter input, output fields, evidence limits and missing/conflict behavior before improving its wording.</w:t>
+      <w:pPr>
+        <w:spacing w:line="336" w:lineRule="auto" w:after="180"/>
+      </w:pPr>
+      <w:r>
+        <w:rPr>
+          <w:b w:val="0"/>
+        </w:rPr>
+        <w:t xml:space="preserve">Specify sorter </w:t>
+      </w:r>
+      <w:r>
+        <w:rPr>
+          <w:b/>
+        </w:rPr>
+        <w:t>input</w:t>
+      </w:r>
+      <w:r>
+        <w:rPr>
+          <w:b w:val="0"/>
+        </w:rPr>
+        <w:t xml:space="preserve">, </w:t>
+      </w:r>
+      <w:r>
+        <w:rPr>
+          <w:b/>
+        </w:rPr>
+        <w:t>output</w:t>
+      </w:r>
+      <w:r>
+        <w:rPr>
+          <w:b w:val="0"/>
+        </w:rPr>
+        <w:t xml:space="preserve"> fields, </w:t>
+      </w:r>
+      <w:r>
+        <w:rPr>
+          <w:b/>
+        </w:rPr>
+        <w:t>evidence</w:t>
+      </w:r>
+      <w:r>
+        <w:rPr>
+          <w:b w:val="0"/>
+        </w:rPr>
+        <w:t xml:space="preserve"> limits and missing/conflict behavior before improving its wording.</w:t>
       </w:r>
     </w:p>
     <w:p>
@@ -2981,6 +5595,17 @@
     </w:p>
     <w:p>
       <w:r>
+        <w:t>Use a genuinely new case for independent evidence. Previously discussed examples remain practice; use the separately named independent case before feedback.</w:t>
+      </w:r>
+    </w:p>
+    <w:p>
+      <w:pPr>
+        <w:spacing w:line="336" w:lineRule="auto" w:after="180"/>
+      </w:pPr>
+      <w:r>
+        <w:rPr>
+          <w:b/>
+        </w:rPr>
         <w:t>MASTERY</w:t>
       </w:r>
     </w:p>
@@ -2993,7 +5618,13 @@
       </w:r>
     </w:p>
     <w:p>
-      <w:r>
+      <w:pPr>
+        <w:spacing w:line="336" w:lineRule="auto" w:after="180"/>
+      </w:pPr>
+      <w:r>
+        <w:rPr>
+          <w:b w:val="0"/>
+        </w:rPr>
         <w:t>Complete this after teaching and guided practice have ended.</w:t>
       </w:r>
     </w:p>
@@ -3034,53 +5665,272 @@
       </w:r>
     </w:p>
     <w:p>
-      <w:r>
-        <w:t>REQUIRED PROOF  Revise a vague story prompt with goal, context, constraints, and format; compare outputs against a rubric.</w:t>
-      </w:r>
-    </w:p>
-    <w:p>
-      <w:r>
+      <w:pPr>
+        <w:pStyle w:val="Heading3"/>
+      </w:pPr>
+      <w:r>
+        <w:t>What success looks like</w:t>
+      </w:r>
+    </w:p>
+    <w:p>
+      <w:pPr>
+        <w:spacing w:line="336" w:lineRule="auto" w:after="180"/>
+        <w:shd w:fill="EDF7F3"/>
+      </w:pPr>
+      <w:r>
+        <w:rPr>
+          <w:b w:val="0"/>
+        </w:rPr>
+        <w:t xml:space="preserve">REQUIRED PROOF  Revise a vague story </w:t>
+      </w:r>
+      <w:r>
+        <w:rPr>
+          <w:b/>
+        </w:rPr>
+        <w:t>prompt</w:t>
+      </w:r>
+      <w:r>
+        <w:rPr>
+          <w:b w:val="0"/>
+        </w:rPr>
+        <w:t xml:space="preserve"> with goal, context, </w:t>
+      </w:r>
+      <w:r>
+        <w:rPr>
+          <w:b/>
+        </w:rPr>
+        <w:t>constraint</w:t>
+      </w:r>
+      <w:r>
+        <w:rPr>
+          <w:b w:val="0"/>
+        </w:rPr>
+        <w:t xml:space="preserve">s, and format; compare </w:t>
+      </w:r>
+      <w:r>
+        <w:rPr>
+          <w:b/>
+        </w:rPr>
+        <w:t>output</w:t>
+      </w:r>
+      <w:r>
+        <w:rPr>
+          <w:b w:val="0"/>
+        </w:rPr>
+        <w:t>s against a rubric.</w:t>
+      </w:r>
+    </w:p>
+    <w:p>
+      <w:pPr>
+        <w:spacing w:line="336" w:lineRule="auto" w:after="180"/>
+      </w:pPr>
+      <w:r>
+        <w:rPr>
+          <w:b w:val="0"/>
+        </w:rPr>
         <w:t>□ Name or draw the fresh case.</w:t>
       </w:r>
     </w:p>
     <w:p>
-      <w:r>
-        <w:t>□ Trace input, process, and output.</w:t>
-      </w:r>
-    </w:p>
-    <w:p>
-      <w:r>
-        <w:t>□ State the conclusion and strongest evidence.</w:t>
-      </w:r>
-    </w:p>
-    <w:p>
-      <w:r>
+      <w:pPr>
+        <w:spacing w:line="336" w:lineRule="auto" w:after="180"/>
+      </w:pPr>
+      <w:r>
+        <w:rPr>
+          <w:b w:val="0"/>
+        </w:rPr>
+        <w:t xml:space="preserve">□ Trace </w:t>
+      </w:r>
+      <w:r>
+        <w:rPr>
+          <w:b/>
+        </w:rPr>
+        <w:t>input</w:t>
+      </w:r>
+      <w:r>
+        <w:rPr>
+          <w:b w:val="0"/>
+        </w:rPr>
+        <w:t xml:space="preserve">, </w:t>
+      </w:r>
+      <w:r>
+        <w:rPr>
+          <w:b/>
+        </w:rPr>
+        <w:t>process</w:t>
+      </w:r>
+      <w:r>
+        <w:rPr>
+          <w:b w:val="0"/>
+        </w:rPr>
+        <w:t xml:space="preserve">, and </w:t>
+      </w:r>
+      <w:r>
+        <w:rPr>
+          <w:b/>
+        </w:rPr>
+        <w:t>output</w:t>
+      </w:r>
+      <w:r>
+        <w:rPr>
+          <w:b w:val="0"/>
+        </w:rPr>
+        <w:t>.</w:t>
+      </w:r>
+    </w:p>
+    <w:p>
+      <w:pPr>
+        <w:spacing w:line="336" w:lineRule="auto" w:after="180"/>
+      </w:pPr>
+      <w:r>
+        <w:rPr>
+          <w:b w:val="0"/>
+        </w:rPr>
+        <w:t xml:space="preserve">□ State the conclusion and strongest </w:t>
+      </w:r>
+      <w:r>
+        <w:rPr>
+          <w:b/>
+        </w:rPr>
+        <w:t>evidence</w:t>
+      </w:r>
+      <w:r>
+        <w:rPr>
+          <w:b w:val="0"/>
+        </w:rPr>
+        <w:t>.</w:t>
+      </w:r>
+    </w:p>
+    <w:p>
+      <w:pPr>
+        <w:spacing w:line="336" w:lineRule="auto" w:after="180"/>
+      </w:pPr>
+      <w:r>
+        <w:rPr>
+          <w:b w:val="0"/>
+        </w:rPr>
         <w:t>□ Name one limit, failure, missing clue, or fairness/privacy concern.</w:t>
       </w:r>
     </w:p>
     <w:p>
-      <w:r>
+      <w:pPr>
+        <w:spacing w:line="336" w:lineRule="auto" w:after="180"/>
+      </w:pPr>
+      <w:r>
+        <w:rPr>
+          <w:b w:val="0"/>
+        </w:rPr>
         <w:t>□ Explain one safe next action or improvement.</w:t>
       </w:r>
     </w:p>
     <w:p>
-      <w:r>
-        <w:t>Independent evidence:</w:t>
-      </w:r>
-    </w:p>
-    <w:p>
-      <w:r>
-        <w:t>SELF-CHECK  The improved prompt should make success observable: who it is for, what it must include, what it must avoid, and how it should be structured. Evaluate usefulness and verify factual claims separately.</w:t>
-      </w:r>
-    </w:p>
-    <w:p>
-      <w:r>
+      <w:pPr>
+        <w:spacing w:line="336" w:lineRule="auto" w:after="180"/>
+      </w:pPr>
+      <w:r>
+        <w:rPr>
+          <w:b w:val="0"/>
+        </w:rPr>
+        <w:t xml:space="preserve">Independent </w:t>
+      </w:r>
+      <w:r>
+        <w:rPr>
+          <w:b/>
+        </w:rPr>
+        <w:t>evidence</w:t>
+      </w:r>
+      <w:r>
+        <w:rPr>
+          <w:b w:val="0"/>
+        </w:rPr>
+        <w:t>:</w:t>
+      </w:r>
+    </w:p>
+    <w:p>
+      <w:pPr>
+        <w:pStyle w:val="Heading3"/>
+      </w:pPr>
+      <w:r>
+        <w:t>Check your explanation</w:t>
+      </w:r>
+    </w:p>
+    <w:p>
+      <w:pPr>
+        <w:spacing w:line="336" w:lineRule="auto" w:after="180"/>
+        <w:shd w:fill="F5F1FB"/>
+      </w:pPr>
+      <w:r>
+        <w:rPr>
+          <w:b w:val="0"/>
+        </w:rPr>
+        <w:t xml:space="preserve">SELF-CHECK  The improved </w:t>
+      </w:r>
+      <w:r>
+        <w:rPr>
+          <w:b/>
+        </w:rPr>
+        <w:t>prompt</w:t>
+      </w:r>
+      <w:r>
+        <w:rPr>
+          <w:b w:val="0"/>
+        </w:rPr>
+        <w:t xml:space="preserve"> should make success observable: who it is for, what it must include, what it must avoid, and how it should be structured. Evaluate usefulness and verify factual claims separately.</w:t>
+      </w:r>
+    </w:p>
+    <w:p>
+      <w:pPr>
+        <w:spacing w:line="336" w:lineRule="auto" w:after="180"/>
+      </w:pPr>
+      <w:r>
+        <w:rPr>
+          <w:b w:val="0"/>
+        </w:rPr>
         <w:t>My level:  □ Not yet  □ With one hint  □ Independently  □ I can teach it</w:t>
       </w:r>
     </w:p>
     <w:p>
-      <w:r>
-        <w:t>NEXT BRIDGE  Carry today's evidence habit into: Verify Important Outputs.</w:t>
+      <w:pPr>
+        <w:pStyle w:val="Heading3"/>
+      </w:pPr>
+      <w:r>
+        <w:t>Connect to the next lesson</w:t>
+      </w:r>
+    </w:p>
+    <w:p>
+      <w:pPr>
+        <w:spacing w:line="336" w:lineRule="auto" w:after="180"/>
+        <w:shd w:fill="F1F6F8"/>
+      </w:pPr>
+      <w:r>
+        <w:rPr>
+          <w:b w:val="0"/>
+        </w:rPr>
+        <w:t xml:space="preserve">NEXT BRIDGE  Carry today's </w:t>
+      </w:r>
+      <w:r>
+        <w:rPr>
+          <w:b/>
+        </w:rPr>
+        <w:t>evidence</w:t>
+      </w:r>
+      <w:r>
+        <w:rPr>
+          <w:b w:val="0"/>
+        </w:rPr>
+        <w:t xml:space="preserve"> habit into: Verify Important </w:t>
+      </w:r>
+      <w:r>
+        <w:rPr>
+          <w:b/>
+        </w:rPr>
+        <w:t>Output</w:t>
+      </w:r>
+      <w:r>
+        <w:rPr>
+          <w:b w:val="0"/>
+        </w:rPr>
+        <w:t>s.</w:t>
       </w:r>
     </w:p>
     <w:p>
@@ -3092,6 +5942,11 @@
       </w:r>
     </w:p>
     <w:p>
+      <w:r>
+        <w:t>Revisit the complete Prompts Are Design Instructions case for supported practice. Repeated examples do not become fresh assessments.</w:t>
+      </w:r>
+    </w:p>
+    <w:p>
       <w:pPr>
         <w:pStyle w:val="Heading3"/>
       </w:pPr>
@@ -3100,7 +5955,13 @@
       </w:r>
     </w:p>
     <w:p>
-      <w:r>
+      <w:pPr>
+        <w:spacing w:line="336" w:lineRule="auto" w:after="180"/>
+      </w:pPr>
+      <w:r>
+        <w:rPr>
+          <w:b w:val="0"/>
+        </w:rPr>
         <w:t>Use the supplied details to practise the weekly concept before attempting the independent question. This case extends the illustrated lesson.</w:t>
       </w:r>
     </w:p>
@@ -3113,8 +5974,38 @@
       </w:r>
     </w:p>
     <w:p>
-      <w:r>
-        <w:t>The prompt says make it good; the desired output is a four-line rain poem using simple words.</w:t>
+      <w:pPr>
+        <w:spacing w:line="336" w:lineRule="auto" w:after="180"/>
+      </w:pPr>
+      <w:r>
+        <w:rPr>
+          <w:b w:val="0"/>
+        </w:rPr>
+        <w:t xml:space="preserve">The </w:t>
+      </w:r>
+      <w:r>
+        <w:rPr>
+          <w:b/>
+        </w:rPr>
+        <w:t>prompt</w:t>
+      </w:r>
+      <w:r>
+        <w:rPr>
+          <w:b w:val="0"/>
+        </w:rPr>
+        <w:t xml:space="preserve"> says make it good; the desired </w:t>
+      </w:r>
+      <w:r>
+        <w:rPr>
+          <w:b/>
+        </w:rPr>
+        <w:t>output</w:t>
+      </w:r>
+      <w:r>
+        <w:rPr>
+          <w:b w:val="0"/>
+        </w:rPr>
+        <w:t xml:space="preserve"> is a four-line rain poem using simple words.</w:t>
       </w:r>
     </w:p>
     <w:p>
@@ -3126,8 +6017,26 @@
       </w:r>
     </w:p>
     <w:p>
-      <w:r>
-        <w:t>Write a checkable prompt.</w:t>
+      <w:pPr>
+        <w:spacing w:line="336" w:lineRule="auto" w:after="180"/>
+      </w:pPr>
+      <w:r>
+        <w:rPr>
+          <w:b w:val="0"/>
+        </w:rPr>
+        <w:t xml:space="preserve">Write a checkable </w:t>
+      </w:r>
+      <w:r>
+        <w:rPr>
+          <w:b/>
+        </w:rPr>
+        <w:t>prompt</w:t>
+      </w:r>
+      <w:r>
+        <w:rPr>
+          <w:b w:val="0"/>
+        </w:rPr>
+        <w:t>.</w:t>
       </w:r>
     </w:p>
     <w:p>
@@ -3139,7 +6048,13 @@
       </w:r>
     </w:p>
     <w:p>
-      <w:r>
+      <w:pPr>
+        <w:spacing w:line="336" w:lineRule="auto" w:after="180"/>
+      </w:pPr>
+      <w:r>
+        <w:rPr>
+          <w:b w:val="0"/>
+        </w:rPr>
         <w:t>Ask for exactly four lines about rain in simple vocabulary. Check line count, topic and vocabulary separately.</w:t>
       </w:r>
     </w:p>
@@ -3152,7 +6067,14 @@
       </w:r>
     </w:p>
     <w:p>
-      <w:r>
+      <w:pPr>
+        <w:spacing w:line="336" w:lineRule="auto" w:after="180"/>
+        <w:shd w:fill="F5F1FB"/>
+      </w:pPr>
+      <w:r>
+        <w:rPr>
+          <w:b w:val="0"/>
+        </w:rPr>
         <w:t>Which detail supports the answer, and why does it matter?</w:t>
       </w:r>
     </w:p>
@@ -3330,17 +6252,71 @@
       </w:tr>
     </w:tbl>
     <w:p>
-      <w:r>
-        <w:t>The prompt says make it good; the desired output is a four-line rain poem using simple words.</w:t>
-      </w:r>
-    </w:p>
-    <w:p>
-      <w:r>
-        <w:t>Write a checkable prompt.</w:t>
-      </w:r>
-    </w:p>
-    <w:p>
-      <w:r>
+      <w:pPr>
+        <w:spacing w:line="336" w:lineRule="auto" w:after="180"/>
+      </w:pPr>
+      <w:r>
+        <w:rPr>
+          <w:b w:val="0"/>
+        </w:rPr>
+        <w:t xml:space="preserve">The </w:t>
+      </w:r>
+      <w:r>
+        <w:rPr>
+          <w:b/>
+        </w:rPr>
+        <w:t>prompt</w:t>
+      </w:r>
+      <w:r>
+        <w:rPr>
+          <w:b w:val="0"/>
+        </w:rPr>
+        <w:t xml:space="preserve"> says make it good; the desired </w:t>
+      </w:r>
+      <w:r>
+        <w:rPr>
+          <w:b/>
+        </w:rPr>
+        <w:t>output</w:t>
+      </w:r>
+      <w:r>
+        <w:rPr>
+          <w:b w:val="0"/>
+        </w:rPr>
+        <w:t xml:space="preserve"> is a four-line rain poem using simple words.</w:t>
+      </w:r>
+    </w:p>
+    <w:p>
+      <w:pPr>
+        <w:spacing w:line="336" w:lineRule="auto" w:after="180"/>
+      </w:pPr>
+      <w:r>
+        <w:rPr>
+          <w:b w:val="0"/>
+        </w:rPr>
+        <w:t xml:space="preserve">Write a checkable </w:t>
+      </w:r>
+      <w:r>
+        <w:rPr>
+          <w:b/>
+        </w:rPr>
+        <w:t>prompt</w:t>
+      </w:r>
+      <w:r>
+        <w:rPr>
+          <w:b w:val="0"/>
+        </w:rPr>
+        <w:t>.</w:t>
+      </w:r>
+    </w:p>
+    <w:p>
+      <w:pPr>
+        <w:spacing w:line="336" w:lineRule="auto" w:after="180"/>
+      </w:pPr>
+      <w:r>
+        <w:rPr>
+          <w:b w:val="0"/>
+        </w:rPr>
         <w:t>Ask for exactly four lines about rain in simple vocabulary. Check line count, topic and vocabulary separately.</w:t>
       </w:r>
     </w:p>
@@ -3353,6 +6329,11 @@
       </w:r>
     </w:p>
     <w:p>
+      <w:r>
+        <w:t>Attempt the reserved new case before feedback. Record support; the earlier examples below remain additional practice.</w:t>
+      </w:r>
+    </w:p>
+    <w:p>
       <w:pPr>
         <w:pStyle w:val="Heading3"/>
       </w:pPr>
@@ -3361,8 +6342,61 @@
       </w:r>
     </w:p>
     <w:p>
-      <w:r>
-        <w:t>Fictional record X says an exhibit is called Shadow Pairs and is in Hall 2; no opening time is given. Write a complete prompt for a Grade 6 card with exactly three labelled lines: Title, Location, Opening. Limit facts to supplied records, define missing and conflicting values and prohibit added claims. Give two test inputs and expected outputs: original X, then X with an opening time of 10 am added.</w:t>
+      <w:pPr>
+        <w:spacing w:line="336" w:lineRule="auto" w:after="180"/>
+      </w:pPr>
+      <w:r>
+        <w:rPr>
+          <w:b w:val="0"/>
+        </w:rPr>
+        <w:t xml:space="preserve">Fictional record X says an exhibit is called Shadow Pairs and is in Hall 2; no opening time is given. Write a complete </w:t>
+      </w:r>
+      <w:r>
+        <w:rPr>
+          <w:b/>
+        </w:rPr>
+        <w:t>prompt</w:t>
+      </w:r>
+      <w:r>
+        <w:rPr>
+          <w:b w:val="0"/>
+        </w:rPr>
+        <w:t xml:space="preserve"> for a Grade 6 card with exactly three labelled lines: Title, Location, Opening.</w:t>
+      </w:r>
+    </w:p>
+    <w:p>
+      <w:pPr>
+        <w:spacing w:line="336" w:lineRule="auto" w:after="180"/>
+      </w:pPr>
+      <w:r>
+        <w:rPr>
+          <w:b w:val="0"/>
+        </w:rPr>
+        <w:t xml:space="preserve">Limit facts to supplied records, define missing and conflicting values and prohibit added claims. Give two test </w:t>
+      </w:r>
+      <w:r>
+        <w:rPr>
+          <w:b/>
+        </w:rPr>
+        <w:t>input</w:t>
+      </w:r>
+      <w:r>
+        <w:rPr>
+          <w:b w:val="0"/>
+        </w:rPr>
+        <w:t xml:space="preserve">s and expected </w:t>
+      </w:r>
+      <w:r>
+        <w:rPr>
+          <w:b/>
+        </w:rPr>
+        <w:t>output</w:t>
+      </w:r>
+      <w:r>
+        <w:rPr>
+          <w:b w:val="0"/>
+        </w:rPr>
+        <w:t>s: original X, then X with an opening time of 10 am added.</w:t>
       </w:r>
     </w:p>
     <w:p>
@@ -3409,7 +6443,13 @@
       </w:r>
     </w:p>
     <w:p>
-      <w:r>
+      <w:pPr>
+        <w:spacing w:line="336" w:lineRule="auto" w:after="180"/>
+      </w:pPr>
+      <w:r>
+        <w:rPr>
+          <w:b w:val="0"/>
+        </w:rPr>
         <w:t>Attempt this case before feedback. Record any help. Earlier examples below are further practice; a case already practised with feedback cannot establish fresh transfer.</w:t>
       </w:r>
     </w:p>
@@ -3422,18 +6462,66 @@
       </w:r>
     </w:p>
     <w:p>
-      <w:r>
+      <w:pPr>
+        <w:spacing w:line="336" w:lineRule="auto" w:after="180"/>
+      </w:pPr>
+      <w:r>
+        <w:rPr>
+          <w:b w:val="0"/>
+        </w:rPr>
         <w:t>Close the worked explanation. Apply the idea to this different question without copying.</w:t>
       </w:r>
     </w:p>
     <w:p>
-      <w:r>
-        <w:t>Improve this prompt: tell me about space. Specify a reader, a focused task and an output format suitable for a young learner.</w:t>
-      </w:r>
-    </w:p>
-    <w:p>
-      <w:r>
-        <w:t>My answer, with a trace, calculation or supporting evidence</w:t>
+      <w:pPr>
+        <w:spacing w:line="336" w:lineRule="auto" w:after="180"/>
+      </w:pPr>
+      <w:r>
+        <w:rPr>
+          <w:b w:val="0"/>
+        </w:rPr>
+        <w:t xml:space="preserve">Improve this </w:t>
+      </w:r>
+      <w:r>
+        <w:rPr>
+          <w:b/>
+        </w:rPr>
+        <w:t>prompt</w:t>
+      </w:r>
+      <w:r>
+        <w:rPr>
+          <w:b w:val="0"/>
+        </w:rPr>
+        <w:t xml:space="preserve">: tell me about space. Specify a reader, a focused task and an </w:t>
+      </w:r>
+      <w:r>
+        <w:rPr>
+          <w:b/>
+        </w:rPr>
+        <w:t>output</w:t>
+      </w:r>
+      <w:r>
+        <w:rPr>
+          <w:b w:val="0"/>
+        </w:rPr>
+        <w:t xml:space="preserve"> format suitable for a young learner.</w:t>
+      </w:r>
+    </w:p>
+    <w:p>
+      <w:pPr>
+        <w:spacing w:line="336" w:lineRule="auto" w:after="180"/>
+      </w:pPr>
+      <w:r>
+        <w:rPr>
+          <w:b w:val="0"/>
+        </w:rPr>
+        <w:t xml:space="preserve">My answer, with a trace, calculation or supporting </w:t>
+      </w:r>
+      <w:r>
+        <w:rPr>
+          <w:b/>
+        </w:rPr>
+        <w:t>evidence</w:t>
       </w:r>
     </w:p>
     <w:p>
@@ -3478,13 +6566,37 @@
       </w:r>
     </w:p>
     <w:p>
-      <w:r>
+      <w:pPr>
+        <w:spacing w:line="336" w:lineRule="auto" w:after="180"/>
+      </w:pPr>
+      <w:r>
+        <w:rPr>
+          <w:b w:val="0"/>
+        </w:rPr>
         <w:t>Change one relevant detail. Predict the result before testing. Include a boundary or missing-information case when it helps reveal a limit.</w:t>
       </w:r>
     </w:p>
     <w:p>
-      <w:r>
-        <w:t>My changed input and expected result</w:t>
+      <w:pPr>
+        <w:spacing w:line="336" w:lineRule="auto" w:after="180"/>
+      </w:pPr>
+      <w:r>
+        <w:rPr>
+          <w:b w:val="0"/>
+        </w:rPr>
+        <w:t xml:space="preserve">My changed </w:t>
+      </w:r>
+      <w:r>
+        <w:rPr>
+          <w:b/>
+        </w:rPr>
+        <w:t>input</w:t>
+      </w:r>
+      <w:r>
+        <w:rPr>
+          <w:b w:val="0"/>
+        </w:rPr>
+        <w:t xml:space="preserve"> and expected result</w:t>
       </w:r>
     </w:p>
     <w:p>
@@ -3529,13 +6641,37 @@
       </w:r>
     </w:p>
     <w:p>
-      <w:r>
+      <w:pPr>
+        <w:spacing w:line="336" w:lineRule="auto" w:after="180"/>
+      </w:pPr>
+      <w:r>
+        <w:rPr>
+          <w:b w:val="0"/>
+        </w:rPr>
         <w:t>Write a transparent instruction for any generative explanation in the sorter and forbid invented item facts.</w:t>
       </w:r>
     </w:p>
     <w:p>
-      <w:r>
-        <w:t>The evidence I will keep</w:t>
+      <w:pPr>
+        <w:spacing w:line="336" w:lineRule="auto" w:after="180"/>
+      </w:pPr>
+      <w:r>
+        <w:rPr>
+          <w:b w:val="0"/>
+        </w:rPr>
+        <w:t xml:space="preserve">The </w:t>
+      </w:r>
+      <w:r>
+        <w:rPr>
+          <w:b/>
+        </w:rPr>
+        <w:t>evidence</w:t>
+      </w:r>
+      <w:r>
+        <w:rPr>
+          <w:b w:val="0"/>
+        </w:rPr>
+        <w:t xml:space="preserve"> I will keep</w:t>
       </w:r>
     </w:p>
     <w:p>
@@ -3572,8 +6708,26 @@
       </w:r>
     </w:p>
     <w:p>
-      <w:r>
-        <w:t>Your teacher has the independent answer and scoring criteria. Complete the matching workbook week to keep your practice evidence together.</w:t>
+      <w:pPr>
+        <w:spacing w:line="336" w:lineRule="auto" w:after="180"/>
+      </w:pPr>
+      <w:r>
+        <w:rPr>
+          <w:b w:val="0"/>
+        </w:rPr>
+        <w:t xml:space="preserve">Your teacher has the independent answer and scoring criteria. Complete the matching workbook week to keep your practice </w:t>
+      </w:r>
+      <w:r>
+        <w:rPr>
+          <w:b/>
+        </w:rPr>
+        <w:t>evidence</w:t>
+      </w:r>
+      <w:r>
+        <w:rPr>
+          <w:b w:val="0"/>
+        </w:rPr>
+        <w:t xml:space="preserve"> together.</w:t>
       </w:r>
     </w:p>
     <w:p>
@@ -3585,8 +6739,27 @@
       </w:r>
     </w:p>
     <w:p>
-      <w:r>
-        <w:t>Write a request for a three-bullet explanation of evaporation for Grade 6 using only a supplied paragraph. Create three separately checkable acceptance criteria. What should happen if the paragraph does not explain evaporation?</w:t>
+      <w:pPr>
+        <w:spacing w:line="336" w:lineRule="auto" w:after="180"/>
+        <w:shd w:fill="F5F1FB"/>
+      </w:pPr>
+      <w:r>
+        <w:rPr>
+          <w:b w:val="0"/>
+        </w:rPr>
+        <w:t>Write a request for a three-bullet explanation of evaporation for Grade 6 using only a supplied paragraph. Create three separately checkable acceptance criteria.</w:t>
+      </w:r>
+    </w:p>
+    <w:p>
+      <w:pPr>
+        <w:spacing w:line="336" w:lineRule="auto" w:after="180"/>
+        <w:shd w:fill="F5F1FB"/>
+      </w:pPr>
+      <w:r>
+        <w:rPr>
+          <w:b w:val="0"/>
+        </w:rPr>
+        <w:t>What should happen if the paragraph does not explain evaporation?</w:t>
       </w:r>
     </w:p>
     <w:p>
@@ -3641,8 +6814,25 @@
       </w:r>
     </w:p>
     <w:p>
-      <w:r>
-        <w:t>Attempt the independent case before hints. Record whether you worked alone, used a hint or followed a model. After feedback, fix the first unsupported step and explain why it changed. A later check uses a changed case, not a copied answer.</w:t>
+      <w:pPr>
+        <w:spacing w:line="336" w:lineRule="auto" w:after="180"/>
+      </w:pPr>
+      <w:r>
+        <w:rPr>
+          <w:b w:val="0"/>
+        </w:rPr>
+        <w:t>Attempt the independent case before hints. Record whether you worked alone, used a hint or followed a model. After feedback, fix the first unsupported step and explain why it changed.</w:t>
+      </w:r>
+    </w:p>
+    <w:p>
+      <w:pPr>
+        <w:spacing w:line="336" w:lineRule="auto" w:after="180"/>
+      </w:pPr>
+      <w:r>
+        <w:rPr>
+          <w:b w:val="0"/>
+        </w:rPr>
+        <w:t>A later check uses a changed case, not a copied answer.</w:t>
       </w:r>
     </w:p>
     <w:p>
@@ -3655,6 +6845,17 @@
     </w:p>
     <w:p>
       <w:r>
+        <w:t>Use this map to navigate Prompts Are Design Instructions, connect the goals to tasks and keep one evidence record for each attempt.</w:t>
+      </w:r>
+    </w:p>
+    <w:p>
+      <w:pPr>
+        <w:spacing w:line="336" w:lineRule="auto" w:after="180"/>
+      </w:pPr>
+      <w:r>
+        <w:rPr>
+          <w:b w:val="0"/>
+        </w:rPr>
         <w:t>Start with this question: A fictional club needs a short exhibit card, without guesses.</w:t>
       </w:r>
     </w:p>
@@ -3761,13 +6962,61 @@
       </w:tr>
     </w:tbl>
     <w:p>
-      <w:r>
-        <w:t>Remember → watch and explain → try with help → investigate → try independently → keep project evidence. Your teacher may spread this lesson across several classes.</w:t>
-      </w:r>
-    </w:p>
-    <w:p>
-      <w:r>
-        <w:t>Keep your first prediction. Compare it with what the evidence shows and explain any change.</w:t>
+      <w:pPr>
+        <w:spacing w:line="336" w:lineRule="auto" w:after="180"/>
+      </w:pPr>
+      <w:r>
+        <w:rPr>
+          <w:b w:val="0"/>
+        </w:rPr>
+        <w:t xml:space="preserve">Remember → watch and explain → try with help → investigate → try independently → keep project </w:t>
+      </w:r>
+      <w:r>
+        <w:rPr>
+          <w:b/>
+        </w:rPr>
+        <w:t>evidence</w:t>
+      </w:r>
+      <w:r>
+        <w:rPr>
+          <w:b w:val="0"/>
+        </w:rPr>
+        <w:t>. Your teacher may spread this lesson across several classes.</w:t>
+      </w:r>
+    </w:p>
+    <w:p>
+      <w:pPr>
+        <w:spacing w:line="336" w:lineRule="auto" w:after="180"/>
+      </w:pPr>
+      <w:r>
+        <w:rPr>
+          <w:b w:val="0"/>
+        </w:rPr>
+        <w:t xml:space="preserve">Keep your first </w:t>
+      </w:r>
+      <w:r>
+        <w:rPr>
+          <w:b/>
+        </w:rPr>
+        <w:t>prediction</w:t>
+      </w:r>
+      <w:r>
+        <w:rPr>
+          <w:b w:val="0"/>
+        </w:rPr>
+        <w:t xml:space="preserve">. Compare it with what the </w:t>
+      </w:r>
+      <w:r>
+        <w:rPr>
+          <w:b/>
+        </w:rPr>
+        <w:t>evidence</w:t>
+      </w:r>
+      <w:r>
+        <w:rPr>
+          <w:b w:val="0"/>
+        </w:rPr>
+        <w:t xml:space="preserve"> shows and explain any change.</w:t>
       </w:r>
     </w:p>
     <w:p>
@@ -3780,7 +7029,54 @@
     </w:p>
     <w:p>
       <w:r>
-        <w:t>Close your notes. Explain this goal in your own words: Write a prompt with a clear task, supplied evidence and checkable output requirements</w:t>
+        <w:t>Explain Prompts Are Design Instructions without notes, identify a remaining question and plan a later check with a changed case.</w:t>
+      </w:r>
+    </w:p>
+    <w:p>
+      <w:pPr>
+        <w:spacing w:line="336" w:lineRule="auto" w:after="180"/>
+      </w:pPr>
+      <w:r>
+        <w:rPr>
+          <w:b w:val="0"/>
+        </w:rPr>
+        <w:t xml:space="preserve">Close your notes. Explain this goal in your own words: Write a </w:t>
+      </w:r>
+      <w:r>
+        <w:rPr>
+          <w:b/>
+        </w:rPr>
+        <w:t>prompt</w:t>
+      </w:r>
+      <w:r>
+        <w:rPr>
+          <w:b w:val="0"/>
+        </w:rPr>
+        <w:t xml:space="preserve"> with a clear task, supplied </w:t>
+      </w:r>
+      <w:r>
+        <w:rPr>
+          <w:b/>
+        </w:rPr>
+        <w:t>evidence</w:t>
+      </w:r>
+      <w:r>
+        <w:rPr>
+          <w:b w:val="0"/>
+        </w:rPr>
+        <w:t xml:space="preserve"> and checkable </w:t>
+      </w:r>
+      <w:r>
+        <w:rPr>
+          <w:b/>
+        </w:rPr>
+        <w:t>output</w:t>
+      </w:r>
+      <w:r>
+        <w:rPr>
+          <w:b w:val="0"/>
+        </w:rPr>
+        <w:t xml:space="preserve"> requirements</w:t>
       </w:r>
     </w:p>
     <w:p>
@@ -3817,13 +7113,61 @@
       </w:r>
     </w:p>
     <w:p>
-      <w:r>
-        <w:t>If you are unsure, return to the worked picture and explain one arrow. If you are ready, change an input or assumption and justify your prediction.</w:t>
-      </w:r>
-    </w:p>
-    <w:p>
-      <w:r>
-        <w:t>Save your workbook evidence. At the next review, try a different case before opening your old answer.</w:t>
+      <w:pPr>
+        <w:spacing w:line="336" w:lineRule="auto" w:after="180"/>
+      </w:pPr>
+      <w:r>
+        <w:rPr>
+          <w:b w:val="0"/>
+        </w:rPr>
+        <w:t xml:space="preserve">If you are unsure, return to the worked picture and explain one arrow. If you are ready, change an </w:t>
+      </w:r>
+      <w:r>
+        <w:rPr>
+          <w:b/>
+        </w:rPr>
+        <w:t>input</w:t>
+      </w:r>
+      <w:r>
+        <w:rPr>
+          <w:b w:val="0"/>
+        </w:rPr>
+        <w:t xml:space="preserve"> or assumption and justify your </w:t>
+      </w:r>
+      <w:r>
+        <w:rPr>
+          <w:b/>
+        </w:rPr>
+        <w:t>prediction</w:t>
+      </w:r>
+      <w:r>
+        <w:rPr>
+          <w:b w:val="0"/>
+        </w:rPr>
+        <w:t>.</w:t>
+      </w:r>
+    </w:p>
+    <w:p>
+      <w:pPr>
+        <w:spacing w:line="336" w:lineRule="auto" w:after="180"/>
+      </w:pPr>
+      <w:r>
+        <w:rPr>
+          <w:b w:val="0"/>
+        </w:rPr>
+        <w:t xml:space="preserve">Save your workbook </w:t>
+      </w:r>
+      <w:r>
+        <w:rPr>
+          <w:b/>
+        </w:rPr>
+        <w:t>evidence</w:t>
+      </w:r>
+      <w:r>
+        <w:rPr>
+          <w:b w:val="0"/>
+        </w:rPr>
+        <w:t>. At the next review, try a different case before opening your old answer.</w:t>
       </w:r>
     </w:p>
     <w:p>
@@ -3836,11 +7180,28 @@
     </w:p>
     <w:p>
       <w:r>
+        <w:t>Attempt supported questions before using hints or feedback. Review a missing building block, then keep the completed work.</w:t>
+      </w:r>
+    </w:p>
+    <w:p>
+      <w:pPr>
+        <w:spacing w:line="336" w:lineRule="auto" w:after="180"/>
+      </w:pPr>
+      <w:r>
+        <w:rPr>
+          <w:b w:val="0"/>
+        </w:rPr>
         <w:t>Use this supported practice once, in the browser or on paper. Keep the reserved independent assessment for a separate first attempt before teacher feedback.</w:t>
       </w:r>
     </w:p>
     <w:p>
-      <w:r>
+      <w:pPr>
+        <w:spacing w:line="336" w:lineRule="auto" w:after="180"/>
+      </w:pPr>
+      <w:r>
+        <w:rPr>
+          <w:b w:val="0"/>
+        </w:rPr>
         <w:t>A fictional club needs a short exhibit card, without guesses.</w:t>
       </w:r>
     </w:p>
@@ -3853,27 +7214,67 @@
       </w:r>
     </w:p>
     <w:p>
-      <w:r>
+      <w:pPr>
+        <w:spacing w:line="336" w:lineRule="auto" w:after="180"/>
+      </w:pPr>
+      <w:r>
+        <w:rPr>
+          <w:b w:val="0"/>
+        </w:rPr>
         <w:t>Which labelled step matches this detail? Check labels, two-line format and each factual claim.</w:t>
       </w:r>
     </w:p>
     <w:p>
-      <w:r>
+      <w:pPr>
+        <w:spacing w:line="336" w:lineRule="auto" w:after="180"/>
+        <w:shd w:fill="F4F9FC"/>
+      </w:pPr>
+      <w:r>
+        <w:rPr>
+          <w:b w:val="0"/>
+        </w:rPr>
         <w:t>1. State task</w:t>
       </w:r>
     </w:p>
     <w:p>
-      <w:r>
+      <w:pPr>
+        <w:spacing w:line="336" w:lineRule="auto" w:after="180"/>
+        <w:shd w:fill="F4F9FC"/>
+      </w:pPr>
+      <w:r>
+        <w:rPr>
+          <w:b w:val="0"/>
+        </w:rPr>
         <w:t>2. Follow missing rule</w:t>
       </w:r>
     </w:p>
     <w:p>
-      <w:r>
-        <w:t>3. Find evidence</w:t>
-      </w:r>
-    </w:p>
-    <w:p>
-      <w:r>
+      <w:pPr>
+        <w:spacing w:line="336" w:lineRule="auto" w:after="180"/>
+        <w:shd w:fill="F4F9FC"/>
+      </w:pPr>
+      <w:r>
+        <w:rPr>
+          <w:b w:val="0"/>
+        </w:rPr>
+        <w:t xml:space="preserve">3. Find </w:t>
+      </w:r>
+      <w:r>
+        <w:rPr>
+          <w:b/>
+        </w:rPr>
+        <w:t>evidence</w:t>
+      </w:r>
+    </w:p>
+    <w:p>
+      <w:pPr>
+        <w:spacing w:line="336" w:lineRule="auto" w:after="180"/>
+        <w:shd w:fill="F4F9FC"/>
+      </w:pPr>
+      <w:r>
+        <w:rPr>
+          <w:b w:val="0"/>
+        </w:rPr>
         <w:t>4. Check contract</w:t>
       </w:r>
     </w:p>
@@ -3911,40 +7312,166 @@
       </w:r>
     </w:p>
     <w:p>
-      <w:r>
+      <w:pPr>
+        <w:pStyle w:val="Heading3"/>
+      </w:pPr>
+      <w:r>
+        <w:t>Hint · try first</w:t>
+      </w:r>
+    </w:p>
+    <w:p>
+      <w:pPr>
+        <w:spacing w:line="336" w:lineRule="auto" w:after="180"/>
+        <w:shd w:fill="F1F6F8"/>
+      </w:pPr>
+      <w:r>
+        <w:rPr>
+          <w:b w:val="0"/>
+        </w:rPr>
         <w:t>Hint if needed: Read the steps in the pictorial case. Match the supplied detail to the stage that performs or records it.</w:t>
       </w:r>
     </w:p>
     <w:p>
-      <w:r>
-        <w:t>After your attempt, compare with the supported explanation: Check contract Check labels, two-line format and each factual claim. A useful prompt describes both the wanted answer and what to do when evidence is insufficient. Asking for a duration does not create one. Examples can demonstrate the format, but they must not become sources of event facts. Check content support separately from whether the answer looks tidy.</w:t>
-      </w:r>
-    </w:p>
-    <w:p>
       <w:pPr>
         <w:pStyle w:val="Heading3"/>
       </w:pPr>
       <w:r>
+        <w:t>Feedback · compare after trying</w:t>
+      </w:r>
+    </w:p>
+    <w:p>
+      <w:pPr>
+        <w:spacing w:line="336" w:lineRule="auto" w:after="180"/>
+        <w:shd w:fill="F1F6FC"/>
+      </w:pPr>
+      <w:r>
+        <w:rPr>
+          <w:b w:val="0"/>
+        </w:rPr>
+        <w:t xml:space="preserve">After your attempt, compare with the supported explanation: Check contract Check labels, two-line format and each factual claim. A useful </w:t>
+      </w:r>
+      <w:r>
+        <w:rPr>
+          <w:b/>
+        </w:rPr>
+        <w:t>prompt</w:t>
+      </w:r>
+      <w:r>
+        <w:rPr>
+          <w:b w:val="0"/>
+        </w:rPr>
+        <w:t xml:space="preserve"> describes both the wanted answer and what to do when </w:t>
+      </w:r>
+      <w:r>
+        <w:rPr>
+          <w:b/>
+        </w:rPr>
+        <w:t>evidence</w:t>
+      </w:r>
+      <w:r>
+        <w:rPr>
+          <w:b w:val="0"/>
+        </w:rPr>
+        <w:t xml:space="preserve"> is insufficient.</w:t>
+      </w:r>
+    </w:p>
+    <w:p>
+      <w:pPr>
+        <w:spacing w:line="336" w:lineRule="auto" w:after="180"/>
+        <w:shd w:fill="F1F6FC"/>
+      </w:pPr>
+      <w:r>
+        <w:rPr>
+          <w:b w:val="0"/>
+        </w:rPr>
+        <w:t>Asking for a duration does not create one. Examples can demonstrate the format, but they must not become sources of event facts. Check content support separately from whether the answer looks tidy.</w:t>
+      </w:r>
+    </w:p>
+    <w:p>
+      <w:pPr>
+        <w:pStyle w:val="Heading3"/>
+      </w:pPr>
+      <w:r>
         <w:t>Practice 2: explain the deciding evidence</w:t>
       </w:r>
     </w:p>
     <w:p>
-      <w:r>
+      <w:pPr>
+        <w:pStyle w:val="Heading3"/>
+      </w:pPr>
+      <w:r>
+        <w:t>Changed case · predict first</w:t>
+      </w:r>
+    </w:p>
+    <w:p>
+      <w:pPr>
+        <w:spacing w:line="336" w:lineRule="auto" w:after="180"/>
+        <w:shd w:fill="F5F1FB"/>
+      </w:pPr>
+      <w:r>
+        <w:rPr>
+          <w:b w:val="0"/>
+        </w:rPr>
         <w:t>Changed-case practice: Add source B naming the same exhibit duration 20 minutes, with B declared current and authoritative. Which conclusion is supported by the supplied facts?</w:t>
       </w:r>
     </w:p>
     <w:p>
-      <w:r>
-        <w:t>1. We can decide the result without examining the changed input or the procedure.</w:t>
-      </w:r>
-    </w:p>
-    <w:p>
-      <w:r>
-        <w:t>2. This one example guarantees correct results for every future input.</w:t>
-      </w:r>
-    </w:p>
-    <w:p>
-      <w:r>
+      <w:pPr>
+        <w:spacing w:line="336" w:lineRule="auto" w:after="180"/>
+        <w:shd w:fill="F4F9FC"/>
+      </w:pPr>
+      <w:r>
+        <w:rPr>
+          <w:b w:val="0"/>
+        </w:rPr>
+        <w:t xml:space="preserve">1. We can decide the result without examining the changed </w:t>
+      </w:r>
+      <w:r>
+        <w:rPr>
+          <w:b/>
+        </w:rPr>
+        <w:t>input</w:t>
+      </w:r>
+      <w:r>
+        <w:rPr>
+          <w:b w:val="0"/>
+        </w:rPr>
+        <w:t xml:space="preserve"> or the procedure.</w:t>
+      </w:r>
+    </w:p>
+    <w:p>
+      <w:pPr>
+        <w:spacing w:line="336" w:lineRule="auto" w:after="180"/>
+        <w:shd w:fill="F4F9FC"/>
+      </w:pPr>
+      <w:r>
+        <w:rPr>
+          <w:b w:val="0"/>
+        </w:rPr>
+        <w:t xml:space="preserve">2. This one example guarantees correct results for every future </w:t>
+      </w:r>
+      <w:r>
+        <w:rPr>
+          <w:b/>
+        </w:rPr>
+        <w:t>input</w:t>
+      </w:r>
+      <w:r>
+        <w:rPr>
+          <w:b w:val="0"/>
+        </w:rPr>
+        <w:t>.</w:t>
+      </w:r>
+    </w:p>
+    <w:p>
+      <w:pPr>
+        <w:spacing w:line="336" w:lineRule="auto" w:after="180"/>
+        <w:shd w:fill="F4F9FC"/>
+      </w:pPr>
+      <w:r>
+        <w:rPr>
+          <w:b w:val="0"/>
+        </w:rPr>
         <w:t>3. Duration becomes 20 minutes.</w:t>
       </w:r>
     </w:p>
@@ -3982,12 +7509,42 @@
       </w:r>
     </w:p>
     <w:p>
-      <w:r>
+      <w:pPr>
+        <w:pStyle w:val="Heading3"/>
+      </w:pPr>
+      <w:r>
+        <w:t>Hint · try first</w:t>
+      </w:r>
+    </w:p>
+    <w:p>
+      <w:pPr>
+        <w:spacing w:line="336" w:lineRule="auto" w:after="180"/>
+        <w:shd w:fill="F1F6F8"/>
+      </w:pPr>
+      <w:r>
+        <w:rPr>
+          <w:b w:val="0"/>
+        </w:rPr>
         <w:t>Hint if needed: Use the changed condition and the deciding step in the pictorial trace. The answer must say what follows from those facts.</w:t>
       </w:r>
     </w:p>
     <w:p>
-      <w:r>
+      <w:pPr>
+        <w:pStyle w:val="Heading3"/>
+      </w:pPr>
+      <w:r>
+        <w:t>Feedback · compare after trying</w:t>
+      </w:r>
+    </w:p>
+    <w:p>
+      <w:pPr>
+        <w:spacing w:line="336" w:lineRule="auto" w:after="180"/>
+        <w:shd w:fill="F1F6FC"/>
+      </w:pPr>
+      <w:r>
+        <w:rPr>
+          <w:b w:val="0"/>
+        </w:rPr>
         <w:t>After your attempt, compare with the supported explanation: Duration becomes 20 minutes. There is now an authorised source for the previously missing field.</w:t>
       </w:r>
     </w:p>
@@ -4000,18 +7557,81 @@
       </w:r>
     </w:p>
     <w:p>
-      <w:r>
-        <w:t>Review Generate, Retrieve, or Calculate? (ai-1/25). Goal: Distinguish retrieving a record, calculating from inputs and generating wording. Short practice: Label each arrow with its operation. Can the system add snacks because invitations often mention them?. Return to this week and explain what you changed.</w:t>
-      </w:r>
-    </w:p>
-    <w:p>
-      <w:r>
-        <w:t>Review Fair for Whom? (ai-1/23). Goal: Compute a correct-out-of-assessed fraction and explain its denominator. Short practice: Which group loses performance under N, and can total improvement erase that fact?. Return to this week and explain what you changed.</w:t>
-      </w:r>
-    </w:p>
-    <w:p>
-      <w:r>
-        <w:t>Review Recommendations (ai-1/20). Goal: Apply eligibility requirements before ranking candidates by preferences. Short practice: Why does the recommendation change without changing anyone’s preferences?. Return to this week and explain what you changed.</w:t>
+      <w:pPr>
+        <w:spacing w:line="336" w:lineRule="auto" w:after="180"/>
+      </w:pPr>
+      <w:r>
+        <w:rPr>
+          <w:b w:val="0"/>
+        </w:rPr>
+        <w:t xml:space="preserve">Review Generate, Retrieve, or Calculate? (ai-1/25). Goal: Distinguish retrieving a record, calculating from </w:t>
+      </w:r>
+      <w:r>
+        <w:rPr>
+          <w:b/>
+        </w:rPr>
+        <w:t>input</w:t>
+      </w:r>
+      <w:r>
+        <w:rPr>
+          <w:b w:val="0"/>
+        </w:rPr>
+        <w:t>s and generating wording. Short practice: Label each arrow with its operation.</w:t>
+      </w:r>
+    </w:p>
+    <w:p>
+      <w:pPr>
+        <w:spacing w:line="336" w:lineRule="auto" w:after="180"/>
+      </w:pPr>
+      <w:r>
+        <w:rPr>
+          <w:b w:val="0"/>
+        </w:rPr>
+        <w:t>Can the system add snacks because invitations often mention them?. Return to this week and explain what you changed.</w:t>
+      </w:r>
+    </w:p>
+    <w:p>
+      <w:pPr>
+        <w:spacing w:line="336" w:lineRule="auto" w:after="180"/>
+      </w:pPr>
+      <w:r>
+        <w:rPr>
+          <w:b w:val="0"/>
+        </w:rPr>
+        <w:t>Review Fair for Whom? (ai-1/23). Goal: Compute a correct-out-of-assessed fraction and explain its denominator. Short practice: Which group loses performance under N, and can total improvement erase that fact?.</w:t>
+      </w:r>
+    </w:p>
+    <w:p>
+      <w:pPr>
+        <w:spacing w:line="336" w:lineRule="auto" w:after="180"/>
+      </w:pPr>
+      <w:r>
+        <w:rPr>
+          <w:b w:val="0"/>
+        </w:rPr>
+        <w:t>Return to this week and explain what you changed.</w:t>
+      </w:r>
+    </w:p>
+    <w:p>
+      <w:pPr>
+        <w:spacing w:line="336" w:lineRule="auto" w:after="180"/>
+      </w:pPr>
+      <w:r>
+        <w:rPr>
+          <w:b w:val="0"/>
+        </w:rPr>
+        <w:t>Review Recommendations (ai-1/20). Goal: Apply eligibility requirements before ranking candidates by preferences. Short practice: Why does the recommendation change without changing anyone’s preferences?.</w:t>
+      </w:r>
+    </w:p>
+    <w:p>
+      <w:pPr>
+        <w:spacing w:line="336" w:lineRule="auto" w:after="180"/>
+      </w:pPr>
+      <w:r>
+        <w:rPr>
+          <w:b w:val="0"/>
+        </w:rPr>
+        <w:t>Return to this week and explain what you changed.</w:t>
       </w:r>
     </w:p>
     <w:p>
@@ -4023,8 +7643,686 @@
       </w:r>
     </w:p>
     <w:p>
-      <w:r>
-        <w:t>Use Download completed work in the hosted lesson to export your answers, reflections, practice feedback and code-run evidence. Open the HTML copy to read or print it. Drafts stay in this browser when storage is available; clear drafts on a shared device.</w:t>
+      <w:pPr>
+        <w:spacing w:line="336" w:lineRule="auto" w:after="180"/>
+      </w:pPr>
+      <w:r>
+        <w:rPr>
+          <w:b w:val="0"/>
+        </w:rPr>
+        <w:t xml:space="preserve">Use Download completed work in the hosted lesson to export your answers, reflections, practice feedback and code-run </w:t>
+      </w:r>
+      <w:r>
+        <w:rPr>
+          <w:b/>
+        </w:rPr>
+        <w:t>evidence</w:t>
+      </w:r>
+      <w:r>
+        <w:rPr>
+          <w:b w:val="0"/>
+        </w:rPr>
+        <w:t>. Open the HTML copy to read or print it.</w:t>
+      </w:r>
+    </w:p>
+    <w:p>
+      <w:pPr>
+        <w:spacing w:line="336" w:lineRule="auto" w:after="180"/>
+      </w:pPr>
+      <w:r>
+        <w:rPr>
+          <w:b w:val="0"/>
+        </w:rPr>
+        <w:t>Drafts stay in this browser when storage is available; clear drafts on a shared device.</w:t>
+      </w:r>
+    </w:p>
+    <w:p>
+      <w:pPr>
+        <w:pStyle w:val="Heading1"/>
+      </w:pPr>
+      <w:r>
+        <w:t>18. Visual concept journey</w:t>
+      </w:r>
+    </w:p>
+    <w:p>
+      <w:r>
+        <w:t>Explain each Prompts Are Design Instructions graphic using its labels, deciding evidence and relevant limitation.</w:t>
+      </w:r>
+    </w:p>
+    <w:p>
+      <w:pPr>
+        <w:pStyle w:val="Heading3"/>
+      </w:pPr>
+      <w:r>
+        <w:t>01. Prompts Are Design Instructions: the case</w:t>
+      </w:r>
+    </w:p>
+    <w:p>
+      <w:r>
+        <w:drawing>
+          <wp:inline xmlns:a="http://schemas.openxmlformats.org/drawingml/2006/main" xmlns:pic="http://schemas.openxmlformats.org/drawingml/2006/picture">
+            <wp:extent cx="5486400" cy="2840736"/>
+            <wp:docPr id="22" name="Picture 22" descr="A fictional club needs a short exhibit card, without guesses. Supplied facts: Source A: exhibit Paper Birds, location Shelf 2. No duration appears. Required output: two labelled lines, Exhibit and Duration; missing values must say not supplied."/>
+            <wp:cNvGraphicFramePr>
+              <a:graphicFrameLocks noChangeAspect="1"/>
+            </wp:cNvGraphicFramePr>
+            <a:graphic>
+              <a:graphicData uri="http://schemas.openxmlformats.org/drawingml/2006/picture">
+                <pic:pic>
+                  <pic:nvPicPr>
+                    <pic:cNvPr id="0" name="academy-story-ai-1-26-01.png"/>
+                    <pic:cNvPicPr/>
+                  </pic:nvPicPr>
+                  <pic:blipFill>
+                    <a:blip r:embed="rId30"/>
+                    <a:stretch>
+                      <a:fillRect/>
+                    </a:stretch>
+                  </pic:blipFill>
+                  <pic:spPr>
+                    <a:xfrm>
+                      <a:off x="0" y="0"/>
+                      <a:ext cx="5486400" cy="2840736"/>
+                    </a:xfrm>
+                    <a:prstGeom prst="rect"/>
+                  </pic:spPr>
+                </pic:pic>
+              </a:graphicData>
+            </a:graphic>
+          </wp:inline>
+        </w:drawing>
+      </w:r>
+    </w:p>
+    <w:p>
+      <w:pPr>
+        <w:spacing w:line="336" w:lineRule="auto" w:after="180"/>
+      </w:pPr>
+      <w:r>
+        <w:rPr>
+          <w:b w:val="0"/>
+        </w:rPr>
+        <w:t>A fictional club needs a short exhibit card, without guesses. Supplied facts: Source A: exhibit Paper Birds, location Shelf 2. No duration appears.</w:t>
+      </w:r>
+    </w:p>
+    <w:p>
+      <w:pPr>
+        <w:spacing w:line="336" w:lineRule="auto" w:after="180"/>
+      </w:pPr>
+      <w:r>
+        <w:rPr>
+          <w:b w:val="0"/>
+        </w:rPr>
+        <w:t xml:space="preserve">Required </w:t>
+      </w:r>
+      <w:r>
+        <w:rPr>
+          <w:b/>
+        </w:rPr>
+        <w:t>output</w:t>
+      </w:r>
+      <w:r>
+        <w:rPr>
+          <w:b w:val="0"/>
+        </w:rPr>
+        <w:t>: two labelled lines, Exhibit and Duration; missing values must say not supplied.</w:t>
+      </w:r>
+    </w:p>
+    <w:p>
+      <w:pPr>
+        <w:spacing w:line="336" w:lineRule="auto" w:after="180"/>
+        <w:shd w:fill="F5F1FB"/>
+      </w:pPr>
+      <w:r>
+        <w:rPr>
+          <w:b w:val="0"/>
+        </w:rPr>
+        <w:t>Point to the given fact that matters most. Explain why it matters.</w:t>
+      </w:r>
+    </w:p>
+    <w:p>
+      <w:pPr>
+        <w:pStyle w:val="Heading3"/>
+      </w:pPr>
+      <w:r>
+        <w:t>02. Follow the deciding steps</w:t>
+      </w:r>
+    </w:p>
+    <w:p>
+      <w:r>
+        <w:drawing>
+          <wp:inline xmlns:a="http://schemas.openxmlformats.org/drawingml/2006/main" xmlns:pic="http://schemas.openxmlformats.org/drawingml/2006/picture">
+            <wp:extent cx="5486400" cy="4005072"/>
+            <wp:docPr id="23" name="Picture 23" descr="State task: Produce exactly two labelled lines using source A only. → Find evidence: A supplies Paper Birds but no duration. → Follow missing rule: Exhibit: Paper Birds. Duration: not supplied. → Check contract: Check labels, two-line format and each factual claim."/>
+            <wp:cNvGraphicFramePr>
+              <a:graphicFrameLocks noChangeAspect="1"/>
+            </wp:cNvGraphicFramePr>
+            <a:graphic>
+              <a:graphicData uri="http://schemas.openxmlformats.org/drawingml/2006/picture">
+                <pic:pic>
+                  <pic:nvPicPr>
+                    <pic:cNvPr id="0" name="academy-story-ai-1-26-02.png"/>
+                    <pic:cNvPicPr/>
+                  </pic:nvPicPr>
+                  <pic:blipFill>
+                    <a:blip r:embed="rId31"/>
+                    <a:stretch>
+                      <a:fillRect/>
+                    </a:stretch>
+                  </pic:blipFill>
+                  <pic:spPr>
+                    <a:xfrm>
+                      <a:off x="0" y="0"/>
+                      <a:ext cx="5486400" cy="4005072"/>
+                    </a:xfrm>
+                    <a:prstGeom prst="rect"/>
+                  </pic:spPr>
+                </pic:pic>
+              </a:graphicData>
+            </a:graphic>
+          </wp:inline>
+        </w:drawing>
+      </w:r>
+    </w:p>
+    <w:p>
+      <w:pPr>
+        <w:spacing w:line="336" w:lineRule="auto" w:after="180"/>
+      </w:pPr>
+      <w:r>
+        <w:rPr>
+          <w:b w:val="0"/>
+        </w:rPr>
+        <w:t xml:space="preserve">State task: Produce exactly two labelled lines using source A only. → Find </w:t>
+      </w:r>
+      <w:r>
+        <w:rPr>
+          <w:b/>
+        </w:rPr>
+        <w:t>evidence</w:t>
+      </w:r>
+      <w:r>
+        <w:rPr>
+          <w:b w:val="0"/>
+        </w:rPr>
+        <w:t>: A supplies Paper Birds but no duration. → Follow missing rule: Exhibit: Paper Birds.</w:t>
+      </w:r>
+    </w:p>
+    <w:p>
+      <w:pPr>
+        <w:spacing w:line="336" w:lineRule="auto" w:after="180"/>
+      </w:pPr>
+      <w:r>
+        <w:rPr>
+          <w:b w:val="0"/>
+        </w:rPr>
+        <w:t>Duration: not supplied. → Check contract: Check labels, two-line format and each factual claim.</w:t>
+      </w:r>
+    </w:p>
+    <w:p>
+      <w:pPr>
+        <w:spacing w:line="336" w:lineRule="auto" w:after="180"/>
+        <w:shd w:fill="F5F1FB"/>
+      </w:pPr>
+      <w:r>
+        <w:rPr>
+          <w:b w:val="0"/>
+        </w:rPr>
+        <w:t xml:space="preserve">Point to each numbered stage and explain which recorded </w:t>
+      </w:r>
+      <w:r>
+        <w:rPr>
+          <w:b/>
+        </w:rPr>
+        <w:t>input</w:t>
+      </w:r>
+      <w:r>
+        <w:rPr>
+          <w:b w:val="0"/>
+        </w:rPr>
+        <w:t xml:space="preserve"> it uses.</w:t>
+      </w:r>
+    </w:p>
+    <w:p>
+      <w:pPr>
+        <w:pStyle w:val="Heading3"/>
+      </w:pPr>
+      <w:r>
+        <w:t>03. From prompt requirement to evidence of success</w:t>
+      </w:r>
+    </w:p>
+    <w:p>
+      <w:r>
+        <w:drawing>
+          <wp:inline xmlns:a="http://schemas.openxmlformats.org/drawingml/2006/main" xmlns:pic="http://schemas.openxmlformats.org/drawingml/2006/picture">
+            <wp:extent cx="5486400" cy="2923032"/>
+            <wp:docPr id="24" name="Picture 24" descr="From prompt requirement to evidence of success. Use source C only | Monday and Room 7 | Compare with C. Mark missing values | Time: not stated | Check absent time. Four labelled lines | Day Time Place Bring | Count and inspect. No added details | No invented promises | Check every claim"/>
+            <wp:cNvGraphicFramePr>
+              <a:graphicFrameLocks noChangeAspect="1"/>
+            </wp:cNvGraphicFramePr>
+            <a:graphic>
+              <a:graphicData uri="http://schemas.openxmlformats.org/drawingml/2006/picture">
+                <pic:pic>
+                  <pic:nvPicPr>
+                    <pic:cNvPr id="0" name="academy-story-ai-1-26-03.png"/>
+                    <pic:cNvPicPr/>
+                  </pic:nvPicPr>
+                  <pic:blipFill>
+                    <a:blip r:embed="rId32"/>
+                    <a:stretch>
+                      <a:fillRect/>
+                    </a:stretch>
+                  </pic:blipFill>
+                  <pic:spPr>
+                    <a:xfrm>
+                      <a:off x="0" y="0"/>
+                      <a:ext cx="5486400" cy="2923032"/>
+                    </a:xfrm>
+                    <a:prstGeom prst="rect"/>
+                  </pic:spPr>
+                </pic:pic>
+              </a:graphicData>
+            </a:graphic>
+          </wp:inline>
+        </w:drawing>
+      </w:r>
+    </w:p>
+    <w:p>
+      <w:pPr>
+        <w:spacing w:line="336" w:lineRule="auto" w:after="180"/>
+      </w:pPr>
+      <w:r>
+        <w:rPr>
+          <w:b w:val="0"/>
+        </w:rPr>
+        <w:t xml:space="preserve">From </w:t>
+      </w:r>
+      <w:r>
+        <w:rPr>
+          <w:b/>
+        </w:rPr>
+        <w:t>prompt</w:t>
+      </w:r>
+      <w:r>
+        <w:rPr>
+          <w:b w:val="0"/>
+        </w:rPr>
+        <w:t xml:space="preserve"> requirement to </w:t>
+      </w:r>
+      <w:r>
+        <w:rPr>
+          <w:b/>
+        </w:rPr>
+        <w:t>evidence</w:t>
+      </w:r>
+      <w:r>
+        <w:rPr>
+          <w:b w:val="0"/>
+        </w:rPr>
+        <w:t xml:space="preserve"> of success. Use source C only | Monday and Room 7 | Compare with C. Mark missing values | Time: not stated | Check absent time.</w:t>
+      </w:r>
+    </w:p>
+    <w:p>
+      <w:pPr>
+        <w:spacing w:line="336" w:lineRule="auto" w:after="180"/>
+      </w:pPr>
+      <w:r>
+        <w:rPr>
+          <w:b w:val="0"/>
+        </w:rPr>
+        <w:t>Four labelled lines | Day Time Place Bring | Count and inspect. No added details | No invented promises | Check every claim</w:t>
+      </w:r>
+    </w:p>
+    <w:p>
+      <w:pPr>
+        <w:spacing w:line="336" w:lineRule="auto" w:after="180"/>
+        <w:shd w:fill="F5F1FB"/>
+      </w:pPr>
+      <w:r>
+        <w:rPr>
+          <w:b w:val="0"/>
+        </w:rPr>
+        <w:t>Read the labels and values. Explain the relationship the model shows.</w:t>
+      </w:r>
+    </w:p>
+    <w:p>
+      <w:pPr>
+        <w:pStyle w:val="Heading3"/>
+      </w:pPr>
+      <w:r>
+        <w:t>04. Change one thing. Trace what follows.</w:t>
+      </w:r>
+    </w:p>
+    <w:p>
+      <w:r>
+        <w:drawing>
+          <wp:inline xmlns:a="http://schemas.openxmlformats.org/drawingml/2006/main" xmlns:pic="http://schemas.openxmlformats.org/drawingml/2006/picture">
+            <wp:extent cx="5486400" cy="3041904"/>
+            <wp:docPr id="25" name="Picture 25" descr="Original case: Check labels, two-line format and each factual claim. Changed condition: Add source B naming the same exhibit duration 20 minutes, with B declared current and authoritative. Expected result: Duration becomes 20 minutes. Reason: There is now an authorised source for the previously missing field."/>
+            <wp:cNvGraphicFramePr>
+              <a:graphicFrameLocks noChangeAspect="1"/>
+            </wp:cNvGraphicFramePr>
+            <a:graphic>
+              <a:graphicData uri="http://schemas.openxmlformats.org/drawingml/2006/picture">
+                <pic:pic>
+                  <pic:nvPicPr>
+                    <pic:cNvPr id="0" name="academy-story-ai-1-26-04.png"/>
+                    <pic:cNvPicPr/>
+                  </pic:nvPicPr>
+                  <pic:blipFill>
+                    <a:blip r:embed="rId33"/>
+                    <a:stretch>
+                      <a:fillRect/>
+                    </a:stretch>
+                  </pic:blipFill>
+                  <pic:spPr>
+                    <a:xfrm>
+                      <a:off x="0" y="0"/>
+                      <a:ext cx="5486400" cy="3041904"/>
+                    </a:xfrm>
+                    <a:prstGeom prst="rect"/>
+                  </pic:spPr>
+                </pic:pic>
+              </a:graphicData>
+            </a:graphic>
+          </wp:inline>
+        </w:drawing>
+      </w:r>
+    </w:p>
+    <w:p>
+      <w:pPr>
+        <w:spacing w:line="336" w:lineRule="auto" w:after="180"/>
+      </w:pPr>
+      <w:r>
+        <w:rPr>
+          <w:b w:val="0"/>
+        </w:rPr>
+        <w:t>Original case: Check labels, two-line format and each factual claim. Changed condition: Add source B naming the same exhibit duration 20 minutes, with B declared current and authoritative.</w:t>
+      </w:r>
+    </w:p>
+    <w:p>
+      <w:pPr>
+        <w:spacing w:line="336" w:lineRule="auto" w:after="180"/>
+      </w:pPr>
+      <w:r>
+        <w:rPr>
+          <w:b w:val="0"/>
+        </w:rPr>
+        <w:t>Expected result: Duration becomes 20 minutes. Reason: There is now an authorised source for the previously missing field.</w:t>
+      </w:r>
+    </w:p>
+    <w:p>
+      <w:pPr>
+        <w:spacing w:line="336" w:lineRule="auto" w:after="180"/>
+        <w:shd w:fill="F5F1FB"/>
+      </w:pPr>
+      <w:r>
+        <w:rPr>
+          <w:b w:val="0"/>
+        </w:rPr>
+        <w:t>Predict before checking the worked changed-case result. Name what changed and what the supplied facts allow you to conclude.</w:t>
+      </w:r>
+    </w:p>
+    <w:p>
+      <w:pPr>
+        <w:pStyle w:val="Heading3"/>
+      </w:pPr>
+      <w:r>
+        <w:t>05. Connect the explanation to its limit</w:t>
+      </w:r>
+    </w:p>
+    <w:p>
+      <w:r>
+        <w:drawing>
+          <wp:inline xmlns:a="http://schemas.openxmlformats.org/drawingml/2006/main" xmlns:pic="http://schemas.openxmlformats.org/drawingml/2006/picture">
+            <wp:extent cx="5486400" cy="2834640"/>
+            <wp:docPr id="26" name="Picture 26" descr="A useful prompt describes both the wanted answer and what to do when evidence is insufficient. Asking for a duration does not create one. Examples can demonstrate the format, but they must not become sources of event facts. Check content support separately from whether the answer looks tidy. Limit: Even a complete prompt does not guarantee an AI system follows it; test returned outputs against the contract."/>
+            <wp:cNvGraphicFramePr>
+              <a:graphicFrameLocks noChangeAspect="1"/>
+            </wp:cNvGraphicFramePr>
+            <a:graphic>
+              <a:graphicData uri="http://schemas.openxmlformats.org/drawingml/2006/picture">
+                <pic:pic>
+                  <pic:nvPicPr>
+                    <pic:cNvPr id="0" name="academy-story-ai-1-26-05.png"/>
+                    <pic:cNvPicPr/>
+                  </pic:nvPicPr>
+                  <pic:blipFill>
+                    <a:blip r:embed="rId34"/>
+                    <a:stretch>
+                      <a:fillRect/>
+                    </a:stretch>
+                  </pic:blipFill>
+                  <pic:spPr>
+                    <a:xfrm>
+                      <a:off x="0" y="0"/>
+                      <a:ext cx="5486400" cy="2834640"/>
+                    </a:xfrm>
+                    <a:prstGeom prst="rect"/>
+                  </pic:spPr>
+                </pic:pic>
+              </a:graphicData>
+            </a:graphic>
+          </wp:inline>
+        </w:drawing>
+      </w:r>
+    </w:p>
+    <w:p>
+      <w:pPr>
+        <w:spacing w:line="336" w:lineRule="auto" w:after="180"/>
+      </w:pPr>
+      <w:r>
+        <w:rPr>
+          <w:b w:val="0"/>
+        </w:rPr>
+        <w:t xml:space="preserve">A useful </w:t>
+      </w:r>
+      <w:r>
+        <w:rPr>
+          <w:b/>
+        </w:rPr>
+        <w:t>prompt</w:t>
+      </w:r>
+      <w:r>
+        <w:rPr>
+          <w:b w:val="0"/>
+        </w:rPr>
+        <w:t xml:space="preserve"> describes both the wanted answer and what to do when </w:t>
+      </w:r>
+      <w:r>
+        <w:rPr>
+          <w:b/>
+        </w:rPr>
+        <w:t>evidence</w:t>
+      </w:r>
+      <w:r>
+        <w:rPr>
+          <w:b w:val="0"/>
+        </w:rPr>
+        <w:t xml:space="preserve"> is insufficient. Asking for a duration does not create one. Examples can demonstrate the format, but they must not become sources of event facts.</w:t>
+      </w:r>
+    </w:p>
+    <w:p>
+      <w:pPr>
+        <w:spacing w:line="336" w:lineRule="auto" w:after="180"/>
+      </w:pPr>
+      <w:r>
+        <w:rPr>
+          <w:b w:val="0"/>
+        </w:rPr>
+        <w:t xml:space="preserve">Check content support separately from whether the answer looks tidy. Limit: Even a complete </w:t>
+      </w:r>
+      <w:r>
+        <w:rPr>
+          <w:b/>
+        </w:rPr>
+        <w:t>prompt</w:t>
+      </w:r>
+      <w:r>
+        <w:rPr>
+          <w:b w:val="0"/>
+        </w:rPr>
+        <w:t xml:space="preserve"> does not guarantee an AI system follows it; test returned </w:t>
+      </w:r>
+      <w:r>
+        <w:rPr>
+          <w:b/>
+        </w:rPr>
+        <w:t>output</w:t>
+      </w:r>
+      <w:r>
+        <w:rPr>
+          <w:b w:val="0"/>
+        </w:rPr>
+        <w:t>s against the contract.</w:t>
+      </w:r>
+    </w:p>
+    <w:p>
+      <w:pPr>
+        <w:spacing w:line="336" w:lineRule="auto" w:after="180"/>
+        <w:shd w:fill="F5F1FB"/>
+      </w:pPr>
+      <w:r>
+        <w:rPr>
+          <w:b w:val="0"/>
+        </w:rPr>
+        <w:t>Explain the case, then point to a limit on the claim.</w:t>
+      </w:r>
+    </w:p>
+    <w:p>
+      <w:pPr>
+        <w:pStyle w:val="Heading3"/>
+      </w:pPr>
+      <w:r>
+        <w:t>06. Make the idea visible in your project</w:t>
+      </w:r>
+    </w:p>
+    <w:p>
+      <w:r>
+        <w:drawing>
+          <wp:inline xmlns:a="http://schemas.openxmlformats.org/drawingml/2006/main" xmlns:pic="http://schemas.openxmlformats.org/drawingml/2006/picture">
+            <wp:extent cx="5486400" cy="3380232"/>
+            <wp:docPr id="27" name="Picture 27" descr="Specify sorter input, output fields, evidence limits and missing/conflict behavior before improving its wording. Draw your input, deciding step, result and limit. Supported question: What must happen if B instead conflicts with another equally authoritative duration record?"/>
+            <wp:cNvGraphicFramePr>
+              <a:graphicFrameLocks noChangeAspect="1"/>
+            </wp:cNvGraphicFramePr>
+            <a:graphic>
+              <a:graphicData uri="http://schemas.openxmlformats.org/drawingml/2006/picture">
+                <pic:pic>
+                  <pic:nvPicPr>
+                    <pic:cNvPr id="0" name="academy-story-ai-1-26-06.png"/>
+                    <pic:cNvPicPr/>
+                  </pic:nvPicPr>
+                  <pic:blipFill>
+                    <a:blip r:embed="rId35"/>
+                    <a:stretch>
+                      <a:fillRect/>
+                    </a:stretch>
+                  </pic:blipFill>
+                  <pic:spPr>
+                    <a:xfrm>
+                      <a:off x="0" y="0"/>
+                      <a:ext cx="5486400" cy="3380232"/>
+                    </a:xfrm>
+                    <a:prstGeom prst="rect"/>
+                  </pic:spPr>
+                </pic:pic>
+              </a:graphicData>
+            </a:graphic>
+          </wp:inline>
+        </w:drawing>
+      </w:r>
+    </w:p>
+    <w:p>
+      <w:pPr>
+        <w:spacing w:line="336" w:lineRule="auto" w:after="180"/>
+      </w:pPr>
+      <w:r>
+        <w:rPr>
+          <w:b w:val="0"/>
+        </w:rPr>
+        <w:t xml:space="preserve">Specify sorter </w:t>
+      </w:r>
+      <w:r>
+        <w:rPr>
+          <w:b/>
+        </w:rPr>
+        <w:t>input</w:t>
+      </w:r>
+      <w:r>
+        <w:rPr>
+          <w:b w:val="0"/>
+        </w:rPr>
+        <w:t xml:space="preserve">, </w:t>
+      </w:r>
+      <w:r>
+        <w:rPr>
+          <w:b/>
+        </w:rPr>
+        <w:t>output</w:t>
+      </w:r>
+      <w:r>
+        <w:rPr>
+          <w:b w:val="0"/>
+        </w:rPr>
+        <w:t xml:space="preserve"> fields, </w:t>
+      </w:r>
+      <w:r>
+        <w:rPr>
+          <w:b/>
+        </w:rPr>
+        <w:t>evidence</w:t>
+      </w:r>
+      <w:r>
+        <w:rPr>
+          <w:b w:val="0"/>
+        </w:rPr>
+        <w:t xml:space="preserve"> limits and missing/conflict behavior before improving its wording. Draw your </w:t>
+      </w:r>
+      <w:r>
+        <w:rPr>
+          <w:b/>
+        </w:rPr>
+        <w:t>input</w:t>
+      </w:r>
+      <w:r>
+        <w:rPr>
+          <w:b w:val="0"/>
+        </w:rPr>
+        <w:t>, deciding step, result and limit.</w:t>
+      </w:r>
+    </w:p>
+    <w:p>
+      <w:pPr>
+        <w:spacing w:line="336" w:lineRule="auto" w:after="180"/>
+      </w:pPr>
+      <w:r>
+        <w:rPr>
+          <w:b w:val="0"/>
+        </w:rPr>
+        <w:t>Supported question: What must happen if B instead conflicts with another equally authoritative duration record?</w:t>
+      </w:r>
+    </w:p>
+    <w:p>
+      <w:pPr>
+        <w:spacing w:line="336" w:lineRule="auto" w:after="180"/>
+        <w:shd w:fill="F5F1FB"/>
+      </w:pPr>
+      <w:r>
+        <w:rPr>
+          <w:b w:val="0"/>
+        </w:rPr>
+        <w:t xml:space="preserve">Draw your project trace and justify the deciding step using </w:t>
+      </w:r>
+      <w:r>
+        <w:rPr>
+          <w:b/>
+        </w:rPr>
+        <w:t>evidence</w:t>
+      </w:r>
+      <w:r>
+        <w:rPr>
+          <w:b w:val="0"/>
+        </w:rPr>
+        <w:t>.</w:t>
       </w:r>
     </w:p>
     <w:sectPr>

--- a/downloads/student/ai-1-week-26.docx
+++ b/downloads/student/ai-1-week-26.docx
@@ -1815,7 +1815,7 @@
         <w:rPr>
           <w:b w:val="0"/>
         </w:rPr>
-        <w:t>Change: Add source B naming the same exhibit duration 20 minutes, with B declared current and authoritative.</w:t>
+        <w:t>Change: Update the prompt to authorise sources A and B. Add B naming the same exhibit duration 20 minutes, with B declared current and authoritative.</w:t>
       </w:r>
     </w:p>
     <w:p>
@@ -3385,7 +3385,7 @@
         <w:rPr>
           <w:b w:val="0"/>
         </w:rPr>
-        <w:t>Change one thing: Add source B naming the same exhibit duration 20 minutes, with B declared current and authoritative. Predict the result before checking the explanation. What remains the same?</w:t>
+        <w:t>Change one thing: Update the prompt to authorise sources A and B. Add B naming the same exhibit duration 20 minutes, with B declared current and authoritative. Predict the result before checking the explanation. What remains the same?</w:t>
       </w:r>
     </w:p>
     <w:p>
@@ -7412,7 +7412,7 @@
         <w:rPr>
           <w:b w:val="0"/>
         </w:rPr>
-        <w:t>Changed-case practice: Add source B naming the same exhibit duration 20 minutes, with B declared current and authoritative. Which conclusion is supported by the supplied facts?</w:t>
+        <w:t>Changed-case practice: Update the prompt to authorise sources A and B. Add B naming the same exhibit duration 20 minutes, with B declared current and authoritative. Which conclusion is supported by the supplied facts?</w:t>
       </w:r>
     </w:p>
     <w:p>
@@ -7995,8 +7995,8 @@
       <w:r>
         <w:drawing>
           <wp:inline xmlns:a="http://schemas.openxmlformats.org/drawingml/2006/main" xmlns:pic="http://schemas.openxmlformats.org/drawingml/2006/picture">
-            <wp:extent cx="5486400" cy="3041904"/>
-            <wp:docPr id="25" name="Picture 25" descr="Original case: Check labels, two-line format and each factual claim. Changed condition: Add source B naming the same exhibit duration 20 minutes, with B declared current and authoritative. Expected result: Duration becomes 20 minutes. Reason: There is now an authorised source for the previously missing field."/>
+            <wp:extent cx="5486400" cy="3191256"/>
+            <wp:docPr id="25" name="Picture 25" descr="Original case: Check labels, two-line format and each factual claim. Changed condition: Update the prompt to authorise sources A and B. Add B naming the same exhibit duration 20 minutes, with B declared current and authoritative. Expected result: Duration becomes 20 minutes. Reason: There is now an authorised source for the previously missing field."/>
             <wp:cNvGraphicFramePr>
               <a:graphicFrameLocks noChangeAspect="1"/>
             </wp:cNvGraphicFramePr>
@@ -8016,7 +8016,7 @@
                   <pic:spPr>
                     <a:xfrm>
                       <a:off x="0" y="0"/>
-                      <a:ext cx="5486400" cy="3041904"/>
+                      <a:ext cx="5486400" cy="3191256"/>
                     </a:xfrm>
                     <a:prstGeom prst="rect"/>
                   </pic:spPr>
@@ -8035,7 +8035,7 @@
         <w:rPr>
           <w:b w:val="0"/>
         </w:rPr>
-        <w:t>Original case: Check labels, two-line format and each factual claim. Changed condition: Add source B naming the same exhibit duration 20 minutes, with B declared current and authoritative.</w:t>
+        <w:t>Original case: Check labels, two-line format and each factual claim. Changed condition: Update the prompt to authorise sources A and B. Add B naming the same exhibit duration 20 minutes, with B declared current and authoritative.</w:t>
       </w:r>
     </w:p>
     <w:p>
